--- a/NEXI Lettera_di_nomina_Amministratore_di_Sistema_Template_ESTERNI_v2.docx
+++ b/NEXI Lettera_di_nomina_Amministratore_di_Sistema_Template_ESTERNI_v2.docx
@@ -1,10 +1,9 @@
 
 <file path=word/document.xml><?xml version="1.0" encoding="utf-8"?>
-<w:document xmlns:o="urn:schemas-microsoft-com:office:office" xmlns:r="http://schemas.openxmlformats.org/officeDocument/2006/relationships" xmlns:v="urn:schemas-microsoft-com:vml" xmlns:w="http://schemas.openxmlformats.org/wordprocessingml/2006/main" xmlns:w10="urn:schemas-microsoft-com:office:word" xmlns:wp="http://schemas.openxmlformats.org/drawingml/2006/wordprocessingDrawing" xmlns:pic="http://schemas.openxmlformats.org/drawingml/2006/picture" xmlns:wps="http://schemas.microsoft.com/office/word/2010/wordprocessingShape" xmlns:wpg="http://schemas.microsoft.com/office/word/2010/wordprocessingGroup" xmlns:mc="http://schemas.openxmlformats.org/markup-compatibility/2006" xmlns:wp14="http://schemas.microsoft.com/office/word/2010/wordprocessingDrawing" xmlns:w14="http://schemas.microsoft.com/office/word/2010/wordml" xmlns:w15="http://schemas.microsoft.com/office/word/2012/wordml" mc:Ignorable="w14 wp14 w15">
+<w:document xmlns:wpc="http://schemas.microsoft.com/office/word/2010/wordprocessingCanvas" xmlns:cx="http://schemas.microsoft.com/office/drawing/2014/chartex" xmlns:cx1="http://schemas.microsoft.com/office/drawing/2015/9/8/chartex" xmlns:cx2="http://schemas.microsoft.com/office/drawing/2015/10/21/chartex" xmlns:cx3="http://schemas.microsoft.com/office/drawing/2016/5/9/chartex" xmlns:cx4="http://schemas.microsoft.com/office/drawing/2016/5/10/chartex" xmlns:cx5="http://schemas.microsoft.com/office/drawing/2016/5/11/chartex" xmlns:cx6="http://schemas.microsoft.com/office/drawing/2016/5/12/chartex" xmlns:cx7="http://schemas.microsoft.com/office/drawing/2016/5/13/chartex" xmlns:cx8="http://schemas.microsoft.com/office/drawing/2016/5/14/chartex" xmlns:mc="http://schemas.openxmlformats.org/markup-compatibility/2006" xmlns:aink="http://schemas.microsoft.com/office/drawing/2016/ink" xmlns:am3d="http://schemas.microsoft.com/office/drawing/2017/model3d" xmlns:o="urn:schemas-microsoft-com:office:office" xmlns:oel="http://schemas.microsoft.com/office/2019/extlst" xmlns:r="http://schemas.openxmlformats.org/officeDocument/2006/relationships" xmlns:m="http://schemas.openxmlformats.org/officeDocument/2006/math" xmlns:v="urn:schemas-microsoft-com:vml" xmlns:wp14="http://schemas.microsoft.com/office/word/2010/wordprocessingDrawing" xmlns:wp="http://schemas.openxmlformats.org/drawingml/2006/wordprocessingDrawing" xmlns:w10="urn:schemas-microsoft-com:office:word" xmlns:w="http://schemas.openxmlformats.org/wordprocessingml/2006/main" xmlns:w14="http://schemas.microsoft.com/office/word/2010/wordml" xmlns:w15="http://schemas.microsoft.com/office/word/2012/wordml" xmlns:w16cex="http://schemas.microsoft.com/office/word/2018/wordml/cex" xmlns:w16cid="http://schemas.microsoft.com/office/word/2016/wordml/cid" xmlns:w16="http://schemas.microsoft.com/office/word/2018/wordml" xmlns:w16du="http://schemas.microsoft.com/office/word/2023/wordml/word16du" xmlns:w16sdtdh="http://schemas.microsoft.com/office/word/2020/wordml/sdtdatahash" xmlns:w16sdtfl="http://schemas.microsoft.com/office/word/2024/wordml/sdtformatlock" xmlns:w16se="http://schemas.microsoft.com/office/word/2015/wordml/symex" xmlns:wpg="http://schemas.microsoft.com/office/word/2010/wordprocessingGroup" xmlns:wpi="http://schemas.microsoft.com/office/word/2010/wordprocessingInk" xmlns:wne="http://schemas.microsoft.com/office/word/2006/wordml" xmlns:wps="http://schemas.microsoft.com/office/word/2010/wordprocessingShape" xmlns:a="http://schemas.openxmlformats.org/drawingml/2006/main" xmlns:pic="http://schemas.openxmlformats.org/drawingml/2006/picture" mc:Ignorable="w14 w15 w16se w16cid w16 w16cex w16sdtdh w16sdtfl w16du wp14">
   <w:body>
     <w:p>
       <w:pPr>
-        <w:pStyle w:val="Normal"/>
         <w:jc w:val="center"/>
         <w:rPr>
           <w:b/>
@@ -47,8 +46,11 @@
         <w:t xml:space="preserve">” del 27 novembre 2008 (il </w:t>
       </w:r>
       <w:r>
+        <w:rPr>
+          <w:noProof/>
+        </w:rPr>
         <w:drawing>
-          <wp:anchor behindDoc="0" distT="0" distB="0" distL="114300" distR="114300" simplePos="0" locked="0" layoutInCell="0" allowOverlap="1" relativeHeight="2">
+          <wp:anchor distT="0" distB="0" distL="114300" distR="114300" simplePos="0" relativeHeight="2" behindDoc="0" locked="0" layoutInCell="0" allowOverlap="1" wp14:anchorId="50259F16" wp14:editId="07777777">
             <wp:simplePos x="0" y="0"/>
             <wp:positionH relativeFrom="margin">
               <wp:posOffset>-838200</wp:posOffset>
@@ -73,7 +75,7 @@
                     </pic:cNvPicPr>
                   </pic:nvPicPr>
                   <pic:blipFill>
-                    <a:blip r:embed="rId2"/>
+                    <a:blip r:embed="rId11"/>
                     <a:stretch>
                       <a:fillRect/>
                     </a:stretch>
@@ -107,150 +109,92 @@
     </w:p>
     <w:p>
       <w:pPr>
-        <w:pStyle w:val="Normal"/>
-        <w:ind w:firstLine="708" w:start="7080"/>
+        <w:ind w:left="7080" w:firstLine="708"/>
+        <w:jc w:val="right"/>
+      </w:pPr>
+      <w:r>
+        <w:rPr>
+          <w:sz w:val="17"/>
+          <w:szCs w:val="17"/>
+        </w:rPr>
+        <w:t>Milano, 30-01-2026</w:t>
+      </w:r>
+    </w:p>
+    <w:p>
+      <w:pPr>
+        <w:spacing w:after="0"/>
+        <w:ind w:left="7080" w:firstLine="708"/>
+        <w:jc w:val="right"/>
+        <w:rPr>
+          <w:sz w:val="17"/>
+          <w:szCs w:val="17"/>
+        </w:rPr>
+      </w:pPr>
+      <w:r>
+        <w:rPr>
+          <w:sz w:val="17"/>
+          <w:szCs w:val="17"/>
+        </w:rPr>
+        <w:t>Egregio Sig.</w:t>
+      </w:r>
+    </w:p>
+    <w:p>
+      <w:pPr>
+        <w:spacing w:after="0"/>
+        <w:ind w:left="7080" w:firstLine="708"/>
+        <w:jc w:val="right"/>
+        <w:rPr>
+          <w:sz w:val="17"/>
+          <w:szCs w:val="17"/>
+        </w:rPr>
+      </w:pPr>
+      <w:r>
+        <w:rPr>
+          <w:sz w:val="17"/>
+          <w:szCs w:val="17"/>
+          <w:highlight w:val="yellow"/>
+        </w:rPr>
+        <w:t xml:space="preserve"> </w:t>
+      </w:r>
+      <w:r>
+        <w:rPr>
+          <w:sz w:val="17"/>
+          <w:szCs w:val="17"/>
+        </w:rPr>
+        <w:t>Matera Giuseppe</w:t>
+      </w:r>
+    </w:p>
+    <w:p>
+      <w:pPr>
+        <w:spacing w:after="0"/>
+        <w:ind w:left="7080" w:firstLine="708"/>
+        <w:jc w:val="right"/>
+        <w:rPr>
+          <w:sz w:val="17"/>
+          <w:szCs w:val="17"/>
+        </w:rPr>
+      </w:pPr>
+      <w:r>
+        <w:rPr>
+          <w:sz w:val="17"/>
+          <w:szCs w:val="17"/>
+        </w:rPr>
+        <w:t>AITHO</w:t>
+      </w:r>
+    </w:p>
+    <w:p>
+      <w:pPr>
+        <w:spacing w:after="0"/>
+        <w:ind w:left="7080" w:firstLine="708"/>
         <w:jc w:val="center"/>
         <w:rPr>
-          <w:highlight w:val="none"/>
-          <w:shd w:fill="auto" w:val="clear"/>
-        </w:rPr>
-      </w:pPr>
-      <w:r>
-        <w:rPr>
-          <w:sz w:val="17"/>
-          <w:szCs w:val="17"/>
-          <w:shd w:fill="auto" w:val="clear"/>
-        </w:rPr>
-        <w:t xml:space="preserve">Milano, </w:t>
-      </w:r>
-      <w:r>
-        <w:rPr>
-          <w:sz w:val="17"/>
-          <w:szCs w:val="17"/>
-          <w:shd w:fill="auto" w:val="clear"/>
-        </w:rPr>
-        <w:t>30</w:t>
-      </w:r>
-      <w:r>
-        <w:rPr>
-          <w:sz w:val="17"/>
-          <w:szCs w:val="17"/>
-          <w:shd w:fill="auto" w:val="clear"/>
-        </w:rPr>
-        <w:t>-</w:t>
-      </w:r>
-      <w:r>
-        <w:rPr>
-          <w:sz w:val="17"/>
-          <w:szCs w:val="17"/>
-          <w:shd w:fill="auto" w:val="clear"/>
-        </w:rPr>
-        <w:t>01</w:t>
-      </w:r>
-      <w:r>
-        <w:rPr>
-          <w:sz w:val="17"/>
-          <w:szCs w:val="17"/>
-          <w:shd w:fill="auto" w:val="clear"/>
-        </w:rPr>
-        <w:t>-202</w:t>
-      </w:r>
-      <w:r>
-        <w:rPr>
-          <w:sz w:val="17"/>
-          <w:szCs w:val="17"/>
-          <w:shd w:fill="auto" w:val="clear"/>
-        </w:rPr>
-        <w:t>6</w:t>
-      </w:r>
-    </w:p>
-    <w:p>
-      <w:pPr>
-        <w:pStyle w:val="Normal"/>
-        <w:spacing w:before="0" w:after="0"/>
-        <w:ind w:firstLine="708" w:start="7080"/>
-        <w:jc w:val="center"/>
-        <w:rPr>
-          <w:sz w:val="17"/>
-          <w:szCs w:val="17"/>
-        </w:rPr>
-      </w:pPr>
-      <w:r>
-        <w:rPr>
-          <w:sz w:val="17"/>
-          <w:szCs w:val="17"/>
-        </w:rPr>
-        <w:t>Egregio Sig.</w:t>
-      </w:r>
-    </w:p>
-    <w:p>
-      <w:pPr>
-        <w:pStyle w:val="Normal"/>
-        <w:spacing w:before="0" w:after="0"/>
-        <w:ind w:firstLine="708" w:start="7080"/>
-        <w:jc w:val="center"/>
-        <w:rPr>
-          <w:sz w:val="17"/>
-          <w:szCs w:val="17"/>
-        </w:rPr>
-      </w:pPr>
-      <w:r>
-        <w:rPr>
-          <w:sz w:val="17"/>
-          <w:szCs w:val="17"/>
-          <w:highlight w:val="yellow"/>
-        </w:rPr>
-        <w:t xml:space="preserve"> </w:t>
-      </w:r>
-      <w:r>
-        <w:rPr>
-          <w:sz w:val="17"/>
-          <w:szCs w:val="17"/>
-          <w:shd w:fill="auto" w:val="clear"/>
-        </w:rPr>
-        <w:t>Matera Giuseppe</w:t>
-      </w:r>
-    </w:p>
-    <w:p>
-      <w:pPr>
-        <w:pStyle w:val="Normal"/>
-        <w:spacing w:before="0" w:after="0"/>
-        <w:ind w:firstLine="708" w:start="7080"/>
-        <w:jc w:val="center"/>
-        <w:rPr>
-          <w:sz w:val="17"/>
-          <w:szCs w:val="17"/>
-        </w:rPr>
-      </w:pPr>
-      <w:r>
-        <w:rPr>
-          <w:sz w:val="17"/>
-          <w:szCs w:val="17"/>
-        </w:rPr>
-        <w:t>AITHO</w:t>
-      </w:r>
-    </w:p>
-    <w:p>
-      <w:pPr>
-        <w:pStyle w:val="Normal"/>
-        <w:spacing w:before="0" w:after="0"/>
-        <w:ind w:firstLine="708" w:start="7080"/>
-        <w:jc w:val="center"/>
-        <w:rPr>
-          <w:sz w:val="17"/>
-          <w:szCs w:val="17"/>
-        </w:rPr>
-      </w:pPr>
-      <w:r>
-        <w:rPr>
-          <w:sz w:val="17"/>
-          <w:szCs w:val="17"/>
-        </w:rPr>
-      </w:r>
-    </w:p>
-    <w:p>
-      <w:pPr>
-        <w:pStyle w:val="Normal"/>
+          <w:sz w:val="17"/>
+          <w:szCs w:val="17"/>
+        </w:rPr>
+      </w:pPr>
+    </w:p>
+    <w:p>
+      <w:pPr>
         <w:jc w:val="both"/>
         <w:rPr>
           <w:sz w:val="17"/>
@@ -267,7 +211,6 @@
     </w:p>
     <w:p>
       <w:pPr>
-        <w:pStyle w:val="Normal"/>
         <w:jc w:val="both"/>
         <w:rPr>
           <w:sz w:val="17"/>
@@ -285,54 +228,45 @@
     <w:tbl>
       <w:tblPr>
         <w:tblStyle w:val="TableGrid"/>
-        <w:tblpPr w:vertAnchor="text" w:horzAnchor="text" w:leftFromText="141" w:rightFromText="141" w:tblpX="0" w:tblpY="1"/>
+        <w:tblpPr w:leftFromText="141" w:rightFromText="141" w:vertAnchor="text" w:tblpY="1"/>
         <w:tblOverlap w:val="never"/>
         <w:tblW w:w="9004" w:type="dxa"/>
-        <w:jc w:val="start"/>
-        <w:tblInd w:w="0" w:type="dxa"/>
         <w:tblLayout w:type="fixed"/>
-        <w:tblCellMar>
-          <w:top w:w="0" w:type="dxa"/>
-          <w:start w:w="108" w:type="dxa"/>
-          <w:bottom w:w="0" w:type="dxa"/>
-          <w:end w:w="108" w:type="dxa"/>
-        </w:tblCellMar>
-        <w:tblLook w:firstRow="1" w:noVBand="1" w:lastRow="0" w:firstColumn="1" w:lastColumn="0" w:noHBand="0" w:val="04a0"/>
+        <w:tblLook w:val="04A0" w:firstRow="1" w:lastRow="0" w:firstColumn="1" w:lastColumn="0" w:noHBand="0" w:noVBand="1"/>
       </w:tblPr>
       <w:tblGrid>
-        <w:gridCol w:w="386"/>
-        <w:gridCol w:w="8490"/>
-        <w:gridCol w:w="128"/>
+        <w:gridCol w:w="384"/>
+        <w:gridCol w:w="8384"/>
+        <w:gridCol w:w="236"/>
       </w:tblGrid>
       <w:tr>
         <w:trPr>
-          <w:trHeight w:val="80" w:hRule="atLeast"/>
+          <w:trHeight w:val="80"/>
         </w:trPr>
         <w:tc>
           <w:tcPr>
             <w:tcW w:w="386" w:type="dxa"/>
             <w:tcBorders>
               <w:top w:val="nil"/>
-              <w:start w:val="nil"/>
+              <w:left w:val="nil"/>
               <w:bottom w:val="nil"/>
-              <w:end w:val="nil"/>
+              <w:right w:val="nil"/>
             </w:tcBorders>
           </w:tcPr>
           <w:sdt>
             <w:sdtPr>
+              <w:id w:val="-2055916785"/>
               <w14:checkbox>
-                <w14:checked w:val="1"/>
-                <w14:checkedState w:val="2612"/>
-                <w14:uncheckedState w:val="2610"/>
+                <w14:checked w14:val="1"/>
+                <w14:checkedState w14:val="2612" w14:font="MS Gothic"/>
+                <w14:uncheckedState w14:val="2610" w14:font="MS Gothic"/>
               </w14:checkbox>
-              <w:id w:val="-2055916785"/>
             </w:sdtPr>
+            <w:sdtEndPr/>
             <w:sdtContent>
               <w:p>
                 <w:pPr>
-                  <w:pStyle w:val="Normal"/>
-                  <w:widowControl/>
-                  <w:spacing w:lineRule="auto" w:line="240" w:before="0" w:after="0"/>
+                  <w:spacing w:after="0" w:line="240" w:lineRule="auto"/>
                   <w:jc w:val="both"/>
                   <w:rPr>
                     <w:sz w:val="17"/>
@@ -341,11 +275,9 @@
                 </w:pPr>
                 <w:r>
                   <w:rPr>
-                    <w:rFonts w:eastAsia="MS Gothic" w:cs="Arial" w:hint="eastAsia" w:ascii="MS Gothic" w:hAnsi="MS Gothic"/>
-                    <w:kern w:val="0"/>
+                    <w:rFonts w:hint="eastAsia" w:ascii="MS Gothic" w:hAnsi="MS Gothic" w:eastAsia="MS Gothic" w:cs="Arial"/>
                     <w:sz w:val="17"/>
                     <w:szCs w:val="17"/>
-                    <w:lang w:val="it-IT" w:eastAsia="en-US" w:bidi="ar-SA"/>
                   </w:rPr>
                   <w:t>☒</w:t>
                 </w:r>
@@ -358,16 +290,14 @@
             <w:tcW w:w="8490" w:type="dxa"/>
             <w:tcBorders>
               <w:top w:val="nil"/>
-              <w:start w:val="nil"/>
+              <w:left w:val="nil"/>
               <w:bottom w:val="nil"/>
-              <w:end w:val="nil"/>
+              <w:right w:val="nil"/>
             </w:tcBorders>
           </w:tcPr>
           <w:p>
             <w:pPr>
-              <w:pStyle w:val="Normal"/>
-              <w:widowControl/>
-              <w:spacing w:lineRule="auto" w:line="240" w:before="0" w:after="0"/>
+              <w:spacing w:after="0" w:line="240" w:lineRule="auto"/>
               <w:jc w:val="both"/>
               <w:rPr>
                 <w:sz w:val="17"/>
@@ -377,10 +307,8 @@
             <w:r>
               <w:rPr>
                 <w:rFonts w:eastAsia="Calibri" w:cs="Arial"/>
-                <w:kern w:val="0"/>
                 <w:sz w:val="17"/>
                 <w:szCs w:val="17"/>
-                <w:lang w:val="it-IT" w:eastAsia="en-US" w:bidi="ar-SA"/>
               </w:rPr>
               <w:t>AMMINISTRATORE DI BASI DATI</w:t>
             </w:r>
@@ -391,64 +319,46 @@
             <w:tcW w:w="128" w:type="dxa"/>
             <w:tcBorders>
               <w:top w:val="nil"/>
-              <w:start w:val="nil"/>
+              <w:left w:val="nil"/>
               <w:bottom w:val="nil"/>
-              <w:end w:val="nil"/>
+              <w:right w:val="nil"/>
             </w:tcBorders>
           </w:tcPr>
           <w:p>
             <w:pPr>
-              <w:pStyle w:val="Normal"/>
-              <w:widowControl/>
-              <w:spacing w:lineRule="auto" w:line="240" w:before="0" w:after="0"/>
-              <w:jc w:val="start"/>
+              <w:spacing w:after="0" w:line="240" w:lineRule="auto"/>
               <w:rPr>
                 <w:rFonts w:ascii="Calibri" w:hAnsi="Calibri" w:eastAsia="Calibri" w:cs="Arial"/>
-                <w:kern w:val="0"/>
-                <w:sz w:val="22"/>
-                <w:szCs w:val="22"/>
-                <w:lang w:val="it-IT" w:eastAsia="en-US" w:bidi="ar-SA"/>
               </w:rPr>
             </w:pPr>
-            <w:r>
-              <w:rPr>
-                <w:rFonts w:eastAsia="Calibri" w:cs="Arial"/>
-                <w:kern w:val="0"/>
-                <w:sz w:val="22"/>
-                <w:szCs w:val="22"/>
-                <w:lang w:val="it-IT" w:eastAsia="en-US" w:bidi="ar-SA"/>
-              </w:rPr>
-            </w:r>
           </w:p>
         </w:tc>
       </w:tr>
       <w:tr>
-        <w:trPr/>
         <w:tc>
           <w:tcPr>
             <w:tcW w:w="386" w:type="dxa"/>
             <w:tcBorders>
               <w:top w:val="nil"/>
-              <w:start w:val="nil"/>
+              <w:left w:val="nil"/>
               <w:bottom w:val="nil"/>
-              <w:end w:val="nil"/>
+              <w:right w:val="nil"/>
             </w:tcBorders>
           </w:tcPr>
           <w:sdt>
             <w:sdtPr>
+              <w:id w:val="703996086"/>
               <w14:checkbox>
-                <w14:checked w:val="1"/>
-                <w14:checkedState w:val="2612"/>
-                <w14:uncheckedState w:val="2610"/>
+                <w14:checked w14:val="1"/>
+                <w14:checkedState w14:val="2612" w14:font="MS Gothic"/>
+                <w14:uncheckedState w14:val="2610" w14:font="MS Gothic"/>
               </w14:checkbox>
-              <w:id w:val="703996086"/>
             </w:sdtPr>
+            <w:sdtEndPr/>
             <w:sdtContent>
               <w:p>
                 <w:pPr>
-                  <w:pStyle w:val="Normal"/>
-                  <w:widowControl/>
-                  <w:spacing w:lineRule="auto" w:line="240" w:before="0" w:after="0"/>
+                  <w:spacing w:after="0" w:line="240" w:lineRule="auto"/>
                   <w:jc w:val="both"/>
                   <w:rPr>
                     <w:sz w:val="17"/>
@@ -457,11 +367,9 @@
                 </w:pPr>
                 <w:r>
                   <w:rPr>
-                    <w:rFonts w:eastAsia="MS Gothic" w:cs="Arial" w:hint="eastAsia" w:ascii="MS Gothic" w:hAnsi="MS Gothic"/>
-                    <w:kern w:val="0"/>
+                    <w:rFonts w:hint="eastAsia" w:ascii="MS Gothic" w:hAnsi="MS Gothic" w:eastAsia="MS Gothic" w:cs="Arial"/>
                     <w:sz w:val="17"/>
                     <w:szCs w:val="17"/>
-                    <w:lang w:val="it-IT" w:eastAsia="en-US" w:bidi="ar-SA"/>
                   </w:rPr>
                   <w:t>☒</w:t>
                 </w:r>
@@ -474,16 +382,14 @@
             <w:tcW w:w="8490" w:type="dxa"/>
             <w:tcBorders>
               <w:top w:val="nil"/>
-              <w:start w:val="nil"/>
+              <w:left w:val="nil"/>
               <w:bottom w:val="nil"/>
-              <w:end w:val="nil"/>
+              <w:right w:val="nil"/>
             </w:tcBorders>
           </w:tcPr>
           <w:p>
             <w:pPr>
-              <w:pStyle w:val="Normal"/>
-              <w:widowControl/>
-              <w:spacing w:lineRule="auto" w:line="240" w:before="0" w:after="0"/>
+              <w:spacing w:after="0" w:line="240" w:lineRule="auto"/>
               <w:jc w:val="both"/>
               <w:rPr>
                 <w:sz w:val="17"/>
@@ -493,10 +399,8 @@
             <w:r>
               <w:rPr>
                 <w:rFonts w:eastAsia="Calibri" w:cs="Arial"/>
-                <w:kern w:val="0"/>
                 <w:sz w:val="17"/>
                 <w:szCs w:val="17"/>
-                <w:lang w:val="it-IT" w:eastAsia="en-US" w:bidi="ar-SA"/>
               </w:rPr>
               <w:t>AMMINISTRATORE DI SISTEMI OPERATIVI</w:t>
             </w:r>
@@ -507,64 +411,46 @@
             <w:tcW w:w="128" w:type="dxa"/>
             <w:tcBorders>
               <w:top w:val="nil"/>
-              <w:start w:val="nil"/>
+              <w:left w:val="nil"/>
               <w:bottom w:val="nil"/>
-              <w:end w:val="nil"/>
+              <w:right w:val="nil"/>
             </w:tcBorders>
           </w:tcPr>
           <w:p>
             <w:pPr>
-              <w:pStyle w:val="Normal"/>
-              <w:widowControl/>
-              <w:spacing w:lineRule="auto" w:line="240" w:before="0" w:after="0"/>
-              <w:jc w:val="start"/>
+              <w:spacing w:after="0" w:line="240" w:lineRule="auto"/>
               <w:rPr>
                 <w:rFonts w:ascii="Calibri" w:hAnsi="Calibri" w:eastAsia="Calibri" w:cs="Arial"/>
-                <w:kern w:val="0"/>
-                <w:sz w:val="22"/>
-                <w:szCs w:val="22"/>
-                <w:lang w:val="it-IT" w:eastAsia="en-US" w:bidi="ar-SA"/>
               </w:rPr>
             </w:pPr>
-            <w:r>
-              <w:rPr>
-                <w:rFonts w:eastAsia="Calibri" w:cs="Arial"/>
-                <w:kern w:val="0"/>
-                <w:sz w:val="22"/>
-                <w:szCs w:val="22"/>
-                <w:lang w:val="it-IT" w:eastAsia="en-US" w:bidi="ar-SA"/>
-              </w:rPr>
-            </w:r>
           </w:p>
         </w:tc>
       </w:tr>
       <w:tr>
-        <w:trPr/>
         <w:tc>
           <w:tcPr>
             <w:tcW w:w="386" w:type="dxa"/>
             <w:tcBorders>
               <w:top w:val="nil"/>
-              <w:start w:val="nil"/>
+              <w:left w:val="nil"/>
               <w:bottom w:val="nil"/>
-              <w:end w:val="nil"/>
+              <w:right w:val="nil"/>
             </w:tcBorders>
           </w:tcPr>
           <w:sdt>
             <w:sdtPr>
+              <w:id w:val="1097445324"/>
               <w14:checkbox>
-                <w14:checked w:val="0"/>
-                <w14:checkedState w:val="2612"/>
-                <w14:uncheckedState w:val="2610"/>
+                <w14:checked w14:val="1"/>
+                <w14:checkedState w14:val="2612" w14:font="MS Gothic"/>
+                <w14:uncheckedState w14:val="2610" w14:font="MS Gothic"/>
               </w14:checkbox>
-              <w:id w:val="1097445324"/>
             </w:sdtPr>
+            <w:sdtEndPr/>
             <w:sdtContent>
               <w:p>
                 <w:pPr>
-                  <w:pStyle w:val="Normal"/>
-                  <w:widowControl/>
-                  <w:spacing w:lineRule="auto" w:line="240" w:before="0" w:after="0"/>
+                  <w:spacing w:after="0" w:line="240" w:lineRule="auto"/>
                   <w:jc w:val="both"/>
                   <w:rPr>
                     <w:sz w:val="17"/>
@@ -573,11 +459,9 @@
                 </w:pPr>
                 <w:r>
                   <w:rPr>
-                    <w:rFonts w:eastAsia="MS Gothic" w:cs="MS Gothic" w:ascii="MS Gothic" w:hAnsi="MS Gothic"/>
-                    <w:kern w:val="0"/>
+                    <w:rFonts w:ascii="MS Gothic" w:hAnsi="MS Gothic" w:eastAsia="MS Gothic" w:cs="MS Gothic"/>
                     <w:sz w:val="17"/>
                     <w:szCs w:val="17"/>
-                    <w:lang w:val="it-IT" w:eastAsia="en-US" w:bidi="ar-SA"/>
                   </w:rPr>
                   <w:t>☐</w:t>
                 </w:r>
@@ -590,16 +474,14 @@
             <w:tcW w:w="8490" w:type="dxa"/>
             <w:tcBorders>
               <w:top w:val="nil"/>
-              <w:start w:val="nil"/>
+              <w:left w:val="nil"/>
               <w:bottom w:val="nil"/>
-              <w:end w:val="nil"/>
+              <w:right w:val="nil"/>
             </w:tcBorders>
           </w:tcPr>
           <w:p>
             <w:pPr>
-              <w:pStyle w:val="Normal"/>
-              <w:widowControl/>
-              <w:spacing w:lineRule="auto" w:line="240" w:before="0" w:after="0"/>
+              <w:spacing w:after="0" w:line="240" w:lineRule="auto"/>
               <w:jc w:val="both"/>
               <w:rPr>
                 <w:sz w:val="17"/>
@@ -609,10 +491,8 @@
             <w:r>
               <w:rPr>
                 <w:rFonts w:eastAsia="Calibri" w:cs="Arial"/>
-                <w:kern w:val="0"/>
                 <w:sz w:val="17"/>
                 <w:szCs w:val="17"/>
-                <w:lang w:val="it-IT" w:eastAsia="en-US" w:bidi="ar-SA"/>
               </w:rPr>
               <w:t>AMMINISTRATORE DI RETE E APPARATI DI RETE</w:t>
             </w:r>
@@ -623,64 +503,46 @@
             <w:tcW w:w="128" w:type="dxa"/>
             <w:tcBorders>
               <w:top w:val="nil"/>
-              <w:start w:val="nil"/>
+              <w:left w:val="nil"/>
               <w:bottom w:val="nil"/>
-              <w:end w:val="nil"/>
+              <w:right w:val="nil"/>
             </w:tcBorders>
           </w:tcPr>
           <w:p>
             <w:pPr>
-              <w:pStyle w:val="Normal"/>
-              <w:widowControl/>
-              <w:spacing w:lineRule="auto" w:line="240" w:before="0" w:after="0"/>
-              <w:jc w:val="start"/>
+              <w:spacing w:after="0" w:line="240" w:lineRule="auto"/>
               <w:rPr>
                 <w:rFonts w:ascii="Calibri" w:hAnsi="Calibri" w:eastAsia="Calibri" w:cs="Arial"/>
-                <w:kern w:val="0"/>
-                <w:sz w:val="22"/>
-                <w:szCs w:val="22"/>
-                <w:lang w:val="it-IT" w:eastAsia="en-US" w:bidi="ar-SA"/>
               </w:rPr>
             </w:pPr>
-            <w:r>
-              <w:rPr>
-                <w:rFonts w:eastAsia="Calibri" w:cs="Arial"/>
-                <w:kern w:val="0"/>
-                <w:sz w:val="22"/>
-                <w:szCs w:val="22"/>
-                <w:lang w:val="it-IT" w:eastAsia="en-US" w:bidi="ar-SA"/>
-              </w:rPr>
-            </w:r>
           </w:p>
         </w:tc>
       </w:tr>
       <w:tr>
-        <w:trPr/>
         <w:tc>
           <w:tcPr>
             <w:tcW w:w="386" w:type="dxa"/>
             <w:tcBorders>
               <w:top w:val="nil"/>
-              <w:start w:val="nil"/>
+              <w:left w:val="nil"/>
               <w:bottom w:val="nil"/>
-              <w:end w:val="nil"/>
+              <w:right w:val="nil"/>
             </w:tcBorders>
           </w:tcPr>
           <w:sdt>
             <w:sdtPr>
+              <w:id w:val="-1921787216"/>
               <w14:checkbox>
-                <w14:checked w:val="0"/>
-                <w14:checkedState w:val="2612"/>
-                <w14:uncheckedState w:val="2610"/>
+                <w14:checked w14:val="1"/>
+                <w14:checkedState w14:val="2612" w14:font="MS Gothic"/>
+                <w14:uncheckedState w14:val="2610" w14:font="MS Gothic"/>
               </w14:checkbox>
-              <w:id w:val="-1921787216"/>
             </w:sdtPr>
+            <w:sdtEndPr/>
             <w:sdtContent>
               <w:p>
                 <w:pPr>
-                  <w:pStyle w:val="Normal"/>
-                  <w:widowControl/>
-                  <w:spacing w:lineRule="auto" w:line="240" w:before="0" w:after="0"/>
+                  <w:spacing w:after="0" w:line="240" w:lineRule="auto"/>
                   <w:jc w:val="both"/>
                   <w:rPr>
                     <w:sz w:val="17"/>
@@ -689,11 +551,9 @@
                 </w:pPr>
                 <w:r>
                   <w:rPr>
-                    <w:rFonts w:eastAsia="Calibri" w:cs="Segoe UI Symbol" w:ascii="Segoe UI Symbol" w:hAnsi="Segoe UI Symbol"/>
-                    <w:kern w:val="0"/>
+                    <w:rFonts w:ascii="Segoe UI Symbol" w:hAnsi="Segoe UI Symbol" w:eastAsia="Calibri" w:cs="Segoe UI Symbol"/>
                     <w:sz w:val="17"/>
                     <w:szCs w:val="17"/>
-                    <w:lang w:val="it-IT" w:eastAsia="en-US" w:bidi="ar-SA"/>
                   </w:rPr>
                   <w:t>☐</w:t>
                 </w:r>
@@ -706,16 +566,14 @@
             <w:tcW w:w="8490" w:type="dxa"/>
             <w:tcBorders>
               <w:top w:val="nil"/>
-              <w:start w:val="nil"/>
+              <w:left w:val="nil"/>
               <w:bottom w:val="nil"/>
-              <w:end w:val="nil"/>
+              <w:right w:val="nil"/>
             </w:tcBorders>
           </w:tcPr>
           <w:p>
             <w:pPr>
-              <w:pStyle w:val="Normal"/>
-              <w:widowControl/>
-              <w:spacing w:lineRule="auto" w:line="240" w:before="0" w:after="0"/>
+              <w:spacing w:after="0" w:line="240" w:lineRule="auto"/>
               <w:jc w:val="both"/>
               <w:rPr>
                 <w:sz w:val="17"/>
@@ -725,10 +583,8 @@
             <w:r>
               <w:rPr>
                 <w:rFonts w:eastAsia="Calibri" w:cs="Arial"/>
-                <w:kern w:val="0"/>
                 <w:sz w:val="17"/>
                 <w:szCs w:val="17"/>
-                <w:lang w:val="it-IT" w:eastAsia="en-US" w:bidi="ar-SA"/>
               </w:rPr>
               <w:t>AMMINISTRATORE DI STRUMENTI E APPARATI DI SICUREZZA</w:t>
             </w:r>
@@ -739,54 +595,35 @@
             <w:tcW w:w="128" w:type="dxa"/>
             <w:tcBorders>
               <w:top w:val="nil"/>
-              <w:start w:val="nil"/>
+              <w:left w:val="nil"/>
               <w:bottom w:val="nil"/>
-              <w:end w:val="nil"/>
+              <w:right w:val="nil"/>
             </w:tcBorders>
           </w:tcPr>
           <w:p>
             <w:pPr>
-              <w:pStyle w:val="Normal"/>
-              <w:widowControl/>
-              <w:spacing w:lineRule="auto" w:line="240" w:before="0" w:after="0"/>
-              <w:jc w:val="start"/>
+              <w:spacing w:after="0" w:line="240" w:lineRule="auto"/>
               <w:rPr>
                 <w:rFonts w:ascii="Calibri" w:hAnsi="Calibri" w:eastAsia="Calibri" w:cs="Arial"/>
-                <w:kern w:val="0"/>
-                <w:sz w:val="22"/>
-                <w:szCs w:val="22"/>
-                <w:lang w:val="it-IT" w:eastAsia="en-US" w:bidi="ar-SA"/>
               </w:rPr>
             </w:pPr>
-            <w:r>
-              <w:rPr>
-                <w:rFonts w:eastAsia="Calibri" w:cs="Arial"/>
-                <w:kern w:val="0"/>
-                <w:sz w:val="22"/>
-                <w:szCs w:val="22"/>
-                <w:lang w:val="it-IT" w:eastAsia="en-US" w:bidi="ar-SA"/>
-              </w:rPr>
-            </w:r>
           </w:p>
         </w:tc>
       </w:tr>
       <w:tr>
-        <w:trPr/>
         <w:tc>
           <w:tcPr>
             <w:tcW w:w="386" w:type="dxa"/>
             <w:tcBorders>
               <w:top w:val="nil"/>
-              <w:start w:val="nil"/>
+              <w:left w:val="nil"/>
               <w:bottom w:val="nil"/>
-              <w:end w:val="nil"/>
+              <w:right w:val="nil"/>
             </w:tcBorders>
           </w:tcPr>
           <w:p>
             <w:pPr>
-              <w:pStyle w:val="Normal"/>
-              <w:widowControl/>
-              <w:spacing w:lineRule="auto" w:line="240" w:before="0" w:after="0"/>
+              <w:spacing w:after="0" w:line="240" w:lineRule="auto"/>
               <w:jc w:val="both"/>
               <w:rPr>
                 <w:sz w:val="17"/>
@@ -795,11 +632,9 @@
             </w:pPr>
             <w:r>
               <w:rPr>
-                <w:rFonts w:eastAsia="MS Gothic" w:cs="Arial" w:hint="eastAsia" w:ascii="MS Gothic" w:hAnsi="MS Gothic"/>
-                <w:kern w:val="0"/>
+                <w:rFonts w:hint="eastAsia" w:ascii="MS Gothic" w:hAnsi="MS Gothic" w:eastAsia="MS Gothic" w:cs="Arial"/>
                 <w:sz w:val="17"/>
                 <w:szCs w:val="17"/>
-                <w:lang w:val="it-IT" w:eastAsia="en-US" w:bidi="ar-SA"/>
               </w:rPr>
               <w:t>☐</w:t>
             </w:r>
@@ -811,17 +646,14 @@
             <w:gridSpan w:val="2"/>
             <w:tcBorders>
               <w:top w:val="nil"/>
-              <w:start w:val="nil"/>
+              <w:left w:val="nil"/>
               <w:bottom w:val="nil"/>
-              <w:end w:val="nil"/>
+              <w:right w:val="nil"/>
             </w:tcBorders>
           </w:tcPr>
           <w:p>
             <w:pPr>
-              <w:pStyle w:val="Normal"/>
-              <w:widowControl/>
-              <w:spacing w:lineRule="auto" w:line="240" w:before="0" w:after="0"/>
-              <w:jc w:val="start"/>
+              <w:spacing w:after="0" w:line="240" w:lineRule="auto"/>
               <w:rPr>
                 <w:sz w:val="17"/>
                 <w:szCs w:val="17"/>
@@ -830,10 +662,8 @@
             <w:r>
               <w:rPr>
                 <w:rFonts w:eastAsia="Calibri" w:cs="Arial"/>
-                <w:kern w:val="0"/>
                 <w:sz w:val="17"/>
                 <w:szCs w:val="17"/>
-                <w:lang w:val="it-IT" w:eastAsia="en-US" w:bidi="ar-SA"/>
               </w:rPr>
               <w:t>AMMINISTRATORE DI SOFTWARE COMPLESSI*</w:t>
             </w:r>
@@ -843,28 +673,22 @@
     </w:tbl>
     <w:p>
       <w:pPr>
-        <w:pStyle w:val="Normal"/>
-        <w:jc w:val="both"/>
-        <w:rPr>
-          <w:i/>
+        <w:jc w:val="both"/>
+        <w:rPr>
           <w:i/>
           <w:iCs/>
           <w:sz w:val="2"/>
           <w:szCs w:val="2"/>
         </w:rPr>
       </w:pPr>
-      <w:r/>
-      <w:r>
-        <w:rPr/>
+      <w:r>
         <w:br w:type="textWrapping" w:clear="all"/>
       </w:r>
     </w:p>
     <w:p>
       <w:pPr>
-        <w:pStyle w:val="Normal"/>
-        <w:jc w:val="both"/>
-        <w:rPr>
-          <w:i/>
+        <w:jc w:val="both"/>
+        <w:rPr>
           <w:i/>
           <w:iCs/>
           <w:sz w:val="17"/>
@@ -883,7 +707,6 @@
     </w:p>
     <w:p>
       <w:pPr>
-        <w:pStyle w:val="Normal"/>
         <w:jc w:val="both"/>
         <w:rPr>
           <w:sz w:val="17"/>
@@ -902,48 +725,38 @@
       <w:tblPr>
         <w:tblStyle w:val="TableGrid"/>
         <w:tblW w:w="9349" w:type="dxa"/>
-        <w:jc w:val="start"/>
-        <w:tblInd w:w="0" w:type="dxa"/>
         <w:tblLayout w:type="fixed"/>
-        <w:tblCellMar>
-          <w:top w:w="0" w:type="dxa"/>
-          <w:start w:w="108" w:type="dxa"/>
-          <w:bottom w:w="0" w:type="dxa"/>
-          <w:end w:w="108" w:type="dxa"/>
-        </w:tblCellMar>
-        <w:tblLook w:firstRow="1" w:noVBand="1" w:lastRow="0" w:firstColumn="1" w:lastColumn="0" w:noHBand="0" w:val="04a0"/>
+        <w:tblLook w:val="04A0" w:firstRow="1" w:lastRow="0" w:firstColumn="1" w:lastColumn="0" w:noHBand="0" w:noVBand="1"/>
       </w:tblPr>
       <w:tblGrid>
         <w:gridCol w:w="425"/>
         <w:gridCol w:w="8924"/>
       </w:tblGrid>
       <w:tr>
-        <w:trPr/>
         <w:tc>
           <w:tcPr>
             <w:tcW w:w="425" w:type="dxa"/>
             <w:tcBorders>
               <w:top w:val="nil"/>
-              <w:start w:val="nil"/>
+              <w:left w:val="nil"/>
               <w:bottom w:val="nil"/>
-              <w:end w:val="nil"/>
+              <w:right w:val="nil"/>
             </w:tcBorders>
           </w:tcPr>
           <w:sdt>
             <w:sdtPr>
+              <w:id w:val="-2098862499"/>
               <w14:checkbox>
-                <w14:checked w:val="1"/>
-                <w14:checkedState w:val="2612"/>
-                <w14:uncheckedState w:val="2610"/>
+                <w14:checked w14:val="1"/>
+                <w14:checkedState w14:val="2612" w14:font="MS Gothic"/>
+                <w14:uncheckedState w14:val="2610" w14:font="MS Gothic"/>
               </w14:checkbox>
-              <w:id w:val="-2098862499"/>
             </w:sdtPr>
+            <w:sdtEndPr/>
             <w:sdtContent>
               <w:p>
                 <w:pPr>
-                  <w:pStyle w:val="Normal"/>
-                  <w:widowControl/>
-                  <w:spacing w:lineRule="auto" w:line="240" w:before="0" w:after="0"/>
+                  <w:spacing w:after="0" w:line="240" w:lineRule="auto"/>
                   <w:jc w:val="both"/>
                   <w:rPr>
                     <w:sz w:val="17"/>
@@ -952,11 +765,9 @@
                 </w:pPr>
                 <w:r>
                   <w:rPr>
-                    <w:rFonts w:eastAsia="MS Gothic" w:cs="Arial" w:hint="eastAsia" w:ascii="MS Gothic" w:hAnsi="MS Gothic"/>
-                    <w:kern w:val="0"/>
+                    <w:rFonts w:hint="eastAsia" w:ascii="MS Gothic" w:hAnsi="MS Gothic" w:eastAsia="MS Gothic" w:cs="Arial"/>
                     <w:sz w:val="17"/>
                     <w:szCs w:val="17"/>
-                    <w:lang w:val="it-IT" w:eastAsia="en-US" w:bidi="ar-SA"/>
                   </w:rPr>
                   <w:t>☒</w:t>
                 </w:r>
@@ -969,17 +780,15 @@
             <w:tcW w:w="8924" w:type="dxa"/>
             <w:tcBorders>
               <w:top w:val="nil"/>
-              <w:start w:val="nil"/>
+              <w:left w:val="nil"/>
               <w:bottom w:val="nil"/>
-              <w:end w:val="nil"/>
+              <w:right w:val="nil"/>
             </w:tcBorders>
           </w:tcPr>
           <w:p>
             <w:pPr>
-              <w:pStyle w:val="Normal"/>
-              <w:widowControl/>
-              <w:spacing w:lineRule="auto" w:line="240" w:before="0" w:after="0"/>
-              <w:ind w:firstLine="810" w:start="-810"/>
+              <w:spacing w:after="0" w:line="240" w:lineRule="auto"/>
+              <w:ind w:left="-810" w:firstLine="810"/>
               <w:jc w:val="both"/>
               <w:rPr>
                 <w:sz w:val="17"/>
@@ -989,10 +798,8 @@
             <w:r>
               <w:rPr>
                 <w:rFonts w:eastAsia="Calibri" w:cs="Arial"/>
-                <w:kern w:val="0"/>
                 <w:sz w:val="17"/>
                 <w:szCs w:val="17"/>
-                <w:lang w:val="it-IT" w:eastAsia="en-US" w:bidi="ar-SA"/>
               </w:rPr>
               <w:t>DATI CARTE DI PAGAMENTO</w:t>
             </w:r>
@@ -1000,32 +807,30 @@
         </w:tc>
       </w:tr>
       <w:tr>
-        <w:trPr/>
         <w:tc>
           <w:tcPr>
             <w:tcW w:w="425" w:type="dxa"/>
             <w:tcBorders>
               <w:top w:val="nil"/>
-              <w:start w:val="nil"/>
+              <w:left w:val="nil"/>
               <w:bottom w:val="nil"/>
-              <w:end w:val="nil"/>
+              <w:right w:val="nil"/>
             </w:tcBorders>
           </w:tcPr>
           <w:sdt>
             <w:sdtPr>
+              <w:id w:val="-189686188"/>
               <w14:checkbox>
-                <w14:checked w:val="1"/>
-                <w14:checkedState w:val="2612"/>
-                <w14:uncheckedState w:val="2610"/>
+                <w14:checked w14:val="1"/>
+                <w14:checkedState w14:val="2612" w14:font="MS Gothic"/>
+                <w14:uncheckedState w14:val="2610" w14:font="MS Gothic"/>
               </w14:checkbox>
-              <w:id w:val="-189686188"/>
             </w:sdtPr>
+            <w:sdtEndPr/>
             <w:sdtContent>
               <w:p>
                 <w:pPr>
-                  <w:pStyle w:val="Normal"/>
-                  <w:widowControl/>
-                  <w:spacing w:lineRule="auto" w:line="240" w:before="0" w:after="0"/>
+                  <w:spacing w:after="0" w:line="240" w:lineRule="auto"/>
                   <w:jc w:val="both"/>
                   <w:rPr>
                     <w:sz w:val="17"/>
@@ -1034,11 +839,9 @@
                 </w:pPr>
                 <w:r>
                   <w:rPr>
-                    <w:rFonts w:eastAsia="MS Gothic" w:cs="Arial" w:hint="eastAsia" w:ascii="MS Gothic" w:hAnsi="MS Gothic"/>
-                    <w:kern w:val="0"/>
+                    <w:rFonts w:hint="eastAsia" w:ascii="MS Gothic" w:hAnsi="MS Gothic" w:eastAsia="MS Gothic" w:cs="Arial"/>
                     <w:sz w:val="17"/>
                     <w:szCs w:val="17"/>
-                    <w:lang w:val="it-IT" w:eastAsia="en-US" w:bidi="ar-SA"/>
                   </w:rPr>
                   <w:t>☒</w:t>
                 </w:r>
@@ -1051,16 +854,14 @@
             <w:tcW w:w="8924" w:type="dxa"/>
             <w:tcBorders>
               <w:top w:val="nil"/>
-              <w:start w:val="nil"/>
+              <w:left w:val="nil"/>
               <w:bottom w:val="nil"/>
-              <w:end w:val="nil"/>
+              <w:right w:val="nil"/>
             </w:tcBorders>
           </w:tcPr>
           <w:p>
             <w:pPr>
-              <w:pStyle w:val="Normal"/>
-              <w:widowControl/>
-              <w:spacing w:lineRule="auto" w:line="240" w:before="0" w:after="0"/>
+              <w:spacing w:after="0" w:line="240" w:lineRule="auto"/>
               <w:jc w:val="both"/>
               <w:rPr>
                 <w:sz w:val="17"/>
@@ -1070,10 +871,8 @@
             <w:r>
               <w:rPr>
                 <w:rFonts w:eastAsia="Calibri" w:cs="Arial"/>
-                <w:kern w:val="0"/>
                 <w:sz w:val="17"/>
                 <w:szCs w:val="17"/>
-                <w:lang w:val="it-IT" w:eastAsia="en-US" w:bidi="ar-SA"/>
               </w:rPr>
               <w:t>DATI ANAGRAFICI</w:t>
             </w:r>
@@ -1081,32 +880,30 @@
         </w:tc>
       </w:tr>
       <w:tr>
-        <w:trPr/>
         <w:tc>
           <w:tcPr>
             <w:tcW w:w="425" w:type="dxa"/>
             <w:tcBorders>
               <w:top w:val="nil"/>
-              <w:start w:val="nil"/>
+              <w:left w:val="nil"/>
               <w:bottom w:val="nil"/>
-              <w:end w:val="nil"/>
+              <w:right w:val="nil"/>
             </w:tcBorders>
           </w:tcPr>
           <w:sdt>
             <w:sdtPr>
+              <w:id w:val="1768500384"/>
               <w14:checkbox>
-                <w14:checked w:val="1"/>
-                <w14:checkedState w:val="2612"/>
-                <w14:uncheckedState w:val="2610"/>
+                <w14:checked w14:val="1"/>
+                <w14:checkedState w14:val="2612" w14:font="MS Gothic"/>
+                <w14:uncheckedState w14:val="2610" w14:font="MS Gothic"/>
               </w14:checkbox>
-              <w:id w:val="1768500384"/>
             </w:sdtPr>
+            <w:sdtEndPr/>
             <w:sdtContent>
               <w:p>
                 <w:pPr>
-                  <w:pStyle w:val="Normal"/>
-                  <w:widowControl/>
-                  <w:spacing w:lineRule="auto" w:line="240" w:before="0" w:after="0"/>
+                  <w:spacing w:after="0" w:line="240" w:lineRule="auto"/>
                   <w:jc w:val="both"/>
                   <w:rPr>
                     <w:sz w:val="17"/>
@@ -1115,11 +912,9 @@
                 </w:pPr>
                 <w:r>
                   <w:rPr>
-                    <w:rFonts w:eastAsia="MS Gothic" w:cs="Arial" w:hint="eastAsia" w:ascii="MS Gothic" w:hAnsi="MS Gothic"/>
-                    <w:kern w:val="0"/>
+                    <w:rFonts w:hint="eastAsia" w:ascii="MS Gothic" w:hAnsi="MS Gothic" w:eastAsia="MS Gothic" w:cs="Arial"/>
                     <w:sz w:val="17"/>
                     <w:szCs w:val="17"/>
-                    <w:lang w:val="it-IT" w:eastAsia="en-US" w:bidi="ar-SA"/>
                   </w:rPr>
                   <w:t>☒</w:t>
                 </w:r>
@@ -1132,16 +927,14 @@
             <w:tcW w:w="8924" w:type="dxa"/>
             <w:tcBorders>
               <w:top w:val="nil"/>
-              <w:start w:val="nil"/>
+              <w:left w:val="nil"/>
               <w:bottom w:val="nil"/>
-              <w:end w:val="nil"/>
+              <w:right w:val="nil"/>
             </w:tcBorders>
           </w:tcPr>
           <w:p>
             <w:pPr>
-              <w:pStyle w:val="Normal"/>
-              <w:widowControl/>
-              <w:spacing w:lineRule="auto" w:line="240" w:before="0" w:after="0"/>
+              <w:spacing w:after="0" w:line="240" w:lineRule="auto"/>
               <w:jc w:val="both"/>
               <w:rPr>
                 <w:sz w:val="17"/>
@@ -1151,10 +944,8 @@
             <w:r>
               <w:rPr>
                 <w:rFonts w:eastAsia="Calibri" w:cs="Arial"/>
-                <w:kern w:val="0"/>
                 <w:sz w:val="17"/>
                 <w:szCs w:val="17"/>
-                <w:lang w:val="it-IT" w:eastAsia="en-US" w:bidi="ar-SA"/>
               </w:rPr>
               <w:t>DATI MOVIMENTAZIONI ECONOMICHE</w:t>
             </w:r>
@@ -1162,32 +953,30 @@
         </w:tc>
       </w:tr>
       <w:tr>
-        <w:trPr/>
         <w:tc>
           <w:tcPr>
             <w:tcW w:w="425" w:type="dxa"/>
             <w:tcBorders>
               <w:top w:val="nil"/>
-              <w:start w:val="nil"/>
+              <w:left w:val="nil"/>
               <w:bottom w:val="nil"/>
-              <w:end w:val="nil"/>
+              <w:right w:val="nil"/>
             </w:tcBorders>
           </w:tcPr>
           <w:sdt>
             <w:sdtPr>
+              <w:id w:val="1210226425"/>
               <w14:checkbox>
-                <w14:checked w:val="0"/>
-                <w14:checkedState w:val="2612"/>
-                <w14:uncheckedState w:val="2610"/>
+                <w14:checked w14:val="1"/>
+                <w14:checkedState w14:val="2612" w14:font="MS Gothic"/>
+                <w14:uncheckedState w14:val="2610" w14:font="MS Gothic"/>
               </w14:checkbox>
-              <w:id w:val="1210226425"/>
             </w:sdtPr>
+            <w:sdtEndPr/>
             <w:sdtContent>
               <w:p>
                 <w:pPr>
-                  <w:pStyle w:val="Normal"/>
-                  <w:widowControl/>
-                  <w:spacing w:lineRule="auto" w:line="240" w:before="0" w:after="0"/>
+                  <w:spacing w:after="0" w:line="240" w:lineRule="auto"/>
                   <w:jc w:val="both"/>
                   <w:rPr>
                     <w:sz w:val="17"/>
@@ -1196,11 +985,9 @@
                 </w:pPr>
                 <w:r>
                   <w:rPr>
-                    <w:rFonts w:eastAsia="MS Gothic" w:cs="Arial" w:hint="eastAsia" w:ascii="MS Gothic" w:hAnsi="MS Gothic"/>
-                    <w:kern w:val="0"/>
+                    <w:rFonts w:hint="eastAsia" w:ascii="MS Gothic" w:hAnsi="MS Gothic" w:eastAsia="MS Gothic" w:cs="Arial"/>
                     <w:sz w:val="17"/>
                     <w:szCs w:val="17"/>
-                    <w:lang w:val="it-IT" w:eastAsia="en-US" w:bidi="ar-SA"/>
                   </w:rPr>
                   <w:t>☐</w:t>
                 </w:r>
@@ -1213,17 +1000,14 @@
             <w:tcW w:w="8924" w:type="dxa"/>
             <w:tcBorders>
               <w:top w:val="nil"/>
-              <w:start w:val="nil"/>
+              <w:left w:val="nil"/>
               <w:bottom w:val="nil"/>
-              <w:end w:val="nil"/>
+              <w:right w:val="nil"/>
             </w:tcBorders>
           </w:tcPr>
           <w:p>
             <w:pPr>
-              <w:pStyle w:val="Normal"/>
-              <w:widowControl/>
-              <w:spacing w:lineRule="auto" w:line="240" w:before="0" w:after="0"/>
-              <w:jc w:val="start"/>
+              <w:spacing w:after="0" w:line="240" w:lineRule="auto"/>
               <w:rPr>
                 <w:sz w:val="17"/>
                 <w:szCs w:val="17"/>
@@ -1232,44 +1016,25 @@
             <w:r>
               <w:rPr>
                 <w:rFonts w:eastAsia="Calibri" w:cs="Arial"/>
-                <w:kern w:val="0"/>
                 <w:sz w:val="17"/>
                 <w:szCs w:val="17"/>
-                <w:lang w:val="it-IT" w:eastAsia="en-US" w:bidi="ar-SA"/>
               </w:rPr>
               <w:t>ALTRI DATI</w:t>
             </w:r>
           </w:p>
           <w:p>
             <w:pPr>
-              <w:pStyle w:val="Normal"/>
-              <w:widowControl/>
-              <w:spacing w:lineRule="auto" w:line="240" w:before="0" w:after="0"/>
-              <w:jc w:val="start"/>
+              <w:spacing w:after="0" w:line="240" w:lineRule="auto"/>
               <w:rPr>
                 <w:rFonts w:ascii="Calibri" w:hAnsi="Calibri" w:eastAsia="Calibri" w:cs="Arial"/>
-                <w:kern w:val="0"/>
-                <w:sz w:val="22"/>
-                <w:szCs w:val="22"/>
-                <w:lang w:val="it-IT" w:eastAsia="en-US" w:bidi="ar-SA"/>
               </w:rPr>
             </w:pPr>
-            <w:r>
-              <w:rPr>
-                <w:rFonts w:eastAsia="Calibri" w:cs="Arial"/>
-                <w:kern w:val="0"/>
-                <w:sz w:val="22"/>
-                <w:szCs w:val="22"/>
-                <w:lang w:val="it-IT" w:eastAsia="en-US" w:bidi="ar-SA"/>
-              </w:rPr>
-            </w:r>
           </w:p>
         </w:tc>
       </w:tr>
     </w:tbl>
     <w:p>
       <w:pPr>
-        <w:pStyle w:val="Normal"/>
         <w:jc w:val="both"/>
         <w:rPr>
           <w:sz w:val="17"/>
@@ -1286,7 +1051,6 @@
     </w:p>
     <w:p>
       <w:pPr>
-        <w:pStyle w:val="Normal"/>
         <w:jc w:val="both"/>
         <w:rPr>
           <w:sz w:val="17"/>
@@ -1344,7 +1108,7 @@
           <w:ilvl w:val="0"/>
           <w:numId w:val="1"/>
         </w:numPr>
-        <w:ind w:hanging="360" w:start="709"/>
+        <w:ind w:left="709"/>
         <w:jc w:val="both"/>
         <w:rPr>
           <w:sz w:val="17"/>
@@ -1366,7 +1130,7 @@
           <w:ilvl w:val="1"/>
           <w:numId w:val="1"/>
         </w:numPr>
-        <w:ind w:hanging="360" w:start="1276"/>
+        <w:ind w:left="1276"/>
         <w:jc w:val="both"/>
         <w:rPr>
           <w:sz w:val="17"/>
@@ -1388,7 +1152,7 @@
           <w:ilvl w:val="1"/>
           <w:numId w:val="1"/>
         </w:numPr>
-        <w:ind w:hanging="360" w:start="1276"/>
+        <w:ind w:left="1276"/>
         <w:jc w:val="both"/>
         <w:rPr>
           <w:sz w:val="17"/>
@@ -1410,7 +1174,7 @@
           <w:ilvl w:val="1"/>
           <w:numId w:val="1"/>
         </w:numPr>
-        <w:ind w:hanging="360" w:start="1276"/>
+        <w:ind w:left="1276"/>
         <w:jc w:val="both"/>
         <w:rPr>
           <w:sz w:val="17"/>
@@ -1432,7 +1196,7 @@
           <w:ilvl w:val="1"/>
           <w:numId w:val="1"/>
         </w:numPr>
-        <w:ind w:hanging="360" w:start="1276"/>
+        <w:ind w:left="1276"/>
         <w:jc w:val="both"/>
         <w:rPr>
           <w:sz w:val="17"/>
@@ -1456,16 +1220,9 @@
           <w:szCs w:val="17"/>
         </w:rPr>
       </w:pPr>
-      <w:r>
-        <w:rPr>
-          <w:sz w:val="17"/>
-          <w:szCs w:val="17"/>
-        </w:rPr>
-      </w:r>
-    </w:p>
-    <w:p>
-      <w:pPr>
-        <w:pStyle w:val="Normal"/>
+    </w:p>
+    <w:p>
+      <w:pPr>
         <w:jc w:val="both"/>
         <w:rPr>
           <w:sz w:val="17"/>
@@ -1478,51 +1235,113 @@
           <w:szCs w:val="17"/>
         </w:rPr>
         <w:t>Luogo e data</w:t>
-        <w:tab/>
-        <w:tab/>
-        <w:tab/>
-        <w:tab/>
-        <w:tab/>
-        <w:tab/>
+      </w:r>
+      <w:r>
+        <w:tab/>
+      </w:r>
+      <w:r>
+        <w:tab/>
+      </w:r>
+      <w:r>
+        <w:tab/>
+      </w:r>
+      <w:r>
+        <w:tab/>
+      </w:r>
+      <w:r>
+        <w:tab/>
+      </w:r>
+      <w:r>
+        <w:tab/>
+      </w:r>
+      <w:r>
+        <w:rPr>
+          <w:sz w:val="17"/>
+          <w:szCs w:val="17"/>
+        </w:rPr>
         <w:t>Firma per accettazione</w:t>
       </w:r>
     </w:p>
     <w:p>
       <w:pPr>
-        <w:pStyle w:val="Normal"/>
-        <w:jc w:val="both"/>
-        <w:rPr>
-          <w:sz w:val="17"/>
-          <w:szCs w:val="17"/>
-        </w:rPr>
-      </w:pPr>
-      <w:r>
-        <w:rPr>
-          <w:sz w:val="17"/>
-          <w:szCs w:val="17"/>
-        </w:rPr>
-        <w:t>Milano 03-12-2025</w:t>
-      </w:r>
-      <w:r>
-        <w:rPr/>
+        <w:jc w:val="both"/>
+        <w:rPr>
+          <w:sz w:val="17"/>
+          <w:szCs w:val="17"/>
+        </w:rPr>
+      </w:pPr>
+      <w:r>
+        <w:rPr>
+          <w:sz w:val="17"/>
+          <w:szCs w:val="17"/>
+        </w:rPr>
+        <w:t xml:space="preserve">Milano </w:t>
+      </w:r>
+      <w:r>
+        <w:rPr>
+          <w:sz w:val="17"/>
+          <w:szCs w:val="17"/>
+        </w:rPr>
+        <w:t>30</w:t>
+      </w:r>
+      <w:r>
+        <w:rPr>
+          <w:sz w:val="17"/>
+          <w:szCs w:val="17"/>
+        </w:rPr>
+        <w:t>-</w:t>
+      </w:r>
+      <w:r>
+        <w:rPr>
+          <w:sz w:val="17"/>
+          <w:szCs w:val="17"/>
+        </w:rPr>
+        <w:t>01</w:t>
+      </w:r>
+      <w:r>
+        <w:rPr>
+          <w:sz w:val="17"/>
+          <w:szCs w:val="17"/>
+        </w:rPr>
+        <w:t>-202</w:t>
+      </w:r>
+      <w:r>
+        <w:rPr>
+          <w:sz w:val="17"/>
+          <w:szCs w:val="17"/>
+        </w:rPr>
+        <w:t>6</w:t>
+      </w:r>
+      <w:r>
+        <w:tab/>
+      </w:r>
+      <w:r>
+        <w:tab/>
+      </w:r>
+      <w:r>
+        <w:tab/>
+      </w:r>
+      <w:r>
+        <w:tab/>
+      </w:r>
+      <w:r>
+        <w:rPr>
+          <w:sz w:val="17"/>
+          <w:szCs w:val="17"/>
+        </w:rPr>
+        <w:t xml:space="preserve">                                  </w:t>
+      </w:r>
+      <w:r>
         <w:drawing>
-          <wp:anchor behindDoc="0" distT="0" distB="0" distL="0" distR="0" simplePos="0" locked="0" layoutInCell="0" allowOverlap="1" relativeHeight="4">
-            <wp:simplePos x="0" y="0"/>
-            <wp:positionH relativeFrom="column">
-              <wp:posOffset>3378835</wp:posOffset>
-            </wp:positionH>
-            <wp:positionV relativeFrom="paragraph">
-              <wp:posOffset>635</wp:posOffset>
-            </wp:positionV>
+          <wp:inline wp14:editId="2D255FF2" wp14:anchorId="50C39FDB">
             <wp:extent cx="917575" cy="462915"/>
             <wp:effectExtent l="0" t="0" r="0" b="0"/>
-            <wp:wrapSquare wrapText="largest"/>
-            <wp:docPr id="2" name="Immagine1"/>
+            <wp:docPr id="1248465725" name="Immagine1"/>
             <wp:cNvGraphicFramePr>
-              <a:graphicFrameLocks xmlns:a="http://schemas.openxmlformats.org/drawingml/2006/main" noChangeAspect="1"/>
+              <a:graphicFrameLocks noChangeAspect="1"/>
             </wp:cNvGraphicFramePr>
-            <a:graphic xmlns:a="http://schemas.openxmlformats.org/drawingml/2006/main">
-              <a:graphicData uri="http://schemas.openxmlformats.org/drawingml/2006/picture">
+            <a:graphic>
+              <a:graphicData xmlns:a="http://schemas.openxmlformats.org/drawingml/2006/main" uri="http://schemas.openxmlformats.org/drawingml/2006/picture">
                 <pic:pic xmlns:pic="http://schemas.openxmlformats.org/drawingml/2006/picture">
                   <pic:nvPicPr>
                     <pic:cNvPr id="2" name="Immagine1"/>
@@ -1531,7 +1350,7 @@
                     </pic:cNvPicPr>
                   </pic:nvPicPr>
                   <pic:blipFill>
-                    <a:blip r:embed="rId3"/>
+                    <a:blip xmlns:r="http://schemas.openxmlformats.org/officeDocument/2006/relationships" r:embed="rId12"/>
                     <a:stretch>
                       <a:fillRect/>
                     </a:stretch>
@@ -1549,64 +1368,105 @@
                 </pic:pic>
               </a:graphicData>
             </a:graphic>
-          </wp:anchor>
+          </wp:inline>
         </w:drawing>
       </w:r>
       <w:r>
-        <w:rPr/>
-        <w:tab/>
-        <w:tab/>
-        <w:tab/>
-        <w:tab/>
-        <w:tab/>
-        <w:tab/>
-      </w:r>
-    </w:p>
-    <w:p>
-      <w:pPr>
-        <w:pStyle w:val="Normal"/>
-        <w:jc w:val="both"/>
-        <w:rPr>
-          <w:sz w:val="17"/>
-          <w:szCs w:val="17"/>
-        </w:rPr>
-      </w:pPr>
-      <w:r>
-        <w:rPr>
-          <w:sz w:val="17"/>
-          <w:szCs w:val="17"/>
-        </w:rPr>
-        <w:t>Nexi Payments SPA</w:t>
-      </w:r>
-    </w:p>
-    <w:p>
-      <w:pPr>
-        <w:pStyle w:val="Normal"/>
-        <w:jc w:val="both"/>
-        <w:rPr>
-          <w:sz w:val="17"/>
-          <w:szCs w:val="17"/>
-        </w:rPr>
-      </w:pPr>
-      <w:r>
-        <w:rPr>
-          <w:sz w:val="17"/>
-          <w:szCs w:val="17"/>
-        </w:rPr>
-        <w:tab/>
-        <w:tab/>
-        <w:tab/>
-        <w:tab/>
-        <w:tab/>
-        <w:tab/>
-        <w:tab/>
+        <w:tab/>
+      </w:r>
+      <w:r>
+        <w:tab/>
+      </w:r>
+    </w:p>
+    <w:p>
+      <w:pPr>
+        <w:jc w:val="both"/>
+        <w:rPr>
+          <w:sz w:val="17"/>
+          <w:szCs w:val="17"/>
+        </w:rPr>
+      </w:pPr>
+      <w:r>
+        <w:rPr>
+          <w:sz w:val="17"/>
+          <w:szCs w:val="17"/>
+        </w:rPr>
+        <w:t>Nexi</w:t>
+      </w:r>
+      <w:r>
+        <w:rPr>
+          <w:sz w:val="17"/>
+          <w:szCs w:val="17"/>
+        </w:rPr>
+        <w:t xml:space="preserve"> Payments SPA</w:t>
+      </w:r>
+      <w:r>
+        <w:rPr>
+          <w:sz w:val="17"/>
+          <w:szCs w:val="17"/>
+        </w:rPr>
+        <w:t xml:space="preserve">                                                                                              </w:t>
+      </w:r>
+      <w:r>
+        <w:rPr>
+          <w:sz w:val="17"/>
+          <w:szCs w:val="17"/>
+        </w:rPr>
+        <w:tab/>
+      </w:r>
+      <w:r>
+        <w:rPr>
+          <w:sz w:val="17"/>
+          <w:szCs w:val="17"/>
+        </w:rPr>
+        <w:tab/>
+      </w:r>
+      <w:r>
+        <w:rPr>
+          <w:sz w:val="17"/>
+          <w:szCs w:val="17"/>
+        </w:rPr>
+        <w:tab/>
+      </w:r>
+      <w:r>
+        <w:rPr>
+          <w:sz w:val="17"/>
+          <w:szCs w:val="17"/>
+        </w:rPr>
+        <w:tab/>
+      </w:r>
+      <w:r>
+        <w:rPr>
+          <w:sz w:val="17"/>
+          <w:szCs w:val="17"/>
+        </w:rPr>
+        <w:tab/>
+      </w:r>
+      <w:r>
+        <w:rPr>
+          <w:sz w:val="17"/>
+          <w:szCs w:val="17"/>
+        </w:rPr>
+        <w:tab/>
+      </w:r>
+      <w:r>
+        <w:rPr>
+          <w:sz w:val="17"/>
+          <w:szCs w:val="17"/>
+        </w:rPr>
+        <w:tab/>
+      </w:r>
+      <w:r>
+        <w:rPr>
+          <w:sz w:val="17"/>
+          <w:szCs w:val="17"/>
+        </w:rPr>
         <w:t>Il Responsabile d’Ufficio</w:t>
       </w:r>
     </w:p>
     <w:p>
       <w:pPr>
-        <w:pStyle w:val="Normal"/>
-        <w:ind w:firstLine="708" w:start="4248"/>
+        <w:ind w:left="4248" w:firstLine="708"/>
         <w:jc w:val="both"/>
         <w:rPr>
           <w:sz w:val="17"/>
@@ -1623,59 +1483,277 @@
     </w:p>
     <w:p>
       <w:pPr>
-        <w:pStyle w:val="Normal"/>
-        <w:ind w:firstLine="708" w:start="4248"/>
-        <w:jc w:val="both"/>
-        <w:rPr>
-          <w:sz w:val="17"/>
-          <w:szCs w:val="17"/>
-        </w:rPr>
-      </w:pPr>
-      <w:r>
-        <w:rPr>
-          <w:sz w:val="17"/>
-          <w:szCs w:val="17"/>
-        </w:rPr>
-      </w:r>
-    </w:p>
-    <w:p>
-      <w:pPr>
-        <w:pStyle w:val="Normal"/>
-        <w:ind w:firstLine="708" w:start="4248"/>
-        <w:jc w:val="both"/>
-        <w:rPr>
-          <w:sz w:val="17"/>
-          <w:szCs w:val="17"/>
-        </w:rPr>
-      </w:pPr>
-      <w:r>
-        <w:rPr>
-          <w:sz w:val="17"/>
-          <w:szCs w:val="17"/>
-        </w:rPr>
-      </w:r>
-    </w:p>
-    <w:p>
-      <w:pPr>
-        <w:pStyle w:val="Normal"/>
-        <w:ind w:firstLine="708" w:start="4248"/>
-        <w:jc w:val="both"/>
-        <w:rPr>
-          <w:sz w:val="17"/>
-          <w:szCs w:val="17"/>
-        </w:rPr>
-      </w:pPr>
-      <w:r>
-        <w:rPr>
-          <w:sz w:val="17"/>
-          <w:szCs w:val="17"/>
-        </w:rPr>
-      </w:r>
-    </w:p>
-    <w:p>
-      <w:pPr>
-        <w:pStyle w:val="Normal"/>
-        <w:ind w:firstLine="708" w:start="4248"/>
+        <w:ind w:left="4248" w:firstLine="708"/>
+        <w:jc w:val="both"/>
+        <w:rPr>
+          <w:sz w:val="17"/>
+          <w:szCs w:val="17"/>
+        </w:rPr>
+      </w:pPr>
+    </w:p>
+    <w:p>
+      <w:pPr>
+        <w:ind w:left="4248" w:firstLine="708"/>
+        <w:jc w:val="both"/>
+        <w:rPr>
+          <w:sz w:val="17"/>
+          <w:szCs w:val="17"/>
+        </w:rPr>
+      </w:pPr>
+    </w:p>
+    <w:p>
+      <w:pPr>
+        <w:ind w:left="4248" w:firstLine="708"/>
+        <w:jc w:val="both"/>
+        <w:rPr>
+          <w:sz w:val="17"/>
+          <w:szCs w:val="17"/>
+        </w:rPr>
+      </w:pPr>
+    </w:p>
+    <w:p>
+      <w:pPr>
+        <w:ind w:left="4248" w:firstLine="708"/>
+        <w:jc w:val="both"/>
+        <w:rPr>
+          <w:sz w:val="17"/>
+          <w:szCs w:val="17"/>
+        </w:rPr>
+      </w:pPr>
+    </w:p>
+    <w:p>
+      <w:pPr>
+        <w:ind w:left="4248" w:firstLine="708"/>
+        <w:jc w:val="both"/>
+        <w:rPr>
+          <w:sz w:val="17"/>
+          <w:szCs w:val="17"/>
+        </w:rPr>
+      </w:pPr>
+    </w:p>
+    <w:p>
+      <w:pPr>
+        <w:ind w:left="4248" w:firstLine="708"/>
+        <w:jc w:val="both"/>
+        <w:rPr>
+          <w:sz w:val="17"/>
+          <w:szCs w:val="17"/>
+        </w:rPr>
+      </w:pPr>
+    </w:p>
+    <w:p>
+      <w:pPr>
+        <w:ind w:left="4248" w:firstLine="708"/>
+        <w:jc w:val="both"/>
+        <w:rPr>
+          <w:sz w:val="17"/>
+          <w:szCs w:val="17"/>
+        </w:rPr>
+      </w:pPr>
+    </w:p>
+    <w:p>
+      <w:pPr>
+        <w:ind w:left="4248" w:firstLine="708"/>
+        <w:jc w:val="both"/>
+        <w:rPr>
+          <w:sz w:val="17"/>
+          <w:szCs w:val="17"/>
+        </w:rPr>
+      </w:pPr>
+    </w:p>
+    <w:p>
+      <w:pPr>
+        <w:ind w:left="4248" w:firstLine="708"/>
+        <w:jc w:val="both"/>
+        <w:rPr>
+          <w:sz w:val="17"/>
+          <w:szCs w:val="17"/>
+        </w:rPr>
+      </w:pPr>
+    </w:p>
+    <w:p>
+      <w:pPr>
+        <w:ind w:left="4248" w:firstLine="708"/>
+        <w:jc w:val="both"/>
+        <w:rPr>
+          <w:sz w:val="17"/>
+          <w:szCs w:val="17"/>
+        </w:rPr>
+      </w:pPr>
+    </w:p>
+    <w:p>
+      <w:pPr>
+        <w:ind w:left="4248" w:firstLine="708"/>
+        <w:jc w:val="both"/>
+        <w:rPr>
+          <w:sz w:val="17"/>
+          <w:szCs w:val="17"/>
+        </w:rPr>
+      </w:pPr>
+    </w:p>
+    <w:p>
+      <w:pPr>
+        <w:ind w:left="4248" w:firstLine="708"/>
+        <w:jc w:val="both"/>
+        <w:rPr>
+          <w:sz w:val="17"/>
+          <w:szCs w:val="17"/>
+        </w:rPr>
+      </w:pPr>
+    </w:p>
+    <w:p>
+      <w:pPr>
+        <w:ind w:left="4248" w:firstLine="708"/>
+        <w:jc w:val="both"/>
+        <w:rPr>
+          <w:sz w:val="17"/>
+          <w:szCs w:val="17"/>
+        </w:rPr>
+      </w:pPr>
+    </w:p>
+    <w:p>
+      <w:pPr>
+        <w:ind w:left="4248" w:firstLine="708"/>
+        <w:jc w:val="both"/>
+        <w:rPr>
+          <w:sz w:val="17"/>
+          <w:szCs w:val="17"/>
+        </w:rPr>
+      </w:pPr>
+    </w:p>
+    <w:p>
+      <w:pPr>
+        <w:ind w:left="4248" w:firstLine="708"/>
+        <w:jc w:val="both"/>
+        <w:rPr>
+          <w:sz w:val="17"/>
+          <w:szCs w:val="17"/>
+        </w:rPr>
+      </w:pPr>
+    </w:p>
+    <w:p>
+      <w:pPr>
+        <w:ind w:left="4248" w:firstLine="708"/>
+        <w:jc w:val="both"/>
+        <w:rPr>
+          <w:sz w:val="17"/>
+          <w:szCs w:val="17"/>
+        </w:rPr>
+      </w:pPr>
+    </w:p>
+    <w:p>
+      <w:pPr>
+        <w:ind w:left="4248" w:firstLine="708"/>
+        <w:jc w:val="both"/>
+        <w:rPr>
+          <w:sz w:val="17"/>
+          <w:szCs w:val="17"/>
+        </w:rPr>
+      </w:pPr>
+    </w:p>
+    <w:p>
+      <w:pPr>
+        <w:ind w:left="4248" w:firstLine="708"/>
+        <w:jc w:val="both"/>
+        <w:rPr>
+          <w:sz w:val="17"/>
+          <w:szCs w:val="17"/>
+        </w:rPr>
+      </w:pPr>
+    </w:p>
+    <w:p>
+      <w:pPr>
+        <w:ind w:left="4248" w:firstLine="708"/>
+        <w:jc w:val="both"/>
+        <w:rPr>
+          <w:sz w:val="17"/>
+          <w:szCs w:val="17"/>
+        </w:rPr>
+      </w:pPr>
+    </w:p>
+    <w:p>
+      <w:pPr>
+        <w:ind w:left="4248" w:firstLine="708"/>
+        <w:jc w:val="both"/>
+        <w:rPr>
+          <w:sz w:val="17"/>
+          <w:szCs w:val="17"/>
+        </w:rPr>
+      </w:pPr>
+    </w:p>
+    <w:p>
+      <w:pPr>
+        <w:ind w:left="4248" w:firstLine="708"/>
+        <w:jc w:val="both"/>
+        <w:rPr>
+          <w:sz w:val="17"/>
+          <w:szCs w:val="17"/>
+        </w:rPr>
+      </w:pPr>
+    </w:p>
+    <w:p>
+      <w:pPr>
+        <w:ind w:left="4248" w:firstLine="708"/>
+        <w:jc w:val="both"/>
+        <w:rPr>
+          <w:sz w:val="17"/>
+          <w:szCs w:val="17"/>
+        </w:rPr>
+      </w:pPr>
+    </w:p>
+    <w:p>
+      <w:pPr>
+        <w:ind w:left="4248" w:firstLine="708"/>
+        <w:jc w:val="both"/>
+        <w:rPr>
+          <w:sz w:val="17"/>
+          <w:szCs w:val="17"/>
+        </w:rPr>
+      </w:pPr>
+    </w:p>
+    <w:p>
+      <w:pPr>
+        <w:ind w:left="4248" w:firstLine="708"/>
+        <w:jc w:val="both"/>
+        <w:rPr>
+          <w:sz w:val="17"/>
+          <w:szCs w:val="17"/>
+        </w:rPr>
+      </w:pPr>
+    </w:p>
+    <w:p>
+      <w:pPr>
+        <w:ind w:left="4248" w:firstLine="708"/>
+        <w:jc w:val="both"/>
+        <w:rPr>
+          <w:sz w:val="17"/>
+          <w:szCs w:val="17"/>
+        </w:rPr>
+      </w:pPr>
+    </w:p>
+    <w:p>
+      <w:pPr>
+        <w:ind w:left="4248" w:firstLine="708"/>
+        <w:jc w:val="both"/>
+        <w:rPr>
+          <w:sz w:val="17"/>
+          <w:szCs w:val="17"/>
+        </w:rPr>
+      </w:pPr>
+    </w:p>
+    <w:p>
+      <w:pPr>
+        <w:ind w:left="4248" w:firstLine="708"/>
+        <w:jc w:val="both"/>
+        <w:rPr>
+          <w:sz w:val="17"/>
+          <w:szCs w:val="17"/>
+        </w:rPr>
+      </w:pPr>
+    </w:p>
+    <w:p>
+      <w:pPr>
+        <w:ind w:left="4248" w:firstLine="708"/>
         <w:jc w:val="both"/>
         <w:rPr>
           <w:sz w:val="17"/>
@@ -1692,27 +1770,23 @@
     </w:p>
     <w:p>
       <w:pPr>
-        <w:pStyle w:val="Normal"/>
-        <w:spacing w:before="0" w:after="0"/>
-        <w:ind w:start="-139"/>
-        <w:rPr/>
-      </w:pPr>
-      <w:r>
-        <w:rPr/>
+        <w:spacing w:after="0"/>
+        <w:ind w:left="-139"/>
+      </w:pPr>
+      <w:r>
         <w:t xml:space="preserve"> </w:t>
       </w:r>
     </w:p>
     <w:p>
       <w:pPr>
-        <w:pStyle w:val="Normal"/>
-        <w:spacing w:before="0" w:after="24"/>
+        <w:spacing w:after="24"/>
         <w:rPr>
           <w:highlight w:val="yellow"/>
         </w:rPr>
       </w:pPr>
       <w:r>
         <w:rPr>
-          <w:rFonts w:eastAsia="Ubuntu" w:cs="Ubuntu" w:ascii="Ubuntu" w:hAnsi="Ubuntu"/>
+          <w:rFonts w:ascii="Ubuntu" w:hAnsi="Ubuntu" w:eastAsia="Ubuntu" w:cs="Ubuntu"/>
           <w:b/>
           <w:color w:val="009AE6"/>
           <w:sz w:val="18"/>
@@ -1722,7 +1796,7 @@
       </w:r>
       <w:r>
         <w:rPr>
-          <w:rFonts w:eastAsia="Ubuntu" w:cs="Ubuntu" w:ascii="Ubuntu" w:hAnsi="Ubuntu"/>
+          <w:rFonts w:ascii="Ubuntu" w:hAnsi="Ubuntu" w:eastAsia="Ubuntu" w:cs="Ubuntu"/>
           <w:b/>
           <w:sz w:val="18"/>
           <w:highlight w:val="yellow"/>
@@ -1732,12 +1806,10 @@
     </w:p>
     <w:p>
       <w:pPr>
-        <w:pStyle w:val="Normal"/>
         <w:tabs>
-          <w:tab w:val="clear" w:pos="708"/>
-          <w:tab w:val="left" w:pos="5670" w:leader="none"/>
+          <w:tab w:val="left" w:pos="5670"/>
         </w:tabs>
-        <w:spacing w:before="60" w:after="160"/>
+        <w:spacing w:before="60"/>
         <w:rPr>
           <w:rFonts w:ascii="Ubuntu" w:hAnsi="Ubuntu" w:cs="Arial"/>
           <w:color w:val="003798"/>
@@ -1746,26 +1818,7 @@
           <w:highlight w:val="yellow"/>
         </w:rPr>
       </w:pPr>
-      <w:bookmarkStart w:id="0" w:name="_Hlk60668968"/>
-      <w:r>
-        <w:rPr>
-          <w:rFonts w:cs="Arial" w:ascii="Ubuntu" w:hAnsi="Ubuntu"/>
-          <w:color w:val="003798"/>
-          <w:sz w:val="16"/>
-          <w:szCs w:val="16"/>
-          <w:highlight w:val="yellow"/>
-        </w:rPr>
-        <w:t xml:space="preserve">Cap Citta </w:t>
-      </w:r>
-    </w:p>
-    <w:p>
-      <w:pPr>
-        <w:pStyle w:val="Normal"/>
-        <w:tabs>
-          <w:tab w:val="clear" w:pos="708"/>
-          <w:tab w:val="left" w:pos="5670" w:leader="none"/>
-        </w:tabs>
-        <w:spacing w:before="60" w:after="160"/>
+      <w:r>
         <w:rPr>
           <w:rFonts w:ascii="Ubuntu" w:hAnsi="Ubuntu" w:cs="Arial"/>
           <w:color w:val="003798"/>
@@ -1773,22 +1826,37 @@
           <w:szCs w:val="16"/>
           <w:highlight w:val="yellow"/>
         </w:rPr>
-      </w:pPr>
-      <w:r>
-        <w:rPr>
-          <w:rFonts w:cs="Arial" w:ascii="Ubuntu" w:hAnsi="Ubuntu"/>
+        <w:t xml:space="preserve">Cap Citta </w:t>
+      </w:r>
+    </w:p>
+    <w:p>
+      <w:pPr>
+        <w:tabs>
+          <w:tab w:val="left" w:pos="5670"/>
+        </w:tabs>
+        <w:spacing w:before="60"/>
+        <w:rPr>
+          <w:rFonts w:ascii="Ubuntu" w:hAnsi="Ubuntu" w:cs="Arial"/>
           <w:color w:val="003798"/>
           <w:sz w:val="16"/>
           <w:szCs w:val="16"/>
           <w:highlight w:val="yellow"/>
         </w:rPr>
+      </w:pPr>
+      <w:r>
+        <w:rPr>
+          <w:rFonts w:ascii="Ubuntu" w:hAnsi="Ubuntu" w:cs="Arial"/>
+          <w:color w:val="003798"/>
+          <w:sz w:val="16"/>
+          <w:szCs w:val="16"/>
+          <w:highlight w:val="yellow"/>
+        </w:rPr>
         <w:t xml:space="preserve">via </w:t>
       </w:r>
     </w:p>
     <w:p>
       <w:pPr>
-        <w:pStyle w:val="Normal"/>
-        <w:spacing w:before="60" w:after="160"/>
+        <w:spacing w:before="60"/>
         <w:rPr>
           <w:rFonts w:ascii="Ubuntu" w:hAnsi="Ubuntu" w:cs="Arial"/>
           <w:color w:val="003798"/>
@@ -1800,7 +1868,7 @@
       </w:pPr>
       <w:r>
         <w:rPr>
-          <w:rFonts w:cs="Arial" w:ascii="Ubuntu" w:hAnsi="Ubuntu"/>
+          <w:rFonts w:ascii="Ubuntu" w:hAnsi="Ubuntu" w:cs="Arial"/>
           <w:color w:val="003798"/>
           <w:sz w:val="16"/>
           <w:szCs w:val="16"/>
@@ -1812,8 +1880,7 @@
     </w:p>
     <w:p>
       <w:pPr>
-        <w:pStyle w:val="Normal"/>
-        <w:spacing w:before="60" w:after="160"/>
+        <w:spacing w:before="60"/>
         <w:rPr>
           <w:rFonts w:ascii="Ubuntu" w:hAnsi="Ubuntu" w:cs="Arial"/>
           <w:color w:val="003798"/>
@@ -1822,10 +1889,9 @@
           <w:lang w:val="en-US"/>
         </w:rPr>
       </w:pPr>
-      <w:bookmarkStart w:id="1" w:name="_Hlk60668968"/>
-      <w:r>
-        <w:rPr>
-          <w:rFonts w:cs="Arial" w:ascii="Ubuntu" w:hAnsi="Ubuntu"/>
+      <w:r>
+        <w:rPr>
+          <w:rFonts w:ascii="Ubuntu" w:hAnsi="Ubuntu" w:cs="Arial"/>
           <w:color w:val="003798"/>
           <w:sz w:val="16"/>
           <w:szCs w:val="16"/>
@@ -1834,7 +1900,6 @@
         </w:rPr>
         <w:t>Link sito web</w:t>
       </w:r>
-      <w:bookmarkEnd w:id="1"/>
     </w:p>
     <w:p>
       <w:pPr>
@@ -1844,11 +1909,6 @@
           <w:lang w:val="en-US"/>
         </w:rPr>
       </w:pPr>
-      <w:r>
-        <w:rPr>
-          <w:lang w:val="en-US"/>
-        </w:rPr>
-      </w:r>
     </w:p>
     <w:p>
       <w:pPr>
@@ -1858,11 +1918,6 @@
           <w:lang w:val="en-US"/>
         </w:rPr>
       </w:pPr>
-      <w:r>
-        <w:rPr>
-          <w:lang w:val="en-US"/>
-        </w:rPr>
-      </w:r>
     </w:p>
     <w:p>
       <w:pPr>
@@ -1872,15 +1927,9 @@
           <w:lang w:val="en-US"/>
         </w:rPr>
       </w:pPr>
-      <w:r>
-        <w:rPr>
-          <w:lang w:val="en-US"/>
-        </w:rPr>
-      </w:r>
-    </w:p>
-    <w:p>
-      <w:pPr>
-        <w:pStyle w:val="Normal"/>
+    </w:p>
+    <w:p>
+      <w:pPr>
         <w:jc w:val="center"/>
         <w:rPr>
           <w:sz w:val="17"/>
@@ -1897,7 +1946,6 @@
     </w:p>
     <w:p>
       <w:pPr>
-        <w:pStyle w:val="Normal"/>
         <w:jc w:val="both"/>
         <w:rPr>
           <w:sz w:val="17"/>
@@ -1929,23 +1977,15 @@
     </w:p>
     <w:p>
       <w:pPr>
-        <w:pStyle w:val="Normal"/>
-        <w:jc w:val="both"/>
-        <w:rPr>
-          <w:sz w:val="17"/>
-          <w:szCs w:val="17"/>
-        </w:rPr>
-      </w:pPr>
-      <w:r>
-        <w:rPr>
-          <w:sz w:val="17"/>
-          <w:szCs w:val="17"/>
-        </w:rPr>
-      </w:r>
-    </w:p>
-    <w:p>
-      <w:pPr>
-        <w:pStyle w:val="Normal"/>
+        <w:jc w:val="both"/>
+        <w:rPr>
+          <w:sz w:val="17"/>
+          <w:szCs w:val="17"/>
+        </w:rPr>
+      </w:pPr>
+    </w:p>
+    <w:p>
+      <w:pPr>
         <w:jc w:val="both"/>
         <w:rPr>
           <w:sz w:val="17"/>
@@ -1958,19 +1998,66 @@
           <w:szCs w:val="17"/>
         </w:rPr>
         <w:t>Luogo e data</w:t>
-        <w:tab/>
-        <w:tab/>
-        <w:tab/>
-        <w:tab/>
-        <w:tab/>
-        <w:tab/>
-        <w:tab/>
+      </w:r>
+      <w:r>
+        <w:rPr>
+          <w:sz w:val="17"/>
+          <w:szCs w:val="17"/>
+        </w:rPr>
+        <w:tab/>
+      </w:r>
+      <w:r>
+        <w:rPr>
+          <w:sz w:val="17"/>
+          <w:szCs w:val="17"/>
+        </w:rPr>
+        <w:tab/>
+      </w:r>
+      <w:r>
+        <w:rPr>
+          <w:sz w:val="17"/>
+          <w:szCs w:val="17"/>
+        </w:rPr>
+        <w:tab/>
+      </w:r>
+      <w:r>
+        <w:rPr>
+          <w:sz w:val="17"/>
+          <w:szCs w:val="17"/>
+        </w:rPr>
+        <w:tab/>
+      </w:r>
+      <w:r>
+        <w:rPr>
+          <w:sz w:val="17"/>
+          <w:szCs w:val="17"/>
+        </w:rPr>
+        <w:tab/>
+      </w:r>
+      <w:r>
+        <w:rPr>
+          <w:sz w:val="17"/>
+          <w:szCs w:val="17"/>
+        </w:rPr>
+        <w:tab/>
+      </w:r>
+      <w:r>
+        <w:rPr>
+          <w:sz w:val="17"/>
+          <w:szCs w:val="17"/>
+        </w:rPr>
+        <w:tab/>
+      </w:r>
+      <w:r>
+        <w:rPr>
+          <w:sz w:val="17"/>
+          <w:szCs w:val="17"/>
+        </w:rPr>
         <w:t>La Società datrice di lavoro</w:t>
       </w:r>
     </w:p>
     <w:p>
       <w:pPr>
-        <w:pStyle w:val="Normal"/>
         <w:jc w:val="both"/>
         <w:rPr>
           <w:sz w:val="17"/>
@@ -1983,49 +2070,82 @@
           <w:szCs w:val="17"/>
         </w:rPr>
         <w:t>Roma 11/12/2025</w:t>
-        <w:tab/>
-        <w:tab/>
-        <w:tab/>
-        <w:tab/>
-        <w:tab/>
-        <w:tab/>
-        <w:tab/>
+      </w:r>
+      <w:r>
+        <w:rPr>
+          <w:sz w:val="17"/>
+          <w:szCs w:val="17"/>
+        </w:rPr>
+        <w:tab/>
+      </w:r>
+      <w:r>
+        <w:rPr>
+          <w:sz w:val="17"/>
+          <w:szCs w:val="17"/>
+        </w:rPr>
+        <w:tab/>
+      </w:r>
+      <w:r>
+        <w:rPr>
+          <w:sz w:val="17"/>
+          <w:szCs w:val="17"/>
+        </w:rPr>
+        <w:tab/>
+      </w:r>
+      <w:r>
+        <w:rPr>
+          <w:sz w:val="17"/>
+          <w:szCs w:val="17"/>
+        </w:rPr>
+        <w:tab/>
+      </w:r>
+      <w:r>
+        <w:rPr>
+          <w:sz w:val="17"/>
+          <w:szCs w:val="17"/>
+        </w:rPr>
+        <w:tab/>
+      </w:r>
+      <w:r>
+        <w:rPr>
+          <w:sz w:val="17"/>
+          <w:szCs w:val="17"/>
+        </w:rPr>
+        <w:tab/>
+      </w:r>
+      <w:r>
+        <w:rPr>
+          <w:sz w:val="17"/>
+          <w:szCs w:val="17"/>
+        </w:rPr>
+        <w:tab/>
+      </w:r>
+      <w:r>
+        <w:rPr>
+          <w:sz w:val="17"/>
+          <w:szCs w:val="17"/>
+        </w:rPr>
         <w:t>___________</w:t>
       </w:r>
     </w:p>
     <w:p>
       <w:pPr>
-        <w:pStyle w:val="Normal"/>
-        <w:rPr>
-          <w:sz w:val="17"/>
-          <w:szCs w:val="17"/>
-        </w:rPr>
-      </w:pPr>
-      <w:r>
-        <w:rPr>
-          <w:sz w:val="17"/>
-          <w:szCs w:val="17"/>
-        </w:rPr>
-      </w:r>
-    </w:p>
-    <w:p>
-      <w:pPr>
-        <w:pStyle w:val="Normal"/>
-        <w:rPr>
-          <w:sz w:val="17"/>
-          <w:szCs w:val="17"/>
-        </w:rPr>
-      </w:pPr>
-      <w:r>
-        <w:rPr>
-          <w:sz w:val="17"/>
-          <w:szCs w:val="17"/>
-        </w:rPr>
-      </w:r>
-    </w:p>
-    <w:p>
-      <w:pPr>
-        <w:pStyle w:val="Normal"/>
+        <w:rPr>
+          <w:sz w:val="17"/>
+          <w:szCs w:val="17"/>
+        </w:rPr>
+      </w:pPr>
+    </w:p>
+    <w:p>
+      <w:pPr>
+        <w:rPr>
+          <w:sz w:val="17"/>
+          <w:szCs w:val="17"/>
+        </w:rPr>
+      </w:pPr>
+    </w:p>
+    <w:p>
+      <w:pPr>
         <w:rPr>
           <w:sz w:val="17"/>
           <w:szCs w:val="17"/>
@@ -2057,142 +2177,78 @@
     </w:p>
     <w:p>
       <w:pPr>
-        <w:pStyle w:val="Normal"/>
-        <w:rPr>
-          <w:sz w:val="17"/>
-          <w:szCs w:val="17"/>
-        </w:rPr>
-      </w:pPr>
-      <w:r>
-        <w:rPr>
-          <w:sz w:val="17"/>
-          <w:szCs w:val="17"/>
-        </w:rPr>
-      </w:r>
-    </w:p>
-    <w:p>
-      <w:pPr>
-        <w:pStyle w:val="Normal"/>
-        <w:rPr>
-          <w:sz w:val="17"/>
-          <w:szCs w:val="17"/>
-        </w:rPr>
-      </w:pPr>
-      <w:r>
-        <w:rPr>
-          <w:sz w:val="17"/>
-          <w:szCs w:val="17"/>
-        </w:rPr>
-      </w:r>
-    </w:p>
-    <w:p>
-      <w:pPr>
-        <w:pStyle w:val="Normal"/>
-        <w:rPr>
-          <w:sz w:val="17"/>
-          <w:szCs w:val="17"/>
-        </w:rPr>
-      </w:pPr>
-      <w:r>
-        <w:rPr>
-          <w:sz w:val="17"/>
-          <w:szCs w:val="17"/>
-        </w:rPr>
-      </w:r>
-    </w:p>
-    <w:p>
-      <w:pPr>
-        <w:pStyle w:val="Normal"/>
-        <w:rPr>
-          <w:sz w:val="17"/>
-          <w:szCs w:val="17"/>
-        </w:rPr>
-      </w:pPr>
-      <w:r>
-        <w:rPr>
-          <w:sz w:val="17"/>
-          <w:szCs w:val="17"/>
-        </w:rPr>
-      </w:r>
-    </w:p>
-    <w:p>
-      <w:pPr>
-        <w:pStyle w:val="Normal"/>
-        <w:rPr>
-          <w:sz w:val="17"/>
-          <w:szCs w:val="17"/>
-        </w:rPr>
-      </w:pPr>
-      <w:r>
-        <w:rPr>
-          <w:sz w:val="17"/>
-          <w:szCs w:val="17"/>
-        </w:rPr>
-      </w:r>
-    </w:p>
-    <w:p>
-      <w:pPr>
-        <w:pStyle w:val="Normal"/>
-        <w:rPr>
-          <w:sz w:val="17"/>
-          <w:szCs w:val="17"/>
-        </w:rPr>
-      </w:pPr>
-      <w:r>
-        <w:rPr>
-          <w:sz w:val="17"/>
-          <w:szCs w:val="17"/>
-        </w:rPr>
-      </w:r>
-    </w:p>
-    <w:p>
-      <w:pPr>
-        <w:pStyle w:val="Normal"/>
-        <w:rPr>
-          <w:sz w:val="17"/>
-          <w:szCs w:val="17"/>
-        </w:rPr>
-      </w:pPr>
-      <w:r>
-        <w:rPr>
-          <w:sz w:val="17"/>
-          <w:szCs w:val="17"/>
-        </w:rPr>
-      </w:r>
-    </w:p>
-    <w:p>
-      <w:pPr>
-        <w:pStyle w:val="Normal"/>
-        <w:rPr>
-          <w:sz w:val="17"/>
-          <w:szCs w:val="17"/>
-        </w:rPr>
-      </w:pPr>
-      <w:r>
-        <w:rPr>
-          <w:sz w:val="17"/>
-          <w:szCs w:val="17"/>
-        </w:rPr>
-      </w:r>
-    </w:p>
-    <w:p>
-      <w:pPr>
-        <w:pStyle w:val="Normal"/>
-        <w:rPr>
-          <w:sz w:val="17"/>
-          <w:szCs w:val="17"/>
-        </w:rPr>
-      </w:pPr>
-      <w:r>
-        <w:rPr>
-          <w:sz w:val="17"/>
-          <w:szCs w:val="17"/>
-        </w:rPr>
-      </w:r>
-    </w:p>
-    <w:p>
-      <w:pPr>
-        <w:pStyle w:val="Normal"/>
+        <w:rPr>
+          <w:sz w:val="17"/>
+          <w:szCs w:val="17"/>
+        </w:rPr>
+      </w:pPr>
+    </w:p>
+    <w:p>
+      <w:pPr>
+        <w:rPr>
+          <w:sz w:val="17"/>
+          <w:szCs w:val="17"/>
+        </w:rPr>
+      </w:pPr>
+    </w:p>
+    <w:p>
+      <w:pPr>
+        <w:rPr>
+          <w:sz w:val="17"/>
+          <w:szCs w:val="17"/>
+        </w:rPr>
+      </w:pPr>
+    </w:p>
+    <w:p>
+      <w:pPr>
+        <w:rPr>
+          <w:sz w:val="17"/>
+          <w:szCs w:val="17"/>
+        </w:rPr>
+      </w:pPr>
+    </w:p>
+    <w:p>
+      <w:pPr>
+        <w:rPr>
+          <w:sz w:val="17"/>
+          <w:szCs w:val="17"/>
+        </w:rPr>
+      </w:pPr>
+    </w:p>
+    <w:p>
+      <w:pPr>
+        <w:rPr>
+          <w:sz w:val="17"/>
+          <w:szCs w:val="17"/>
+        </w:rPr>
+      </w:pPr>
+    </w:p>
+    <w:p>
+      <w:pPr>
+        <w:rPr>
+          <w:sz w:val="17"/>
+          <w:szCs w:val="17"/>
+        </w:rPr>
+      </w:pPr>
+    </w:p>
+    <w:p>
+      <w:pPr>
+        <w:rPr>
+          <w:sz w:val="17"/>
+          <w:szCs w:val="17"/>
+        </w:rPr>
+      </w:pPr>
+    </w:p>
+    <w:p>
+      <w:pPr>
+        <w:rPr>
+          <w:sz w:val="17"/>
+          <w:szCs w:val="17"/>
+        </w:rPr>
+      </w:pPr>
+    </w:p>
+    <w:p>
+      <w:pPr>
         <w:jc w:val="center"/>
         <w:rPr>
           <w:sz w:val="17"/>
@@ -2200,17 +2256,19 @@
           <w:lang w:val="en-US"/>
         </w:rPr>
       </w:pPr>
-      <w:r>
+    </w:p>
+    <w:p>
+      <w:pPr>
+        <w:jc w:val="center"/>
         <w:rPr>
           <w:sz w:val="17"/>
           <w:szCs w:val="17"/>
           <w:lang w:val="en-US"/>
         </w:rPr>
-      </w:r>
-    </w:p>
-    <w:p>
-      <w:pPr>
-        <w:pStyle w:val="Normal"/>
+      </w:pPr>
+    </w:p>
+    <w:p>
+      <w:pPr>
         <w:jc w:val="center"/>
         <w:rPr>
           <w:sz w:val="17"/>
@@ -2218,17 +2276,19 @@
           <w:lang w:val="en-US"/>
         </w:rPr>
       </w:pPr>
-      <w:r>
+    </w:p>
+    <w:p>
+      <w:pPr>
+        <w:jc w:val="center"/>
         <w:rPr>
           <w:sz w:val="17"/>
           <w:szCs w:val="17"/>
           <w:lang w:val="en-US"/>
         </w:rPr>
-      </w:r>
-    </w:p>
-    <w:p>
-      <w:pPr>
-        <w:pStyle w:val="Normal"/>
+      </w:pPr>
+    </w:p>
+    <w:p>
+      <w:pPr>
         <w:jc w:val="center"/>
         <w:rPr>
           <w:sz w:val="17"/>
@@ -2236,17 +2296,19 @@
           <w:lang w:val="en-US"/>
         </w:rPr>
       </w:pPr>
-      <w:r>
+    </w:p>
+    <w:p>
+      <w:pPr>
+        <w:jc w:val="center"/>
         <w:rPr>
           <w:sz w:val="17"/>
           <w:szCs w:val="17"/>
           <w:lang w:val="en-US"/>
         </w:rPr>
-      </w:r>
-    </w:p>
-    <w:p>
-      <w:pPr>
-        <w:pStyle w:val="Normal"/>
+      </w:pPr>
+    </w:p>
+    <w:p>
+      <w:pPr>
         <w:jc w:val="center"/>
         <w:rPr>
           <w:sz w:val="17"/>
@@ -2254,17 +2316,19 @@
           <w:lang w:val="en-US"/>
         </w:rPr>
       </w:pPr>
-      <w:r>
+    </w:p>
+    <w:p>
+      <w:pPr>
+        <w:jc w:val="center"/>
         <w:rPr>
           <w:sz w:val="17"/>
           <w:szCs w:val="17"/>
           <w:lang w:val="en-US"/>
         </w:rPr>
-      </w:r>
-    </w:p>
-    <w:p>
-      <w:pPr>
-        <w:pStyle w:val="Normal"/>
+      </w:pPr>
+    </w:p>
+    <w:p>
+      <w:pPr>
         <w:jc w:val="center"/>
         <w:rPr>
           <w:sz w:val="17"/>
@@ -2272,89 +2336,9 @@
           <w:lang w:val="en-US"/>
         </w:rPr>
       </w:pPr>
-      <w:r>
-        <w:rPr>
-          <w:sz w:val="17"/>
-          <w:szCs w:val="17"/>
-          <w:lang w:val="en-US"/>
-        </w:rPr>
-      </w:r>
-    </w:p>
-    <w:p>
-      <w:pPr>
-        <w:pStyle w:val="Normal"/>
-        <w:jc w:val="center"/>
-        <w:rPr>
-          <w:sz w:val="17"/>
-          <w:szCs w:val="17"/>
-          <w:lang w:val="en-US"/>
-        </w:rPr>
-      </w:pPr>
-      <w:r>
-        <w:rPr>
-          <w:sz w:val="17"/>
-          <w:szCs w:val="17"/>
-          <w:lang w:val="en-US"/>
-        </w:rPr>
-      </w:r>
-    </w:p>
-    <w:p>
-      <w:pPr>
-        <w:pStyle w:val="Normal"/>
-        <w:jc w:val="center"/>
-        <w:rPr>
-          <w:sz w:val="17"/>
-          <w:szCs w:val="17"/>
-          <w:lang w:val="en-US"/>
-        </w:rPr>
-      </w:pPr>
-      <w:r>
-        <w:rPr>
-          <w:sz w:val="17"/>
-          <w:szCs w:val="17"/>
-          <w:lang w:val="en-US"/>
-        </w:rPr>
-      </w:r>
-    </w:p>
-    <w:p>
-      <w:pPr>
-        <w:pStyle w:val="Normal"/>
-        <w:jc w:val="center"/>
-        <w:rPr>
-          <w:sz w:val="17"/>
-          <w:szCs w:val="17"/>
-          <w:lang w:val="en-US"/>
-        </w:rPr>
-      </w:pPr>
-      <w:r>
-        <w:rPr>
-          <w:sz w:val="17"/>
-          <w:szCs w:val="17"/>
-          <w:lang w:val="en-US"/>
-        </w:rPr>
-      </w:r>
-    </w:p>
-    <w:p>
-      <w:pPr>
-        <w:pStyle w:val="Normal"/>
-        <w:jc w:val="center"/>
-        <w:rPr>
-          <w:sz w:val="17"/>
-          <w:szCs w:val="17"/>
-          <w:lang w:val="en-US"/>
-        </w:rPr>
-      </w:pPr>
-      <w:r>
-        <w:rPr>
-          <w:sz w:val="17"/>
-          <w:szCs w:val="17"/>
-          <w:lang w:val="en-US"/>
-        </w:rPr>
-      </w:r>
-    </w:p>
-    <w:p>
-      <w:pPr>
-        <w:pStyle w:val="Normal"/>
+    </w:p>
+    <w:p>
+      <w:pPr>
         <w:jc w:val="center"/>
         <w:rPr>
           <w:sz w:val="17"/>
@@ -2374,7 +2358,6 @@
     </w:p>
     <w:p>
       <w:pPr>
-        <w:pStyle w:val="Normal"/>
         <w:jc w:val="center"/>
         <w:rPr>
           <w:sz w:val="17"/>
@@ -2382,17 +2365,9 @@
           <w:lang w:val="en-US"/>
         </w:rPr>
       </w:pPr>
-      <w:r>
-        <w:rPr>
-          <w:sz w:val="17"/>
-          <w:szCs w:val="17"/>
-          <w:lang w:val="en-US"/>
-        </w:rPr>
-      </w:r>
-    </w:p>
-    <w:p>
-      <w:pPr>
-        <w:pStyle w:val="Normal"/>
+    </w:p>
+    <w:p>
+      <w:pPr>
         <w:jc w:val="center"/>
         <w:rPr>
           <w:sz w:val="17"/>
@@ -2409,7 +2384,6 @@
     </w:p>
     <w:p>
       <w:pPr>
-        <w:pStyle w:val="Normal"/>
         <w:jc w:val="both"/>
         <w:rPr>
           <w:sz w:val="17"/>
@@ -2426,7 +2400,6 @@
     </w:p>
     <w:p>
       <w:pPr>
-        <w:pStyle w:val="Normal"/>
         <w:jc w:val="center"/>
         <w:rPr>
           <w:sz w:val="17"/>
@@ -2451,7 +2424,6 @@
     </w:p>
     <w:p>
       <w:pPr>
-        <w:pStyle w:val="Normal"/>
         <w:rPr>
           <w:sz w:val="17"/>
           <w:szCs w:val="17"/>
@@ -2467,7 +2439,6 @@
     </w:p>
     <w:p>
       <w:pPr>
-        <w:pStyle w:val="Normal"/>
         <w:jc w:val="center"/>
         <w:rPr>
           <w:sz w:val="17"/>
@@ -2499,7 +2470,6 @@
     </w:p>
     <w:p>
       <w:pPr>
-        <w:pStyle w:val="Normal"/>
         <w:rPr>
           <w:sz w:val="17"/>
           <w:szCs w:val="17"/>
@@ -2515,41 +2485,26 @@
     </w:p>
     <w:p>
       <w:pPr>
-        <w:pStyle w:val="Normal"/>
-        <w:spacing w:before="0" w:after="0"/>
-        <w:jc w:val="both"/>
-        <w:rPr>
-          <w:sz w:val="17"/>
-          <w:szCs w:val="17"/>
-        </w:rPr>
-      </w:pPr>
-      <w:r>
-        <w:rPr>
-          <w:sz w:val="17"/>
-          <w:szCs w:val="17"/>
-        </w:rPr>
-      </w:r>
-    </w:p>
-    <w:p>
-      <w:pPr>
-        <w:pStyle w:val="Normal"/>
-        <w:spacing w:before="0" w:after="0"/>
-        <w:jc w:val="both"/>
-        <w:rPr>
-          <w:sz w:val="17"/>
-          <w:szCs w:val="17"/>
-        </w:rPr>
-      </w:pPr>
-      <w:r>
-        <w:rPr>
-          <w:sz w:val="17"/>
-          <w:szCs w:val="17"/>
-        </w:rPr>
-      </w:r>
-    </w:p>
-    <w:p>
-      <w:pPr>
-        <w:pStyle w:val="Normal"/>
+        <w:spacing w:after="0"/>
+        <w:jc w:val="both"/>
+        <w:rPr>
+          <w:sz w:val="17"/>
+          <w:szCs w:val="17"/>
+        </w:rPr>
+      </w:pPr>
+    </w:p>
+    <w:p>
+      <w:pPr>
+        <w:spacing w:after="0"/>
+        <w:jc w:val="both"/>
+        <w:rPr>
+          <w:sz w:val="17"/>
+          <w:szCs w:val="17"/>
+        </w:rPr>
+      </w:pPr>
+    </w:p>
+    <w:p>
+      <w:pPr>
         <w:jc w:val="both"/>
         <w:rPr>
           <w:sz w:val="17"/>
@@ -2562,18 +2517,59 @@
           <w:szCs w:val="17"/>
         </w:rPr>
         <w:t>Luogo e data</w:t>
-        <w:tab/>
-        <w:tab/>
-        <w:tab/>
-        <w:tab/>
-        <w:tab/>
-        <w:tab/>
+      </w:r>
+      <w:r>
+        <w:rPr>
+          <w:sz w:val="17"/>
+          <w:szCs w:val="17"/>
+        </w:rPr>
+        <w:tab/>
+      </w:r>
+      <w:r>
+        <w:rPr>
+          <w:sz w:val="17"/>
+          <w:szCs w:val="17"/>
+        </w:rPr>
+        <w:tab/>
+      </w:r>
+      <w:r>
+        <w:rPr>
+          <w:sz w:val="17"/>
+          <w:szCs w:val="17"/>
+        </w:rPr>
+        <w:tab/>
+      </w:r>
+      <w:r>
+        <w:rPr>
+          <w:sz w:val="17"/>
+          <w:szCs w:val="17"/>
+        </w:rPr>
+        <w:tab/>
+      </w:r>
+      <w:r>
+        <w:rPr>
+          <w:sz w:val="17"/>
+          <w:szCs w:val="17"/>
+        </w:rPr>
+        <w:tab/>
+      </w:r>
+      <w:r>
+        <w:rPr>
+          <w:sz w:val="17"/>
+          <w:szCs w:val="17"/>
+        </w:rPr>
+        <w:tab/>
+      </w:r>
+      <w:r>
+        <w:rPr>
+          <w:sz w:val="17"/>
+          <w:szCs w:val="17"/>
+        </w:rPr>
         <w:t>La Società datrice di lavoro</w:t>
       </w:r>
     </w:p>
     <w:p>
       <w:pPr>
-        <w:pStyle w:val="Normal"/>
         <w:jc w:val="both"/>
         <w:rPr>
           <w:sz w:val="17"/>
@@ -2588,12 +2584,21 @@
         <w:t>11/12/2025</w:t>
       </w:r>
       <w:r>
-        <w:rPr/>
-        <w:tab/>
-        <w:tab/>
-        <w:tab/>
-        <w:tab/>
-        <w:tab/>
+        <w:tab/>
+      </w:r>
+      <w:r>
+        <w:tab/>
+      </w:r>
+      <w:r>
+        <w:tab/>
+      </w:r>
+      <w:r>
+        <w:tab/>
+      </w:r>
+      <w:r>
+        <w:tab/>
+      </w:r>
+      <w:r>
         <w:tab/>
       </w:r>
       <w:r>
@@ -2606,108 +2611,99 @@
     </w:p>
     <w:p>
       <w:pPr>
-        <w:pStyle w:val="Normal"/>
-        <w:ind w:start="4956"/>
-        <w:jc w:val="both"/>
-        <w:rPr>
-          <w:sz w:val="17"/>
-          <w:szCs w:val="17"/>
-        </w:rPr>
-      </w:pPr>
-      <w:r>
-        <w:rPr>
-          <w:sz w:val="17"/>
-          <w:szCs w:val="17"/>
-        </w:rPr>
-      </w:r>
-    </w:p>
-    <w:p>
-      <w:pPr>
-        <w:pStyle w:val="Normal"/>
-        <w:ind w:start="4956"/>
-        <w:jc w:val="both"/>
-        <w:rPr>
-          <w:sz w:val="17"/>
-          <w:szCs w:val="17"/>
-        </w:rPr>
-      </w:pPr>
-      <w:r>
-        <w:rPr>
-          <w:sz w:val="17"/>
-          <w:szCs w:val="17"/>
-        </w:rPr>
-      </w:r>
-    </w:p>
-    <w:p>
-      <w:pPr>
-        <w:pStyle w:val="Normal"/>
-        <w:ind w:start="4956"/>
-        <w:jc w:val="both"/>
-        <w:rPr>
-          <w:sz w:val="17"/>
-          <w:szCs w:val="17"/>
-        </w:rPr>
-      </w:pPr>
-      <w:r>
-        <w:rPr>
-          <w:sz w:val="17"/>
-          <w:szCs w:val="17"/>
-        </w:rPr>
-      </w:r>
-    </w:p>
-    <w:p>
-      <w:pPr>
-        <w:pStyle w:val="Normal"/>
-        <w:spacing w:lineRule="auto" w:line="250" w:before="0" w:after="39"/>
-        <w:ind w:start="422"/>
-        <w:rPr/>
-      </w:pPr>
-      <w:r>
-        <w:rPr/>
-      </w:r>
+        <w:ind w:left="4956"/>
+        <w:jc w:val="both"/>
+        <w:rPr>
+          <w:sz w:val="17"/>
+          <w:szCs w:val="17"/>
+        </w:rPr>
+      </w:pPr>
+    </w:p>
+    <w:p>
+      <w:pPr>
+        <w:ind w:left="4956"/>
+        <w:jc w:val="both"/>
+        <w:rPr>
+          <w:sz w:val="17"/>
+          <w:szCs w:val="17"/>
+        </w:rPr>
+      </w:pPr>
+    </w:p>
+    <w:p>
+      <w:pPr>
+        <w:ind w:left="4956"/>
+        <w:jc w:val="both"/>
+        <w:rPr>
+          <w:sz w:val="17"/>
+          <w:szCs w:val="17"/>
+        </w:rPr>
+      </w:pPr>
+    </w:p>
+    <w:p>
+      <w:pPr>
+        <w:spacing w:after="39" w:line="250" w:lineRule="auto"/>
+        <w:ind w:left="422"/>
+      </w:pPr>
     </w:p>
     <w:sectPr>
-      <w:headerReference w:type="even" r:id="rId4"/>
-      <w:headerReference w:type="default" r:id="rId5"/>
-      <w:headerReference w:type="first" r:id="rId6"/>
-      <w:footerReference w:type="even" r:id="rId7"/>
-      <w:footerReference w:type="default" r:id="rId8"/>
-      <w:footerReference w:type="first" r:id="rId9"/>
-      <w:type w:val="nextPage"/>
-      <w:pgSz w:w="11906" w:h="16838"/>
-      <w:pgMar w:left="1134" w:right="1134" w:gutter="0" w:header="708" w:top="1560" w:footer="708" w:bottom="1134"/>
-      <w:pgNumType w:fmt="decimal"/>
-      <w:formProt w:val="false"/>
-      <w:textDirection w:val="lrTb"/>
-      <w:docGrid w:type="default" w:linePitch="360" w:charSpace="0"/>
+      <w:headerReference w:type="even" r:id="rId13"/>
+      <w:headerReference w:type="default" r:id="rId14"/>
+      <w:footerReference w:type="even" r:id="rId15"/>
+      <w:footerReference w:type="default" r:id="rId16"/>
+      <w:headerReference w:type="first" r:id="rId17"/>
+      <w:footerReference w:type="first" r:id="rId18"/>
+      <w:pgSz w:w="11906" w:h="16838" w:orient="portrait"/>
+      <w:pgMar w:top="1560" w:right="1134" w:bottom="1134" w:left="1134" w:header="708" w:footer="708" w:gutter="0"/>
+      <w:cols w:space="720"/>
+      <w:formProt w:val="0"/>
+      <w:docGrid w:linePitch="360"/>
     </w:sectPr>
   </w:body>
 </w:document>
 </file>
 
+<file path=word/endnotes.xml><?xml version="1.0" encoding="utf-8"?>
+<w:endnotes xmlns:wpc="http://schemas.microsoft.com/office/word/2010/wordprocessingCanvas" xmlns:cx="http://schemas.microsoft.com/office/drawing/2014/chartex" xmlns:cx1="http://schemas.microsoft.com/office/drawing/2015/9/8/chartex" xmlns:cx2="http://schemas.microsoft.com/office/drawing/2015/10/21/chartex" xmlns:cx3="http://schemas.microsoft.com/office/drawing/2016/5/9/chartex" xmlns:cx4="http://schemas.microsoft.com/office/drawing/2016/5/10/chartex" xmlns:cx5="http://schemas.microsoft.com/office/drawing/2016/5/11/chartex" xmlns:cx6="http://schemas.microsoft.com/office/drawing/2016/5/12/chartex" xmlns:cx7="http://schemas.microsoft.com/office/drawing/2016/5/13/chartex" xmlns:cx8="http://schemas.microsoft.com/office/drawing/2016/5/14/chartex" xmlns:mc="http://schemas.openxmlformats.org/markup-compatibility/2006" xmlns:aink="http://schemas.microsoft.com/office/drawing/2016/ink" xmlns:am3d="http://schemas.microsoft.com/office/drawing/2017/model3d" xmlns:o="urn:schemas-microsoft-com:office:office" xmlns:oel="http://schemas.microsoft.com/office/2019/extlst" xmlns:r="http://schemas.openxmlformats.org/officeDocument/2006/relationships" xmlns:m="http://schemas.openxmlformats.org/officeDocument/2006/math" xmlns:v="urn:schemas-microsoft-com:vml" xmlns:wp14="http://schemas.microsoft.com/office/word/2010/wordprocessingDrawing" xmlns:wp="http://schemas.openxmlformats.org/drawingml/2006/wordprocessingDrawing" xmlns:w10="urn:schemas-microsoft-com:office:word" xmlns:w="http://schemas.openxmlformats.org/wordprocessingml/2006/main" xmlns:w14="http://schemas.microsoft.com/office/word/2010/wordml" xmlns:w15="http://schemas.microsoft.com/office/word/2012/wordml" xmlns:w16cex="http://schemas.microsoft.com/office/word/2018/wordml/cex" xmlns:w16cid="http://schemas.microsoft.com/office/word/2016/wordml/cid" xmlns:w16="http://schemas.microsoft.com/office/word/2018/wordml" xmlns:w16du="http://schemas.microsoft.com/office/word/2023/wordml/word16du" xmlns:w16sdtdh="http://schemas.microsoft.com/office/word/2020/wordml/sdtdatahash" xmlns:w16sdtfl="http://schemas.microsoft.com/office/word/2024/wordml/sdtformatlock" xmlns:w16se="http://schemas.microsoft.com/office/word/2015/wordml/symex" xmlns:wpg="http://schemas.microsoft.com/office/word/2010/wordprocessingGroup" xmlns:wpi="http://schemas.microsoft.com/office/word/2010/wordprocessingInk" xmlns:wne="http://schemas.microsoft.com/office/word/2006/wordml" xmlns:wps="http://schemas.microsoft.com/office/word/2010/wordprocessingShape" mc:Ignorable="w14 w15 w16se w16cid w16 w16cex w16sdtdh w16sdtfl w16du wp14">
+  <w:endnote w:type="separator" w:id="-1">
+    <w:p>
+      <w:pPr>
+        <w:spacing w:after="0" w:line="240" w:lineRule="auto"/>
+      </w:pPr>
+      <w:r>
+        <w:separator/>
+      </w:r>
+    </w:p>
+  </w:endnote>
+  <w:endnote w:type="continuationSeparator" w:id="0">
+    <w:p>
+      <w:pPr>
+        <w:spacing w:after="0" w:line="240" w:lineRule="auto"/>
+      </w:pPr>
+      <w:r>
+        <w:continuationSeparator/>
+      </w:r>
+    </w:p>
+  </w:endnote>
+</w:endnotes>
+</file>
+
 <file path=word/footer1.xml><?xml version="1.0" encoding="utf-8"?>
-<w:ftr xmlns:o="urn:schemas-microsoft-com:office:office" xmlns:r="http://schemas.openxmlformats.org/officeDocument/2006/relationships" xmlns:v="urn:schemas-microsoft-com:vml" xmlns:w="http://schemas.openxmlformats.org/wordprocessingml/2006/main" xmlns:w10="urn:schemas-microsoft-com:office:word" xmlns:wp="http://schemas.openxmlformats.org/drawingml/2006/wordprocessingDrawing" xmlns:pic="http://schemas.openxmlformats.org/drawingml/2006/picture" xmlns:wps="http://schemas.microsoft.com/office/word/2010/wordprocessingShape" xmlns:wpg="http://schemas.microsoft.com/office/word/2010/wordprocessingGroup" xmlns:mc="http://schemas.openxmlformats.org/markup-compatibility/2006" xmlns:wp14="http://schemas.microsoft.com/office/word/2010/wordprocessingDrawing" xmlns:w14="http://schemas.microsoft.com/office/word/2010/wordml" xmlns:w15="http://schemas.microsoft.com/office/word/2012/wordml" mc:Ignorable="w14 wp14 w15">
+<w:ftr xmlns:wpc="http://schemas.microsoft.com/office/word/2010/wordprocessingCanvas" xmlns:cx="http://schemas.microsoft.com/office/drawing/2014/chartex" xmlns:cx1="http://schemas.microsoft.com/office/drawing/2015/9/8/chartex" xmlns:cx2="http://schemas.microsoft.com/office/drawing/2015/10/21/chartex" xmlns:cx3="http://schemas.microsoft.com/office/drawing/2016/5/9/chartex" xmlns:cx4="http://schemas.microsoft.com/office/drawing/2016/5/10/chartex" xmlns:cx5="http://schemas.microsoft.com/office/drawing/2016/5/11/chartex" xmlns:cx6="http://schemas.microsoft.com/office/drawing/2016/5/12/chartex" xmlns:cx7="http://schemas.microsoft.com/office/drawing/2016/5/13/chartex" xmlns:cx8="http://schemas.microsoft.com/office/drawing/2016/5/14/chartex" xmlns:mc="http://schemas.openxmlformats.org/markup-compatibility/2006" xmlns:aink="http://schemas.microsoft.com/office/drawing/2016/ink" xmlns:am3d="http://schemas.microsoft.com/office/drawing/2017/model3d" xmlns:o="urn:schemas-microsoft-com:office:office" xmlns:oel="http://schemas.microsoft.com/office/2019/extlst" xmlns:r="http://schemas.openxmlformats.org/officeDocument/2006/relationships" xmlns:m="http://schemas.openxmlformats.org/officeDocument/2006/math" xmlns:v="urn:schemas-microsoft-com:vml" xmlns:wp14="http://schemas.microsoft.com/office/word/2010/wordprocessingDrawing" xmlns:wp="http://schemas.openxmlformats.org/drawingml/2006/wordprocessingDrawing" xmlns:w10="urn:schemas-microsoft-com:office:word" xmlns:w="http://schemas.openxmlformats.org/wordprocessingml/2006/main" xmlns:w14="http://schemas.microsoft.com/office/word/2010/wordml" xmlns:w15="http://schemas.microsoft.com/office/word/2012/wordml" xmlns:w16cex="http://schemas.microsoft.com/office/word/2018/wordml/cex" xmlns:w16cid="http://schemas.microsoft.com/office/word/2016/wordml/cid" xmlns:w16="http://schemas.microsoft.com/office/word/2018/wordml" xmlns:w16du="http://schemas.microsoft.com/office/word/2023/wordml/word16du" xmlns:w16sdtdh="http://schemas.microsoft.com/office/word/2020/wordml/sdtdatahash" xmlns:w16sdtfl="http://schemas.microsoft.com/office/word/2024/wordml/sdtformatlock" xmlns:w16se="http://schemas.microsoft.com/office/word/2015/wordml/symex" xmlns:wpg="http://schemas.microsoft.com/office/word/2010/wordprocessingGroup" xmlns:wpi="http://schemas.microsoft.com/office/word/2010/wordprocessingInk" xmlns:wne="http://schemas.microsoft.com/office/word/2006/wordml" xmlns:wps="http://schemas.microsoft.com/office/word/2010/wordprocessingShape" mc:Ignorable="w14 w15 w16se w16cid w16 w16cex w16sdtdh w16sdtfl w16du wp14">
   <w:p>
     <w:pPr>
       <w:pStyle w:val="Footer"/>
-      <w:rPr/>
     </w:pPr>
-    <w:r>
-      <w:rPr/>
-    </w:r>
   </w:p>
 </w:ftr>
 </file>
 
 <file path=word/footer2.xml><?xml version="1.0" encoding="utf-8"?>
-<w:ftr xmlns:o="urn:schemas-microsoft-com:office:office" xmlns:r="http://schemas.openxmlformats.org/officeDocument/2006/relationships" xmlns:v="urn:schemas-microsoft-com:vml" xmlns:w="http://schemas.openxmlformats.org/wordprocessingml/2006/main" xmlns:w10="urn:schemas-microsoft-com:office:word" xmlns:wp="http://schemas.openxmlformats.org/drawingml/2006/wordprocessingDrawing" xmlns:pic="http://schemas.openxmlformats.org/drawingml/2006/picture" xmlns:wps="http://schemas.microsoft.com/office/word/2010/wordprocessingShape" xmlns:wpg="http://schemas.microsoft.com/office/word/2010/wordprocessingGroup" xmlns:mc="http://schemas.openxmlformats.org/markup-compatibility/2006" xmlns:wp14="http://schemas.microsoft.com/office/word/2010/wordprocessingDrawing" xmlns:w14="http://schemas.microsoft.com/office/word/2010/wordml" xmlns:w15="http://schemas.microsoft.com/office/word/2012/wordml" mc:Ignorable="w14 wp14 w15">
+<w:ftr xmlns:wpc="http://schemas.microsoft.com/office/word/2010/wordprocessingCanvas" xmlns:cx="http://schemas.microsoft.com/office/drawing/2014/chartex" xmlns:cx1="http://schemas.microsoft.com/office/drawing/2015/9/8/chartex" xmlns:cx2="http://schemas.microsoft.com/office/drawing/2015/10/21/chartex" xmlns:cx3="http://schemas.microsoft.com/office/drawing/2016/5/9/chartex" xmlns:cx4="http://schemas.microsoft.com/office/drawing/2016/5/10/chartex" xmlns:cx5="http://schemas.microsoft.com/office/drawing/2016/5/11/chartex" xmlns:cx6="http://schemas.microsoft.com/office/drawing/2016/5/12/chartex" xmlns:cx7="http://schemas.microsoft.com/office/drawing/2016/5/13/chartex" xmlns:cx8="http://schemas.microsoft.com/office/drawing/2016/5/14/chartex" xmlns:mc="http://schemas.openxmlformats.org/markup-compatibility/2006" xmlns:aink="http://schemas.microsoft.com/office/drawing/2016/ink" xmlns:am3d="http://schemas.microsoft.com/office/drawing/2017/model3d" xmlns:o="urn:schemas-microsoft-com:office:office" xmlns:oel="http://schemas.microsoft.com/office/2019/extlst" xmlns:r="http://schemas.openxmlformats.org/officeDocument/2006/relationships" xmlns:m="http://schemas.openxmlformats.org/officeDocument/2006/math" xmlns:v="urn:schemas-microsoft-com:vml" xmlns:wp14="http://schemas.microsoft.com/office/word/2010/wordprocessingDrawing" xmlns:wp="http://schemas.openxmlformats.org/drawingml/2006/wordprocessingDrawing" xmlns:w10="urn:schemas-microsoft-com:office:word" xmlns:w="http://schemas.openxmlformats.org/wordprocessingml/2006/main" xmlns:w14="http://schemas.microsoft.com/office/word/2010/wordml" xmlns:w15="http://schemas.microsoft.com/office/word/2012/wordml" xmlns:w16cex="http://schemas.microsoft.com/office/word/2018/wordml/cex" xmlns:w16cid="http://schemas.microsoft.com/office/word/2016/wordml/cid" xmlns:w16="http://schemas.microsoft.com/office/word/2018/wordml" xmlns:w16du="http://schemas.microsoft.com/office/word/2023/wordml/word16du" xmlns:w16sdtdh="http://schemas.microsoft.com/office/word/2020/wordml/sdtdatahash" xmlns:w16sdtfl="http://schemas.microsoft.com/office/word/2024/wordml/sdtformatlock" xmlns:w16se="http://schemas.microsoft.com/office/word/2015/wordml/symex" xmlns:wpg="http://schemas.microsoft.com/office/word/2010/wordprocessingGroup" xmlns:wpi="http://schemas.microsoft.com/office/word/2010/wordprocessingInk" xmlns:wne="http://schemas.microsoft.com/office/word/2006/wordml" xmlns:wps="http://schemas.microsoft.com/office/word/2010/wordprocessingShape" mc:Ignorable="w14 w15 w16se w16cid w16 w16cex w16sdtdh w16sdtfl w16du wp14">
   <w:p>
     <w:pPr>
       <w:pStyle w:val="Footer"/>
-      <w:rPr/>
     </w:pPr>
     <w:r>
-      <w:rPr/>
       <w:t xml:space="preserve"> </w:t>
     </w:r>
   </w:p>
@@ -2715,215 +2711,232 @@
 </file>
 
 <file path=word/footer3.xml><?xml version="1.0" encoding="utf-8"?>
-<w:ftr xmlns:o="urn:schemas-microsoft-com:office:office" xmlns:r="http://schemas.openxmlformats.org/officeDocument/2006/relationships" xmlns:v="urn:schemas-microsoft-com:vml" xmlns:w="http://schemas.openxmlformats.org/wordprocessingml/2006/main" xmlns:w10="urn:schemas-microsoft-com:office:word" xmlns:wp="http://schemas.openxmlformats.org/drawingml/2006/wordprocessingDrawing" xmlns:pic="http://schemas.openxmlformats.org/drawingml/2006/picture" xmlns:wps="http://schemas.microsoft.com/office/word/2010/wordprocessingShape" xmlns:wpg="http://schemas.microsoft.com/office/word/2010/wordprocessingGroup" xmlns:mc="http://schemas.openxmlformats.org/markup-compatibility/2006" xmlns:wp14="http://schemas.microsoft.com/office/word/2010/wordprocessingDrawing" xmlns:w14="http://schemas.microsoft.com/office/word/2010/wordml" xmlns:w15="http://schemas.microsoft.com/office/word/2012/wordml" mc:Ignorable="w14 wp14 w15">
+<w:ftr xmlns:wpc="http://schemas.microsoft.com/office/word/2010/wordprocessingCanvas" xmlns:cx="http://schemas.microsoft.com/office/drawing/2014/chartex" xmlns:cx1="http://schemas.microsoft.com/office/drawing/2015/9/8/chartex" xmlns:cx2="http://schemas.microsoft.com/office/drawing/2015/10/21/chartex" xmlns:cx3="http://schemas.microsoft.com/office/drawing/2016/5/9/chartex" xmlns:cx4="http://schemas.microsoft.com/office/drawing/2016/5/10/chartex" xmlns:cx5="http://schemas.microsoft.com/office/drawing/2016/5/11/chartex" xmlns:cx6="http://schemas.microsoft.com/office/drawing/2016/5/12/chartex" xmlns:cx7="http://schemas.microsoft.com/office/drawing/2016/5/13/chartex" xmlns:cx8="http://schemas.microsoft.com/office/drawing/2016/5/14/chartex" xmlns:mc="http://schemas.openxmlformats.org/markup-compatibility/2006" xmlns:aink="http://schemas.microsoft.com/office/drawing/2016/ink" xmlns:am3d="http://schemas.microsoft.com/office/drawing/2017/model3d" xmlns:o="urn:schemas-microsoft-com:office:office" xmlns:oel="http://schemas.microsoft.com/office/2019/extlst" xmlns:r="http://schemas.openxmlformats.org/officeDocument/2006/relationships" xmlns:m="http://schemas.openxmlformats.org/officeDocument/2006/math" xmlns:v="urn:schemas-microsoft-com:vml" xmlns:wp14="http://schemas.microsoft.com/office/word/2010/wordprocessingDrawing" xmlns:wp="http://schemas.openxmlformats.org/drawingml/2006/wordprocessingDrawing" xmlns:w10="urn:schemas-microsoft-com:office:word" xmlns:w="http://schemas.openxmlformats.org/wordprocessingml/2006/main" xmlns:w14="http://schemas.microsoft.com/office/word/2010/wordml" xmlns:w15="http://schemas.microsoft.com/office/word/2012/wordml" xmlns:w16cex="http://schemas.microsoft.com/office/word/2018/wordml/cex" xmlns:w16cid="http://schemas.microsoft.com/office/word/2016/wordml/cid" xmlns:w16="http://schemas.microsoft.com/office/word/2018/wordml" xmlns:w16du="http://schemas.microsoft.com/office/word/2023/wordml/word16du" xmlns:w16sdtdh="http://schemas.microsoft.com/office/word/2020/wordml/sdtdatahash" xmlns:w16sdtfl="http://schemas.microsoft.com/office/word/2024/wordml/sdtformatlock" xmlns:w16se="http://schemas.microsoft.com/office/word/2015/wordml/symex" xmlns:wpg="http://schemas.microsoft.com/office/word/2010/wordprocessingGroup" xmlns:wpi="http://schemas.microsoft.com/office/word/2010/wordprocessingInk" xmlns:wne="http://schemas.microsoft.com/office/word/2006/wordml" xmlns:wps="http://schemas.microsoft.com/office/word/2010/wordprocessingShape" mc:Ignorable="w14 w15 w16se w16cid w16 w16cex w16sdtdh w16sdtfl w16du wp14">
   <w:p>
     <w:pPr>
       <w:pStyle w:val="Footer"/>
-      <w:rPr/>
     </w:pPr>
     <w:r>
-      <w:rPr/>
       <w:t xml:space="preserve"> </w:t>
     </w:r>
   </w:p>
 </w:ftr>
 </file>
 
+<file path=word/footnotes.xml><?xml version="1.0" encoding="utf-8"?>
+<w:footnotes xmlns:wpc="http://schemas.microsoft.com/office/word/2010/wordprocessingCanvas" xmlns:cx="http://schemas.microsoft.com/office/drawing/2014/chartex" xmlns:cx1="http://schemas.microsoft.com/office/drawing/2015/9/8/chartex" xmlns:cx2="http://schemas.microsoft.com/office/drawing/2015/10/21/chartex" xmlns:cx3="http://schemas.microsoft.com/office/drawing/2016/5/9/chartex" xmlns:cx4="http://schemas.microsoft.com/office/drawing/2016/5/10/chartex" xmlns:cx5="http://schemas.microsoft.com/office/drawing/2016/5/11/chartex" xmlns:cx6="http://schemas.microsoft.com/office/drawing/2016/5/12/chartex" xmlns:cx7="http://schemas.microsoft.com/office/drawing/2016/5/13/chartex" xmlns:cx8="http://schemas.microsoft.com/office/drawing/2016/5/14/chartex" xmlns:mc="http://schemas.openxmlformats.org/markup-compatibility/2006" xmlns:aink="http://schemas.microsoft.com/office/drawing/2016/ink" xmlns:am3d="http://schemas.microsoft.com/office/drawing/2017/model3d" xmlns:o="urn:schemas-microsoft-com:office:office" xmlns:oel="http://schemas.microsoft.com/office/2019/extlst" xmlns:r="http://schemas.openxmlformats.org/officeDocument/2006/relationships" xmlns:m="http://schemas.openxmlformats.org/officeDocument/2006/math" xmlns:v="urn:schemas-microsoft-com:vml" xmlns:wp14="http://schemas.microsoft.com/office/word/2010/wordprocessingDrawing" xmlns:wp="http://schemas.openxmlformats.org/drawingml/2006/wordprocessingDrawing" xmlns:w10="urn:schemas-microsoft-com:office:word" xmlns:w="http://schemas.openxmlformats.org/wordprocessingml/2006/main" xmlns:w14="http://schemas.microsoft.com/office/word/2010/wordml" xmlns:w15="http://schemas.microsoft.com/office/word/2012/wordml" xmlns:w16cex="http://schemas.microsoft.com/office/word/2018/wordml/cex" xmlns:w16cid="http://schemas.microsoft.com/office/word/2016/wordml/cid" xmlns:w16="http://schemas.microsoft.com/office/word/2018/wordml" xmlns:w16du="http://schemas.microsoft.com/office/word/2023/wordml/word16du" xmlns:w16sdtdh="http://schemas.microsoft.com/office/word/2020/wordml/sdtdatahash" xmlns:w16sdtfl="http://schemas.microsoft.com/office/word/2024/wordml/sdtformatlock" xmlns:w16se="http://schemas.microsoft.com/office/word/2015/wordml/symex" xmlns:wpg="http://schemas.microsoft.com/office/word/2010/wordprocessingGroup" xmlns:wpi="http://schemas.microsoft.com/office/word/2010/wordprocessingInk" xmlns:wne="http://schemas.microsoft.com/office/word/2006/wordml" xmlns:wps="http://schemas.microsoft.com/office/word/2010/wordprocessingShape" mc:Ignorable="w14 w15 w16se w16cid w16 w16cex w16sdtdh w16sdtfl w16du wp14">
+  <w:footnote w:type="separator" w:id="-1">
+    <w:p>
+      <w:pPr>
+        <w:spacing w:after="0" w:line="240" w:lineRule="auto"/>
+      </w:pPr>
+      <w:r>
+        <w:separator/>
+      </w:r>
+    </w:p>
+  </w:footnote>
+  <w:footnote w:type="continuationSeparator" w:id="0">
+    <w:p>
+      <w:pPr>
+        <w:spacing w:after="0" w:line="240" w:lineRule="auto"/>
+      </w:pPr>
+      <w:r>
+        <w:continuationSeparator/>
+      </w:r>
+    </w:p>
+  </w:footnote>
+</w:footnotes>
+</file>
+
 <file path=word/header1.xml><?xml version="1.0" encoding="utf-8"?>
-<w:hdr xmlns:o="urn:schemas-microsoft-com:office:office" xmlns:r="http://schemas.openxmlformats.org/officeDocument/2006/relationships" xmlns:v="urn:schemas-microsoft-com:vml" xmlns:w="http://schemas.openxmlformats.org/wordprocessingml/2006/main" xmlns:w10="urn:schemas-microsoft-com:office:word" xmlns:wp="http://schemas.openxmlformats.org/drawingml/2006/wordprocessingDrawing" xmlns:pic="http://schemas.openxmlformats.org/drawingml/2006/picture" xmlns:wps="http://schemas.microsoft.com/office/word/2010/wordprocessingShape" xmlns:wpg="http://schemas.microsoft.com/office/word/2010/wordprocessingGroup" xmlns:mc="http://schemas.openxmlformats.org/markup-compatibility/2006" xmlns:wp14="http://schemas.microsoft.com/office/word/2010/wordprocessingDrawing" xmlns:w14="http://schemas.microsoft.com/office/word/2010/wordml" xmlns:w15="http://schemas.microsoft.com/office/word/2012/wordml" mc:Ignorable="w14 wp14 w15">
+<w:hdr xmlns:wpc="http://schemas.microsoft.com/office/word/2010/wordprocessingCanvas" xmlns:cx="http://schemas.microsoft.com/office/drawing/2014/chartex" xmlns:cx1="http://schemas.microsoft.com/office/drawing/2015/9/8/chartex" xmlns:cx2="http://schemas.microsoft.com/office/drawing/2015/10/21/chartex" xmlns:cx3="http://schemas.microsoft.com/office/drawing/2016/5/9/chartex" xmlns:cx4="http://schemas.microsoft.com/office/drawing/2016/5/10/chartex" xmlns:cx5="http://schemas.microsoft.com/office/drawing/2016/5/11/chartex" xmlns:cx6="http://schemas.microsoft.com/office/drawing/2016/5/12/chartex" xmlns:cx7="http://schemas.microsoft.com/office/drawing/2016/5/13/chartex" xmlns:cx8="http://schemas.microsoft.com/office/drawing/2016/5/14/chartex" xmlns:mc="http://schemas.openxmlformats.org/markup-compatibility/2006" xmlns:aink="http://schemas.microsoft.com/office/drawing/2016/ink" xmlns:am3d="http://schemas.microsoft.com/office/drawing/2017/model3d" xmlns:o="urn:schemas-microsoft-com:office:office" xmlns:oel="http://schemas.microsoft.com/office/2019/extlst" xmlns:r="http://schemas.openxmlformats.org/officeDocument/2006/relationships" xmlns:m="http://schemas.openxmlformats.org/officeDocument/2006/math" xmlns:v="urn:schemas-microsoft-com:vml" xmlns:wp14="http://schemas.microsoft.com/office/word/2010/wordprocessingDrawing" xmlns:wp="http://schemas.openxmlformats.org/drawingml/2006/wordprocessingDrawing" xmlns:w10="urn:schemas-microsoft-com:office:word" xmlns:w="http://schemas.openxmlformats.org/wordprocessingml/2006/main" xmlns:w14="http://schemas.microsoft.com/office/word/2010/wordml" xmlns:w15="http://schemas.microsoft.com/office/word/2012/wordml" xmlns:w16cex="http://schemas.microsoft.com/office/word/2018/wordml/cex" xmlns:w16cid="http://schemas.microsoft.com/office/word/2016/wordml/cid" xmlns:w16="http://schemas.microsoft.com/office/word/2018/wordml" xmlns:w16du="http://schemas.microsoft.com/office/word/2023/wordml/word16du" xmlns:w16sdtdh="http://schemas.microsoft.com/office/word/2020/wordml/sdtdatahash" xmlns:w16sdtfl="http://schemas.microsoft.com/office/word/2024/wordml/sdtformatlock" xmlns:w16se="http://schemas.microsoft.com/office/word/2015/wordml/symex" xmlns:wpg="http://schemas.microsoft.com/office/word/2010/wordprocessingGroup" xmlns:wpi="http://schemas.microsoft.com/office/word/2010/wordprocessingInk" xmlns:wne="http://schemas.microsoft.com/office/word/2006/wordml" xmlns:wps="http://schemas.microsoft.com/office/word/2010/wordprocessingShape" mc:Ignorable="w14 w15 w16se w16cid w16 w16cex w16sdtdh w16sdtfl w16du wp14">
   <w:p>
     <w:pPr>
       <w:pStyle w:val="Header"/>
-      <w:rPr/>
     </w:pPr>
-    <w:r>
-      <w:rPr/>
-    </w:r>
   </w:p>
 </w:hdr>
 </file>
 
 <file path=word/header2.xml><?xml version="1.0" encoding="utf-8"?>
-<w:hdr xmlns:o="urn:schemas-microsoft-com:office:office" xmlns:r="http://schemas.openxmlformats.org/officeDocument/2006/relationships" xmlns:v="urn:schemas-microsoft-com:vml" xmlns:w="http://schemas.openxmlformats.org/wordprocessingml/2006/main" xmlns:w10="urn:schemas-microsoft-com:office:word" xmlns:wp="http://schemas.openxmlformats.org/drawingml/2006/wordprocessingDrawing" xmlns:pic="http://schemas.openxmlformats.org/drawingml/2006/picture" xmlns:wps="http://schemas.microsoft.com/office/word/2010/wordprocessingShape" xmlns:wpg="http://schemas.microsoft.com/office/word/2010/wordprocessingGroup" xmlns:mc="http://schemas.openxmlformats.org/markup-compatibility/2006" xmlns:wp14="http://schemas.microsoft.com/office/word/2010/wordprocessingDrawing" xmlns:w14="http://schemas.microsoft.com/office/word/2010/wordml" xmlns:w15="http://schemas.microsoft.com/office/word/2012/wordml" mc:Ignorable="w14 wp14 w15">
+<w:hdr xmlns:wpc="http://schemas.microsoft.com/office/word/2010/wordprocessingCanvas" xmlns:cx="http://schemas.microsoft.com/office/drawing/2014/chartex" xmlns:cx1="http://schemas.microsoft.com/office/drawing/2015/9/8/chartex" xmlns:cx2="http://schemas.microsoft.com/office/drawing/2015/10/21/chartex" xmlns:cx3="http://schemas.microsoft.com/office/drawing/2016/5/9/chartex" xmlns:cx4="http://schemas.microsoft.com/office/drawing/2016/5/10/chartex" xmlns:cx5="http://schemas.microsoft.com/office/drawing/2016/5/11/chartex" xmlns:cx6="http://schemas.microsoft.com/office/drawing/2016/5/12/chartex" xmlns:cx7="http://schemas.microsoft.com/office/drawing/2016/5/13/chartex" xmlns:cx8="http://schemas.microsoft.com/office/drawing/2016/5/14/chartex" xmlns:mc="http://schemas.openxmlformats.org/markup-compatibility/2006" xmlns:aink="http://schemas.microsoft.com/office/drawing/2016/ink" xmlns:am3d="http://schemas.microsoft.com/office/drawing/2017/model3d" xmlns:o="urn:schemas-microsoft-com:office:office" xmlns:oel="http://schemas.microsoft.com/office/2019/extlst" xmlns:r="http://schemas.openxmlformats.org/officeDocument/2006/relationships" xmlns:m="http://schemas.openxmlformats.org/officeDocument/2006/math" xmlns:v="urn:schemas-microsoft-com:vml" xmlns:wp14="http://schemas.microsoft.com/office/word/2010/wordprocessingDrawing" xmlns:wp="http://schemas.openxmlformats.org/drawingml/2006/wordprocessingDrawing" xmlns:w10="urn:schemas-microsoft-com:office:word" xmlns:w="http://schemas.openxmlformats.org/wordprocessingml/2006/main" xmlns:w14="http://schemas.microsoft.com/office/word/2010/wordml" xmlns:w15="http://schemas.microsoft.com/office/word/2012/wordml" xmlns:w16cex="http://schemas.microsoft.com/office/word/2018/wordml/cex" xmlns:w16cid="http://schemas.microsoft.com/office/word/2016/wordml/cid" xmlns:w16="http://schemas.microsoft.com/office/word/2018/wordml" xmlns:w16du="http://schemas.microsoft.com/office/word/2023/wordml/word16du" xmlns:w16sdtdh="http://schemas.microsoft.com/office/word/2020/wordml/sdtdatahash" xmlns:w16sdtfl="http://schemas.microsoft.com/office/word/2024/wordml/sdtformatlock" xmlns:w16se="http://schemas.microsoft.com/office/word/2015/wordml/symex" xmlns:wpg="http://schemas.microsoft.com/office/word/2010/wordprocessingGroup" xmlns:wpi="http://schemas.microsoft.com/office/word/2010/wordprocessingInk" xmlns:wne="http://schemas.microsoft.com/office/word/2006/wordml" xmlns:wps="http://schemas.microsoft.com/office/word/2010/wordprocessingShape" mc:Ignorable="w14 w15 w16se w16cid w16 w16cex w16sdtdh w16sdtfl w16du wp14">
   <w:p>
     <w:pPr>
       <w:pStyle w:val="Header"/>
       <w:jc w:val="center"/>
-      <w:rPr/>
     </w:pPr>
-    <w:r>
-      <w:rPr/>
-    </w:r>
   </w:p>
 </w:hdr>
 </file>
 
 <file path=word/header3.xml><?xml version="1.0" encoding="utf-8"?>
-<w:hdr xmlns:o="urn:schemas-microsoft-com:office:office" xmlns:r="http://schemas.openxmlformats.org/officeDocument/2006/relationships" xmlns:v="urn:schemas-microsoft-com:vml" xmlns:w="http://schemas.openxmlformats.org/wordprocessingml/2006/main" xmlns:w10="urn:schemas-microsoft-com:office:word" xmlns:wp="http://schemas.openxmlformats.org/drawingml/2006/wordprocessingDrawing" xmlns:pic="http://schemas.openxmlformats.org/drawingml/2006/picture" xmlns:wps="http://schemas.microsoft.com/office/word/2010/wordprocessingShape" xmlns:wpg="http://schemas.microsoft.com/office/word/2010/wordprocessingGroup" xmlns:mc="http://schemas.openxmlformats.org/markup-compatibility/2006" xmlns:wp14="http://schemas.microsoft.com/office/word/2010/wordprocessingDrawing" xmlns:w14="http://schemas.microsoft.com/office/word/2010/wordml" xmlns:w15="http://schemas.microsoft.com/office/word/2012/wordml" mc:Ignorable="w14 wp14 w15">
+<w:hdr xmlns:wpc="http://schemas.microsoft.com/office/word/2010/wordprocessingCanvas" xmlns:cx="http://schemas.microsoft.com/office/drawing/2014/chartex" xmlns:cx1="http://schemas.microsoft.com/office/drawing/2015/9/8/chartex" xmlns:cx2="http://schemas.microsoft.com/office/drawing/2015/10/21/chartex" xmlns:cx3="http://schemas.microsoft.com/office/drawing/2016/5/9/chartex" xmlns:cx4="http://schemas.microsoft.com/office/drawing/2016/5/10/chartex" xmlns:cx5="http://schemas.microsoft.com/office/drawing/2016/5/11/chartex" xmlns:cx6="http://schemas.microsoft.com/office/drawing/2016/5/12/chartex" xmlns:cx7="http://schemas.microsoft.com/office/drawing/2016/5/13/chartex" xmlns:cx8="http://schemas.microsoft.com/office/drawing/2016/5/14/chartex" xmlns:mc="http://schemas.openxmlformats.org/markup-compatibility/2006" xmlns:aink="http://schemas.microsoft.com/office/drawing/2016/ink" xmlns:am3d="http://schemas.microsoft.com/office/drawing/2017/model3d" xmlns:o="urn:schemas-microsoft-com:office:office" xmlns:oel="http://schemas.microsoft.com/office/2019/extlst" xmlns:r="http://schemas.openxmlformats.org/officeDocument/2006/relationships" xmlns:m="http://schemas.openxmlformats.org/officeDocument/2006/math" xmlns:v="urn:schemas-microsoft-com:vml" xmlns:wp14="http://schemas.microsoft.com/office/word/2010/wordprocessingDrawing" xmlns:wp="http://schemas.openxmlformats.org/drawingml/2006/wordprocessingDrawing" xmlns:w10="urn:schemas-microsoft-com:office:word" xmlns:w="http://schemas.openxmlformats.org/wordprocessingml/2006/main" xmlns:w14="http://schemas.microsoft.com/office/word/2010/wordml" xmlns:w15="http://schemas.microsoft.com/office/word/2012/wordml" xmlns:w16cex="http://schemas.microsoft.com/office/word/2018/wordml/cex" xmlns:w16cid="http://schemas.microsoft.com/office/word/2016/wordml/cid" xmlns:w16="http://schemas.microsoft.com/office/word/2018/wordml" xmlns:w16du="http://schemas.microsoft.com/office/word/2023/wordml/word16du" xmlns:w16sdtdh="http://schemas.microsoft.com/office/word/2020/wordml/sdtdatahash" xmlns:w16sdtfl="http://schemas.microsoft.com/office/word/2024/wordml/sdtformatlock" xmlns:w16se="http://schemas.microsoft.com/office/word/2015/wordml/symex" xmlns:wpg="http://schemas.microsoft.com/office/word/2010/wordprocessingGroup" xmlns:wpi="http://schemas.microsoft.com/office/word/2010/wordprocessingInk" xmlns:wne="http://schemas.microsoft.com/office/word/2006/wordml" xmlns:wps="http://schemas.microsoft.com/office/word/2010/wordprocessingShape" mc:Ignorable="w14 w15 w16se w16cid w16 w16cex w16sdtdh w16sdtfl w16du wp14">
   <w:p>
     <w:pPr>
       <w:pStyle w:val="Header"/>
       <w:jc w:val="center"/>
-      <w:rPr/>
     </w:pPr>
-    <w:r>
-      <w:rPr/>
-    </w:r>
   </w:p>
 </w:hdr>
 </file>
 
 <file path=word/numbering.xml><?xml version="1.0" encoding="utf-8"?>
-<w:numbering xmlns:w="http://schemas.openxmlformats.org/wordprocessingml/2006/main" xmlns:o="urn:schemas-microsoft-com:office:office" xmlns:r="http://schemas.openxmlformats.org/officeDocument/2006/relationships" xmlns:v="urn:schemas-microsoft-com:vml" xmlns:mc="http://schemas.openxmlformats.org/markup-compatibility/2006" xmlns:w14="http://schemas.microsoft.com/office/word/2010/wordml" mc:Ignorable="w14">
-  <w:abstractNum w:abstractNumId="1">
+<w:numbering xmlns:wpc="http://schemas.microsoft.com/office/word/2010/wordprocessingCanvas" xmlns:cx="http://schemas.microsoft.com/office/drawing/2014/chartex" xmlns:cx1="http://schemas.microsoft.com/office/drawing/2015/9/8/chartex" xmlns:cx2="http://schemas.microsoft.com/office/drawing/2015/10/21/chartex" xmlns:cx3="http://schemas.microsoft.com/office/drawing/2016/5/9/chartex" xmlns:cx4="http://schemas.microsoft.com/office/drawing/2016/5/10/chartex" xmlns:cx5="http://schemas.microsoft.com/office/drawing/2016/5/11/chartex" xmlns:cx6="http://schemas.microsoft.com/office/drawing/2016/5/12/chartex" xmlns:cx7="http://schemas.microsoft.com/office/drawing/2016/5/13/chartex" xmlns:cx8="http://schemas.microsoft.com/office/drawing/2016/5/14/chartex" xmlns:mc="http://schemas.openxmlformats.org/markup-compatibility/2006" xmlns:aink="http://schemas.microsoft.com/office/drawing/2016/ink" xmlns:am3d="http://schemas.microsoft.com/office/drawing/2017/model3d" xmlns:o="urn:schemas-microsoft-com:office:office" xmlns:oel="http://schemas.microsoft.com/office/2019/extlst" xmlns:r="http://schemas.openxmlformats.org/officeDocument/2006/relationships" xmlns:m="http://schemas.openxmlformats.org/officeDocument/2006/math" xmlns:v="urn:schemas-microsoft-com:vml" xmlns:wp14="http://schemas.microsoft.com/office/word/2010/wordprocessingDrawing" xmlns:wp="http://schemas.openxmlformats.org/drawingml/2006/wordprocessingDrawing" xmlns:w10="urn:schemas-microsoft-com:office:word" xmlns:w="http://schemas.openxmlformats.org/wordprocessingml/2006/main" xmlns:w14="http://schemas.microsoft.com/office/word/2010/wordml" xmlns:w15="http://schemas.microsoft.com/office/word/2012/wordml" xmlns:w16cex="http://schemas.microsoft.com/office/word/2018/wordml/cex" xmlns:w16cid="http://schemas.microsoft.com/office/word/2016/wordml/cid" xmlns:w16="http://schemas.microsoft.com/office/word/2018/wordml" xmlns:w16du="http://schemas.microsoft.com/office/word/2023/wordml/word16du" xmlns:w16sdtdh="http://schemas.microsoft.com/office/word/2020/wordml/sdtdatahash" xmlns:w16sdtfl="http://schemas.microsoft.com/office/word/2024/wordml/sdtformatlock" xmlns:w16se="http://schemas.microsoft.com/office/word/2015/wordml/symex" xmlns:wpg="http://schemas.microsoft.com/office/word/2010/wordprocessingGroup" xmlns:wpi="http://schemas.microsoft.com/office/word/2010/wordprocessingInk" xmlns:wne="http://schemas.microsoft.com/office/word/2006/wordml" xmlns:wps="http://schemas.microsoft.com/office/word/2010/wordprocessingShape" mc:Ignorable="w14 w15 w16se w16cid w16 w16cex w16sdtdh w16sdtfl w16du wp14">
+  <w:abstractNum w:abstractNumId="0" w15:restartNumberingAfterBreak="0">
+    <w:nsid w:val="300A624F"/>
+    <w:multiLevelType w:val="multilevel"/>
+    <w:tmpl w:val="FFFFFFFF"/>
     <w:lvl w:ilvl="0">
       <w:start w:val="1"/>
       <w:numFmt w:val="bullet"/>
       <w:lvlText w:val=""/>
-      <w:lvlJc w:val="start"/>
+      <w:lvlJc w:val="left"/>
       <w:pPr>
         <w:tabs>
           <w:tab w:val="num" w:pos="0"/>
         </w:tabs>
-        <w:ind w:start="720" w:hanging="360"/>
+        <w:ind w:left="720" w:hanging="360"/>
       </w:pPr>
       <w:rPr>
-        <w:rFonts w:ascii="Symbol" w:hAnsi="Symbol" w:cs="Symbol" w:hint="default"/>
+        <w:rFonts w:hint="default" w:ascii="Symbol" w:hAnsi="Symbol" w:cs="Symbol"/>
       </w:rPr>
     </w:lvl>
     <w:lvl w:ilvl="1">
       <w:start w:val="1"/>
       <w:numFmt w:val="bullet"/>
       <w:lvlText w:val="o"/>
-      <w:lvlJc w:val="start"/>
+      <w:lvlJc w:val="left"/>
       <w:pPr>
         <w:tabs>
           <w:tab w:val="num" w:pos="0"/>
         </w:tabs>
-        <w:ind w:start="1440" w:hanging="360"/>
+        <w:ind w:left="1440" w:hanging="360"/>
       </w:pPr>
       <w:rPr>
-        <w:rFonts w:ascii="Courier New" w:hAnsi="Courier New" w:cs="Courier New" w:hint="default"/>
+        <w:rFonts w:hint="default" w:ascii="Courier New" w:hAnsi="Courier New" w:cs="Courier New"/>
       </w:rPr>
     </w:lvl>
     <w:lvl w:ilvl="2">
       <w:start w:val="1"/>
       <w:numFmt w:val="bullet"/>
       <w:lvlText w:val=""/>
-      <w:lvlJc w:val="start"/>
+      <w:lvlJc w:val="left"/>
       <w:pPr>
         <w:tabs>
           <w:tab w:val="num" w:pos="0"/>
         </w:tabs>
-        <w:ind w:start="2160" w:hanging="360"/>
+        <w:ind w:left="2160" w:hanging="360"/>
       </w:pPr>
       <w:rPr>
-        <w:rFonts w:ascii="Wingdings" w:hAnsi="Wingdings" w:cs="Wingdings" w:hint="default"/>
+        <w:rFonts w:hint="default" w:ascii="Wingdings" w:hAnsi="Wingdings" w:cs="Wingdings"/>
       </w:rPr>
     </w:lvl>
     <w:lvl w:ilvl="3">
       <w:start w:val="1"/>
       <w:numFmt w:val="bullet"/>
       <w:lvlText w:val=""/>
-      <w:lvlJc w:val="start"/>
+      <w:lvlJc w:val="left"/>
       <w:pPr>
         <w:tabs>
           <w:tab w:val="num" w:pos="0"/>
         </w:tabs>
-        <w:ind w:start="2880" w:hanging="360"/>
+        <w:ind w:left="2880" w:hanging="360"/>
       </w:pPr>
       <w:rPr>
-        <w:rFonts w:ascii="Symbol" w:hAnsi="Symbol" w:cs="Symbol" w:hint="default"/>
+        <w:rFonts w:hint="default" w:ascii="Symbol" w:hAnsi="Symbol" w:cs="Symbol"/>
       </w:rPr>
     </w:lvl>
     <w:lvl w:ilvl="4">
       <w:start w:val="1"/>
       <w:numFmt w:val="bullet"/>
       <w:lvlText w:val="o"/>
-      <w:lvlJc w:val="start"/>
+      <w:lvlJc w:val="left"/>
       <w:pPr>
         <w:tabs>
           <w:tab w:val="num" w:pos="0"/>
         </w:tabs>
-        <w:ind w:start="3600" w:hanging="360"/>
+        <w:ind w:left="3600" w:hanging="360"/>
       </w:pPr>
       <w:rPr>
-        <w:rFonts w:ascii="Courier New" w:hAnsi="Courier New" w:cs="Courier New" w:hint="default"/>
+        <w:rFonts w:hint="default" w:ascii="Courier New" w:hAnsi="Courier New" w:cs="Courier New"/>
       </w:rPr>
     </w:lvl>
     <w:lvl w:ilvl="5">
       <w:start w:val="1"/>
       <w:numFmt w:val="bullet"/>
       <w:lvlText w:val=""/>
-      <w:lvlJc w:val="start"/>
+      <w:lvlJc w:val="left"/>
       <w:pPr>
         <w:tabs>
           <w:tab w:val="num" w:pos="0"/>
         </w:tabs>
-        <w:ind w:start="4320" w:hanging="360"/>
+        <w:ind w:left="4320" w:hanging="360"/>
       </w:pPr>
       <w:rPr>
-        <w:rFonts w:ascii="Wingdings" w:hAnsi="Wingdings" w:cs="Wingdings" w:hint="default"/>
+        <w:rFonts w:hint="default" w:ascii="Wingdings" w:hAnsi="Wingdings" w:cs="Wingdings"/>
       </w:rPr>
     </w:lvl>
     <w:lvl w:ilvl="6">
       <w:start w:val="1"/>
       <w:numFmt w:val="bullet"/>
       <w:lvlText w:val=""/>
-      <w:lvlJc w:val="start"/>
+      <w:lvlJc w:val="left"/>
       <w:pPr>
         <w:tabs>
           <w:tab w:val="num" w:pos="0"/>
         </w:tabs>
-        <w:ind w:start="5040" w:hanging="360"/>
+        <w:ind w:left="5040" w:hanging="360"/>
       </w:pPr>
       <w:rPr>
-        <w:rFonts w:ascii="Symbol" w:hAnsi="Symbol" w:cs="Symbol" w:hint="default"/>
+        <w:rFonts w:hint="default" w:ascii="Symbol" w:hAnsi="Symbol" w:cs="Symbol"/>
       </w:rPr>
     </w:lvl>
     <w:lvl w:ilvl="7">
       <w:start w:val="1"/>
       <w:numFmt w:val="bullet"/>
       <w:lvlText w:val="o"/>
-      <w:lvlJc w:val="start"/>
+      <w:lvlJc w:val="left"/>
       <w:pPr>
         <w:tabs>
           <w:tab w:val="num" w:pos="0"/>
         </w:tabs>
-        <w:ind w:start="5760" w:hanging="360"/>
+        <w:ind w:left="5760" w:hanging="360"/>
       </w:pPr>
       <w:rPr>
-        <w:rFonts w:ascii="Courier New" w:hAnsi="Courier New" w:cs="Courier New" w:hint="default"/>
+        <w:rFonts w:hint="default" w:ascii="Courier New" w:hAnsi="Courier New" w:cs="Courier New"/>
       </w:rPr>
     </w:lvl>
     <w:lvl w:ilvl="8">
       <w:start w:val="1"/>
       <w:numFmt w:val="bullet"/>
       <w:lvlText w:val=""/>
-      <w:lvlJc w:val="start"/>
+      <w:lvlJc w:val="left"/>
       <w:pPr>
         <w:tabs>
           <w:tab w:val="num" w:pos="0"/>
         </w:tabs>
-        <w:ind w:start="6480" w:hanging="360"/>
+        <w:ind w:left="6480" w:hanging="360"/>
       </w:pPr>
       <w:rPr>
-        <w:rFonts w:ascii="Wingdings" w:hAnsi="Wingdings" w:cs="Wingdings" w:hint="default"/>
+        <w:rFonts w:hint="default" w:ascii="Wingdings" w:hAnsi="Wingdings" w:cs="Wingdings"/>
       </w:rPr>
     </w:lvl>
   </w:abstractNum>
-  <w:abstractNum w:abstractNumId="2">
+  <w:abstractNum w:abstractNumId="1" w15:restartNumberingAfterBreak="0">
+    <w:nsid w:val="6E58C4D1"/>
+    <w:multiLevelType w:val="multilevel"/>
+    <w:tmpl w:val="FFFFFFFF"/>
     <w:lvl w:ilvl="0">
       <w:start w:val="1"/>
       <w:numFmt w:val="none"/>
       <w:suff w:val="nothing"/>
       <w:lvlText w:val=""/>
-      <w:lvlJc w:val="start"/>
+      <w:lvlJc w:val="left"/>
       <w:pPr>
         <w:tabs>
           <w:tab w:val="num" w:pos="0"/>
         </w:tabs>
-        <w:ind w:start="0" w:hanging="0"/>
+        <w:ind w:left="0" w:firstLine="0"/>
       </w:pPr>
     </w:lvl>
     <w:lvl w:ilvl="1">
@@ -2931,12 +2944,12 @@
       <w:numFmt w:val="none"/>
       <w:suff w:val="nothing"/>
       <w:lvlText w:val=""/>
-      <w:lvlJc w:val="start"/>
+      <w:lvlJc w:val="left"/>
       <w:pPr>
         <w:tabs>
           <w:tab w:val="num" w:pos="0"/>
         </w:tabs>
-        <w:ind w:start="0" w:hanging="0"/>
+        <w:ind w:left="0" w:firstLine="0"/>
       </w:pPr>
     </w:lvl>
     <w:lvl w:ilvl="2">
@@ -2944,12 +2957,12 @@
       <w:numFmt w:val="none"/>
       <w:suff w:val="nothing"/>
       <w:lvlText w:val=""/>
-      <w:lvlJc w:val="start"/>
+      <w:lvlJc w:val="left"/>
       <w:pPr>
         <w:tabs>
           <w:tab w:val="num" w:pos="0"/>
         </w:tabs>
-        <w:ind w:start="0" w:hanging="0"/>
+        <w:ind w:left="0" w:firstLine="0"/>
       </w:pPr>
     </w:lvl>
     <w:lvl w:ilvl="3">
@@ -2957,12 +2970,12 @@
       <w:numFmt w:val="none"/>
       <w:suff w:val="nothing"/>
       <w:lvlText w:val=""/>
-      <w:lvlJc w:val="start"/>
+      <w:lvlJc w:val="left"/>
       <w:pPr>
         <w:tabs>
           <w:tab w:val="num" w:pos="0"/>
         </w:tabs>
-        <w:ind w:start="0" w:hanging="0"/>
+        <w:ind w:left="0" w:firstLine="0"/>
       </w:pPr>
     </w:lvl>
     <w:lvl w:ilvl="4">
@@ -2970,12 +2983,12 @@
       <w:numFmt w:val="none"/>
       <w:suff w:val="nothing"/>
       <w:lvlText w:val=""/>
-      <w:lvlJc w:val="start"/>
+      <w:lvlJc w:val="left"/>
       <w:pPr>
         <w:tabs>
           <w:tab w:val="num" w:pos="0"/>
         </w:tabs>
-        <w:ind w:start="0" w:hanging="0"/>
+        <w:ind w:left="0" w:firstLine="0"/>
       </w:pPr>
     </w:lvl>
     <w:lvl w:ilvl="5">
@@ -2983,12 +2996,12 @@
       <w:numFmt w:val="none"/>
       <w:suff w:val="nothing"/>
       <w:lvlText w:val=""/>
-      <w:lvlJc w:val="start"/>
+      <w:lvlJc w:val="left"/>
       <w:pPr>
         <w:tabs>
           <w:tab w:val="num" w:pos="0"/>
         </w:tabs>
-        <w:ind w:start="0" w:hanging="0"/>
+        <w:ind w:left="0" w:firstLine="0"/>
       </w:pPr>
     </w:lvl>
     <w:lvl w:ilvl="6">
@@ -2996,12 +3009,12 @@
       <w:numFmt w:val="none"/>
       <w:suff w:val="nothing"/>
       <w:lvlText w:val=""/>
-      <w:lvlJc w:val="start"/>
+      <w:lvlJc w:val="left"/>
       <w:pPr>
         <w:tabs>
           <w:tab w:val="num" w:pos="0"/>
         </w:tabs>
-        <w:ind w:start="0" w:hanging="0"/>
+        <w:ind w:left="0" w:firstLine="0"/>
       </w:pPr>
     </w:lvl>
     <w:lvl w:ilvl="7">
@@ -3009,12 +3022,12 @@
       <w:numFmt w:val="none"/>
       <w:suff w:val="nothing"/>
       <w:lvlText w:val=""/>
-      <w:lvlJc w:val="start"/>
+      <w:lvlJc w:val="left"/>
       <w:pPr>
         <w:tabs>
           <w:tab w:val="num" w:pos="0"/>
         </w:tabs>
-        <w:ind w:start="0" w:hanging="0"/>
+        <w:ind w:left="0" w:firstLine="0"/>
       </w:pPr>
     </w:lvl>
     <w:lvl w:ilvl="8">
@@ -3022,30 +3035,30 @@
       <w:numFmt w:val="none"/>
       <w:suff w:val="nothing"/>
       <w:lvlText w:val=""/>
-      <w:lvlJc w:val="start"/>
+      <w:lvlJc w:val="left"/>
       <w:pPr>
         <w:tabs>
           <w:tab w:val="num" w:pos="0"/>
         </w:tabs>
-        <w:ind w:start="0" w:hanging="0"/>
+        <w:ind w:left="0" w:firstLine="0"/>
       </w:pPr>
     </w:lvl>
   </w:abstractNum>
-  <w:num w:numId="1">
+  <w:num w:numId="1" w16cid:durableId="2010058649">
+    <w:abstractNumId w:val="0"/>
+  </w:num>
+  <w:num w:numId="2" w16cid:durableId="138308424">
     <w:abstractNumId w:val="1"/>
-  </w:num>
-  <w:num w:numId="2">
-    <w:abstractNumId w:val="2"/>
   </w:num>
 </w:numbering>
 </file>
 
 <file path=word/styles.xml><?xml version="1.0" encoding="utf-8"?>
-<w:styles xmlns:w="http://schemas.openxmlformats.org/wordprocessingml/2006/main" xmlns:w14="http://schemas.microsoft.com/office/word/2010/wordml" xmlns:mc="http://schemas.openxmlformats.org/markup-compatibility/2006" mc:Ignorable="w14">
+<w:styles xmlns:wp14="http://schemas.microsoft.com/office/word/2010/wordprocessingDrawing" xmlns:mc="http://schemas.openxmlformats.org/markup-compatibility/2006" xmlns:r="http://schemas.openxmlformats.org/officeDocument/2006/relationships" xmlns:w="http://schemas.openxmlformats.org/wordprocessingml/2006/main" xmlns:w14="http://schemas.microsoft.com/office/word/2010/wordml" xmlns:w15="http://schemas.microsoft.com/office/word/2012/wordml" xmlns:w16cex="http://schemas.microsoft.com/office/word/2018/wordml/cex" xmlns:w16cid="http://schemas.microsoft.com/office/word/2016/wordml/cid" xmlns:w16="http://schemas.microsoft.com/office/word/2018/wordml" xmlns:w16du="http://schemas.microsoft.com/office/word/2023/wordml/word16du" xmlns:w16sdtdh="http://schemas.microsoft.com/office/word/2020/wordml/sdtdatahash" xmlns:w16sdtfl="http://schemas.microsoft.com/office/word/2024/wordml/sdtformatlock" xmlns:w16se="http://schemas.microsoft.com/office/word/2015/wordml/symex" mc:Ignorable="w14 w15 w16se w16cid w16 w16cex w16sdtdh w16sdtfl w16du wp14">
   <w:docDefaults>
     <w:rPrDefault>
       <w:rPr>
-        <w:rFonts w:ascii="Calibri" w:hAnsi="Calibri" w:eastAsia="Calibri" w:cs="Arial" w:asciiTheme="minorHAnsi" w:cstheme="minorBidi" w:eastAsiaTheme="minorHAnsi" w:hAnsiTheme="minorHAnsi"/>
+        <w:rFonts w:asciiTheme="minorHAnsi" w:hAnsiTheme="minorHAnsi" w:eastAsiaTheme="minorHAnsi" w:cstheme="minorBidi"/>
         <w:sz w:val="22"/>
         <w:szCs w:val="22"/>
         <w:lang w:val="it-IT" w:eastAsia="en-US" w:bidi="ar-SA"/>
@@ -3053,7 +3066,7 @@
     </w:rPrDefault>
     <w:pPrDefault>
       <w:pPr>
-        <w:suppressAutoHyphens w:val="true"/>
+        <w:suppressAutoHyphens/>
       </w:pPr>
     </w:pPrDefault>
   </w:docDefaults>
@@ -3438,52 +3451,60 @@
   <w:style w:type="paragraph" w:styleId="Normal" w:default="1">
     <w:name w:val="Normal"/>
     <w:qFormat/>
-    <w:rsid w:val="00b15627"/>
+    <w:rsid w:val="00B15627"/>
     <w:pPr>
-      <w:widowControl/>
-      <w:bidi w:val="0"/>
-      <w:spacing w:lineRule="auto" w:line="259" w:before="0" w:after="160"/>
-      <w:jc w:val="start"/>
+      <w:spacing w:after="160" w:line="259" w:lineRule="auto"/>
     </w:pPr>
-    <w:rPr>
-      <w:rFonts w:ascii="Calibri" w:hAnsi="Calibri" w:eastAsia="Calibri" w:cs="Arial" w:asciiTheme="minorHAnsi" w:cstheme="minorBidi" w:eastAsiaTheme="minorHAnsi" w:hAnsiTheme="minorHAnsi"/>
-      <w:color w:val="auto"/>
-      <w:kern w:val="0"/>
-      <w:sz w:val="22"/>
-      <w:szCs w:val="22"/>
-      <w:lang w:val="it-IT" w:eastAsia="en-US" w:bidi="ar-SA"/>
-    </w:rPr>
   </w:style>
   <w:style w:type="character" w:styleId="DefaultParagraphFont" w:default="1">
     <w:name w:val="Default Paragraph Font"/>
     <w:uiPriority w:val="1"/>
     <w:semiHidden/>
     <w:unhideWhenUsed/>
-    <w:qFormat/>
-    <w:rPr/>
+  </w:style>
+  <w:style w:type="table" w:styleId="TableNormal" w:default="1">
+    <w:name w:val="Normal Table"/>
+    <w:uiPriority w:val="99"/>
+    <w:semiHidden/>
+    <w:unhideWhenUsed/>
+    <w:tblPr>
+      <w:tblInd w:w="0" w:type="dxa"/>
+      <w:tblCellMar>
+        <w:top w:w="0" w:type="dxa"/>
+        <w:left w:w="108" w:type="dxa"/>
+        <w:bottom w:w="0" w:type="dxa"/>
+        <w:right w:w="108" w:type="dxa"/>
+      </w:tblCellMar>
+    </w:tblPr>
+  </w:style>
+  <w:style w:type="numbering" w:styleId="NoList" w:default="1">
+    <w:name w:val="No List"/>
+    <w:uiPriority w:val="99"/>
+    <w:semiHidden/>
+    <w:unhideWhenUsed/>
   </w:style>
   <w:style w:type="character" w:styleId="HeaderChar" w:customStyle="1">
     <w:name w:val="Header Char"/>
     <w:basedOn w:val="DefaultParagraphFont"/>
+    <w:link w:val="Header"/>
     <w:uiPriority w:val="99"/>
     <w:qFormat/>
-    <w:rsid w:val="00b15627"/>
-    <w:rPr/>
+    <w:rsid w:val="00B15627"/>
   </w:style>
   <w:style w:type="character" w:styleId="FooterChar" w:customStyle="1">
     <w:name w:val="Footer Char"/>
     <w:basedOn w:val="DefaultParagraphFont"/>
+    <w:link w:val="Footer"/>
     <w:uiPriority w:val="99"/>
     <w:qFormat/>
-    <w:rsid w:val="00b15627"/>
-    <w:rPr/>
+    <w:rsid w:val="00B15627"/>
   </w:style>
   <w:style w:type="character" w:styleId="Emphasis">
     <w:name w:val="Emphasis"/>
     <w:basedOn w:val="DefaultParagraphFont"/>
     <w:uiPriority w:val="20"/>
     <w:qFormat/>
-    <w:rsid w:val="009927a0"/>
+    <w:rsid w:val="009927A0"/>
     <w:rPr>
       <w:i/>
       <w:iCs/>
@@ -3494,31 +3515,33 @@
     <w:basedOn w:val="DefaultParagraphFont"/>
     <w:uiPriority w:val="19"/>
     <w:qFormat/>
-    <w:rsid w:val="009927a0"/>
+    <w:rsid w:val="009927A0"/>
     <w:rPr>
       <w:i/>
       <w:iCs/>
-      <w:color w:themeColor="text1" w:themeTint="bf" w:val="404040"/>
+      <w:color w:val="404040" w:themeColor="text1" w:themeTint="BF"/>
     </w:rPr>
   </w:style>
   <w:style w:type="character" w:styleId="SubtitleChar" w:customStyle="1">
     <w:name w:val="Subtitle Char"/>
     <w:basedOn w:val="DefaultParagraphFont"/>
+    <w:link w:val="Subtitle"/>
     <w:uiPriority w:val="11"/>
     <w:qFormat/>
-    <w:rsid w:val="009927a0"/>
+    <w:rsid w:val="009927A0"/>
     <w:rPr>
-      <w:rFonts w:eastAsia="游明朝" w:eastAsiaTheme="minorEastAsia"/>
-      <w:color w:themeColor="text1" w:themeTint="a5" w:val="5A5A5A"/>
+      <w:rFonts w:eastAsiaTheme="minorEastAsia"/>
+      <w:color w:val="5A5A5A" w:themeColor="text1" w:themeTint="A5"/>
       <w:spacing w:val="15"/>
     </w:rPr>
   </w:style>
   <w:style w:type="character" w:styleId="FootnoteTextChar" w:customStyle="1">
     <w:name w:val="Footnote Text Char"/>
     <w:basedOn w:val="DefaultParagraphFont"/>
+    <w:link w:val="FootnoteText"/>
     <w:uiPriority w:val="99"/>
     <w:qFormat/>
-    <w:rsid w:val="000d08e4"/>
+    <w:rsid w:val="000D08E4"/>
     <w:rPr>
       <w:rFonts w:ascii="Arial" w:hAnsi="Arial" w:eastAsia="Arial Regular" w:cs="Times New Roman"/>
       <w:color w:val="000000"/>
@@ -3546,9 +3569,9 @@
     <w:basedOn w:val="DefaultParagraphFont"/>
     <w:uiPriority w:val="99"/>
     <w:unhideWhenUsed/>
-    <w:rsid w:val="005e0347"/>
+    <w:rsid w:val="005E0347"/>
     <w:rPr>
-      <w:color w:themeColor="hyperlink" w:val="0563C1"/>
+      <w:color w:val="0563C1" w:themeColor="hyperlink"/>
       <w:u w:val="single"/>
     </w:rPr>
   </w:style>
@@ -3559,19 +3582,19 @@
     <w:semiHidden/>
     <w:unhideWhenUsed/>
     <w:qFormat/>
-    <w:rsid w:val="005e0347"/>
+    <w:rsid w:val="005E0347"/>
     <w:rPr>
       <w:color w:val="605E5C"/>
-      <w:shd w:fill="E1DFDD" w:val="clear"/>
+      <w:shd w:val="clear" w:color="auto" w:fill="E1DFDD"/>
     </w:rPr>
   </w:style>
-  <w:style w:type="paragraph" w:styleId="Titolo">
+  <w:style w:type="paragraph" w:styleId="Titolo" w:customStyle="1">
     <w:name w:val="Titolo"/>
     <w:basedOn w:val="Normal"/>
     <w:next w:val="BodyText"/>
     <w:qFormat/>
     <w:pPr>
-      <w:keepNext w:val="true"/>
+      <w:keepNext/>
       <w:spacing w:before="240" w:after="120"/>
     </w:pPr>
     <w:rPr>
@@ -3584,14 +3607,12 @@
     <w:name w:val="Body Text"/>
     <w:basedOn w:val="Normal"/>
     <w:pPr>
-      <w:spacing w:lineRule="auto" w:line="276" w:before="0" w:after="140"/>
+      <w:spacing w:after="140" w:line="276" w:lineRule="auto"/>
     </w:pPr>
-    <w:rPr/>
   </w:style>
   <w:style w:type="paragraph" w:styleId="List">
     <w:name w:val="List"/>
     <w:basedOn w:val="BodyText"/>
-    <w:pPr/>
     <w:rPr>
       <w:rFonts w:cs="Lucida Sans"/>
     </w:rPr>
@@ -3612,7 +3633,7 @@
       <w:szCs w:val="24"/>
     </w:rPr>
   </w:style>
-  <w:style w:type="paragraph" w:styleId="Indice">
+  <w:style w:type="paragraph" w:styleId="Indice" w:customStyle="1">
     <w:name w:val="Indice"/>
     <w:basedOn w:val="Normal"/>
     <w:qFormat/>
@@ -3628,20 +3649,16 @@
     <w:basedOn w:val="Normal"/>
     <w:uiPriority w:val="34"/>
     <w:qFormat/>
-    <w:rsid w:val="00b15627"/>
+    <w:rsid w:val="00B15627"/>
     <w:pPr>
-      <w:spacing w:before="0" w:after="160"/>
-      <w:ind w:start="720"/>
+      <w:ind w:left="720"/>
       <w:contextualSpacing/>
     </w:pPr>
-    <w:rPr/>
   </w:style>
-  <w:style w:type="paragraph" w:styleId="Intestazioneepidipagina">
+  <w:style w:type="paragraph" w:styleId="Intestazioneepidipagina" w:customStyle="1">
     <w:name w:val="Intestazione e piè di pagina"/>
     <w:basedOn w:val="Normal"/>
     <w:qFormat/>
-    <w:pPr/>
-    <w:rPr/>
   </w:style>
   <w:style w:type="paragraph" w:styleId="Header">
     <w:name w:val="header"/>
@@ -3649,16 +3666,14 @@
     <w:link w:val="HeaderChar"/>
     <w:uiPriority w:val="99"/>
     <w:unhideWhenUsed/>
-    <w:rsid w:val="00b15627"/>
+    <w:rsid w:val="00B15627"/>
     <w:pPr>
       <w:tabs>
-        <w:tab w:val="clear" w:pos="708"/>
-        <w:tab w:val="center" w:pos="4819" w:leader="none"/>
-        <w:tab w:val="right" w:pos="9638" w:leader="none"/>
+        <w:tab w:val="center" w:pos="4819"/>
+        <w:tab w:val="right" w:pos="9638"/>
       </w:tabs>
-      <w:spacing w:lineRule="auto" w:line="240" w:before="0" w:after="0"/>
+      <w:spacing w:after="0" w:line="240" w:lineRule="auto"/>
     </w:pPr>
-    <w:rPr/>
   </w:style>
   <w:style w:type="paragraph" w:styleId="Footer">
     <w:name w:val="footer"/>
@@ -3667,16 +3682,14 @@
     <w:uiPriority w:val="99"/>
     <w:unhideWhenUsed/>
     <w:qFormat/>
-    <w:rsid w:val="00b15627"/>
+    <w:rsid w:val="00B15627"/>
     <w:pPr>
       <w:tabs>
-        <w:tab w:val="clear" w:pos="708"/>
-        <w:tab w:val="center" w:pos="4819" w:leader="none"/>
-        <w:tab w:val="right" w:pos="9638" w:leader="none"/>
+        <w:tab w:val="center" w:pos="4819"/>
+        <w:tab w:val="right" w:pos="9638"/>
       </w:tabs>
-      <w:spacing w:lineRule="auto" w:line="240" w:before="0" w:after="0"/>
+      <w:spacing w:after="0" w:line="240" w:lineRule="auto"/>
     </w:pPr>
-    <w:rPr/>
   </w:style>
   <w:style w:type="paragraph" w:styleId="Subtitle">
     <w:name w:val="Subtitle"/>
@@ -3685,11 +3698,10 @@
     <w:link w:val="SubtitleChar"/>
     <w:uiPriority w:val="11"/>
     <w:qFormat/>
-    <w:rsid w:val="009927a0"/>
-    <w:pPr/>
+    <w:rsid w:val="009927A0"/>
     <w:rPr>
-      <w:rFonts w:eastAsia="游明朝" w:eastAsiaTheme="minorEastAsia"/>
-      <w:color w:themeColor="text1" w:themeTint="a5" w:val="5A5A5A"/>
+      <w:rFonts w:eastAsiaTheme="minorEastAsia"/>
+      <w:color w:val="5A5A5A" w:themeColor="text1" w:themeTint="A5"/>
       <w:spacing w:val="15"/>
     </w:rPr>
   </w:style>
@@ -3697,21 +3709,7 @@
     <w:name w:val="No Spacing"/>
     <w:uiPriority w:val="1"/>
     <w:qFormat/>
-    <w:rsid w:val="009927a0"/>
-    <w:pPr>
-      <w:widowControl/>
-      <w:bidi w:val="0"/>
-      <w:spacing w:lineRule="auto" w:line="240" w:before="0" w:after="0"/>
-      <w:jc w:val="start"/>
-    </w:pPr>
-    <w:rPr>
-      <w:rFonts w:ascii="Calibri" w:hAnsi="Calibri" w:eastAsia="Calibri" w:cs="Arial" w:asciiTheme="minorHAnsi" w:cstheme="minorBidi" w:eastAsiaTheme="minorHAnsi" w:hAnsiTheme="minorHAnsi"/>
-      <w:color w:val="auto"/>
-      <w:kern w:val="0"/>
-      <w:sz w:val="22"/>
-      <w:szCs w:val="22"/>
-      <w:lang w:val="it-IT" w:eastAsia="en-US" w:bidi="ar-SA"/>
-    </w:rPr>
+    <w:rsid w:val="009927A0"/>
   </w:style>
   <w:style w:type="paragraph" w:styleId="FootnoteText">
     <w:name w:val="footnote text"/>
@@ -3721,10 +3719,10 @@
     <w:uiPriority w:val="99"/>
     <w:unhideWhenUsed/>
     <w:qFormat/>
-    <w:rsid w:val="000d08e4"/>
+    <w:rsid w:val="000D08E4"/>
     <w:pPr>
-      <w:spacing w:lineRule="exact" w:line="240" w:before="0" w:after="0"/>
-      <w:ind w:start="284"/>
+      <w:spacing w:after="0" w:line="240" w:lineRule="exact"/>
+      <w:ind w:left="284"/>
       <w:jc w:val="both"/>
     </w:pPr>
     <w:rPr>
@@ -3745,7 +3743,7 @@
     <w:qFormat/>
     <w:rsid w:val="00140065"/>
     <w:pPr>
-      <w:spacing w:lineRule="auto" w:line="240" w:before="0" w:after="0"/>
+      <w:spacing w:after="0" w:line="240" w:lineRule="auto"/>
     </w:pPr>
     <w:rPr>
       <w:rFonts w:ascii="Segoe UI" w:hAnsi="Segoe UI" w:cs="Segoe UI"/>
@@ -3753,42 +3751,23 @@
       <w:szCs w:val="18"/>
     </w:rPr>
   </w:style>
-  <w:style w:type="paragraph" w:styleId="Contenutocornice">
+  <w:style w:type="paragraph" w:styleId="Contenutocornice" w:customStyle="1">
     <w:name w:val="Contenuto cornice"/>
     <w:basedOn w:val="Normal"/>
     <w:qFormat/>
-    <w:pPr/>
-    <w:rPr/>
   </w:style>
-  <w:style w:type="numbering" w:styleId="Nessunelenco" w:default="1">
+  <w:style w:type="numbering" w:styleId="Nessunelenco" w:customStyle="1">
     <w:name w:val="Nessun elenco"/>
     <w:uiPriority w:val="99"/>
     <w:semiHidden/>
     <w:unhideWhenUsed/>
     <w:qFormat/>
   </w:style>
-  <w:style w:type="table" w:default="1" w:styleId="TableNormal">
-    <w:name w:val="Normal Table"/>
-    <w:uiPriority w:val="99"/>
-    <w:semiHidden/>
-    <w:unhideWhenUsed/>
-    <w:tblPr>
-      <w:tblCellMar>
-        <w:top w:w="0" w:type="dxa"/>
-        <w:left w:w="108" w:type="dxa"/>
-        <w:bottom w:w="0" w:type="dxa"/>
-        <w:right w:w="108" w:type="dxa"/>
-      </w:tblCellMar>
-    </w:tblPr>
-  </w:style>
   <w:style w:type="table" w:styleId="TableGrid">
     <w:name w:val="Table Grid"/>
     <w:basedOn w:val="TableNormal"/>
     <w:uiPriority w:val="39"/>
-    <w:rsid w:val="00a03320"/>
-    <w:pPr>
-      <w:spacing w:after="0" w:line="240" w:lineRule="auto"/>
-    </w:pPr>
+    <w:rsid w:val="00A03320"/>
     <w:tblPr>
       <w:tblBorders>
         <w:top w:val="single" w:color="auto" w:sz="4" w:space="0"/>
@@ -3804,54 +3783,54 @@
 </file>
 
 <file path=word/theme/theme1.xml><?xml version="1.0" encoding="utf-8"?>
-<a:theme xmlns:a="http://schemas.openxmlformats.org/drawingml/2006/main" xmlns:r="http://schemas.openxmlformats.org/officeDocument/2006/relationships" name="Office Theme">
+<a:theme xmlns:a="http://schemas.openxmlformats.org/drawingml/2006/main" name="Office Theme">
   <a:themeElements>
     <a:clrScheme name="Office">
       <a:dk1>
         <a:srgbClr val="000000"/>
       </a:dk1>
       <a:lt1>
-        <a:srgbClr val="ffffff"/>
+        <a:srgbClr val="FFFFFF"/>
       </a:lt1>
       <a:dk2>
-        <a:srgbClr val="44546a"/>
+        <a:srgbClr val="44546A"/>
       </a:dk2>
       <a:lt2>
-        <a:srgbClr val="e7e6e6"/>
+        <a:srgbClr val="E7E6E6"/>
       </a:lt2>
       <a:accent1>
-        <a:srgbClr val="4472c4"/>
+        <a:srgbClr val="4472C4"/>
       </a:accent1>
       <a:accent2>
-        <a:srgbClr val="ed7d31"/>
+        <a:srgbClr val="ED7D31"/>
       </a:accent2>
       <a:accent3>
-        <a:srgbClr val="a5a5a5"/>
+        <a:srgbClr val="A5A5A5"/>
       </a:accent3>
       <a:accent4>
-        <a:srgbClr val="ffc000"/>
+        <a:srgbClr val="FFC000"/>
       </a:accent4>
       <a:accent5>
-        <a:srgbClr val="5b9bd5"/>
+        <a:srgbClr val="5B9BD5"/>
       </a:accent5>
       <a:accent6>
-        <a:srgbClr val="70ad47"/>
+        <a:srgbClr val="70AD47"/>
       </a:accent6>
       <a:hlink>
-        <a:srgbClr val="0563c1"/>
+        <a:srgbClr val="0563C1"/>
       </a:hlink>
       <a:folHlink>
-        <a:srgbClr val="954f72"/>
+        <a:srgbClr val="954F72"/>
       </a:folHlink>
     </a:clrScheme>
     <a:fontScheme name="Office">
       <a:majorFont>
-        <a:latin typeface="Calibri Light" panose="020F0302020204030204" pitchFamily="0" charset="1"/>
+        <a:latin typeface="Calibri Light" panose="020F0302020204030204"/>
         <a:ea typeface=""/>
         <a:cs typeface=""/>
       </a:majorFont>
       <a:minorFont>
-        <a:latin typeface="Calibri" panose="020F0502020204030204" pitchFamily="0" charset="1"/>
+        <a:latin typeface="Calibri" panose="020F0502020204030204"/>
         <a:ea typeface=""/>
         <a:cs typeface=""/>
       </a:minorFont>
@@ -3883,7 +3862,7 @@
             </a:gs>
           </a:gsLst>
           <a:lin ang="5400000" scaled="0"/>
-          <a:tileRect l="0" t="0" r="0" b="0"/>
+          <a:tileRect/>
         </a:gradFill>
         <a:gradFill>
           <a:gsLst>
@@ -3907,7 +3886,7 @@
             </a:gs>
           </a:gsLst>
           <a:lin ang="5400000" scaled="0"/>
-          <a:tileRect l="0" t="0" r="0" b="0"/>
+          <a:tileRect/>
         </a:gradFill>
       </a:fillStyleLst>
       <a:lnStyleLst>
@@ -3967,24 +3946,17 @@
             </a:gs>
           </a:gsLst>
           <a:lin ang="5400000" scaled="0"/>
-          <a:tileRect l="0" t="0" r="0" b="0"/>
+          <a:tileRect/>
         </a:gradFill>
       </a:bgFillStyleLst>
     </a:fmtScheme>
   </a:themeElements>
+  <a:objectDefaults/>
+  <a:extraClrSchemeLst/>
 </a:theme>
 </file>
 
 <file path=customXml/item1.xml><?xml version="1.0" encoding="utf-8"?>
-<?mso-contentType ?>
-<FormTemplates xmlns="http://schemas.microsoft.com/sharepoint/v3/contenttype/forms">
-  <Display>DocumentLibraryForm</Display>
-  <Edit>DocumentLibraryForm</Edit>
-  <New>DocumentLibraryForm</New>
-</FormTemplates>
-</file>
-
-<file path=customXml/item2.xml><?xml version="1.0" encoding="utf-8"?>
 <ct:contentTypeSchema xmlns:ct="http://schemas.microsoft.com/office/2006/metadata/contentType" xmlns:ma="http://schemas.microsoft.com/office/2006/metadata/properties/metaAttributes" ct:_="" ma:_="" ma:contentTypeName="Document" ma:contentTypeID="0x010100FD8210750B28D947B3080C4B4F2F926E" ma:contentTypeVersion="15" ma:contentTypeDescription="Create a new document." ma:contentTypeScope="" ma:versionID="2738418dfeecc5c87850d83055241634">
   <xsd:schema xmlns:xsd="http://www.w3.org/2001/XMLSchema" xmlns:xs="http://www.w3.org/2001/XMLSchema" xmlns:p="http://schemas.microsoft.com/office/2006/metadata/properties" xmlns:ns2="4bed5885-f73b-43ad-98ae-7ac639b33ab5" xmlns:ns3="51360c15-ec32-4112-876a-e286587752af" targetNamespace="http://schemas.microsoft.com/office/2006/metadata/properties" ma:root="true" ma:fieldsID="c8a9638baf0695c1b7994fbf85aceb77" ns2:_="" ns3:_="">
     <xsd:import namespace="4bed5885-f73b-43ad-98ae-7ac639b33ab5"/>
@@ -4205,11 +4177,16 @@
 </ct:contentTypeSchema>
 </file>
 
-<file path=customXml/item3.xml><?xml version="1.0" encoding="utf-8"?>
-<b:Sources xmlns:b="http://schemas.openxmlformats.org/officeDocument/2006/bibliography" xmlns="http://schemas.openxmlformats.org/officeDocument/2006/bibliography" SelectedStyle="\APASixthEditionOfficeOnline.xsl" StyleName="APA" Version="6"/>
+<file path=customXml/item2.xml><?xml version="1.0" encoding="utf-8"?>
+<?mso-contentType ?>
+<FormTemplates xmlns="http://schemas.microsoft.com/sharepoint/v3/contenttype/forms">
+  <Display>DocumentLibraryForm</Display>
+  <Edit>DocumentLibraryForm</Edit>
+  <New>DocumentLibraryForm</New>
+</FormTemplates>
 </file>
 
-<file path=customXml/item4.xml><?xml version="1.0" encoding="utf-8"?>
+<file path=customXml/item3.xml><?xml version="1.0" encoding="utf-8"?>
 <p:properties xmlns:p="http://schemas.microsoft.com/office/2006/metadata/properties" xmlns:xsi="http://www.w3.org/2001/XMLSchema-instance" xmlns:pc="http://schemas.microsoft.com/office/infopath/2007/PartnerControls">
   <documentManagement>
     <PrimeClassificationStatus xmlns="51360c15-ec32-4112-876a-e286587752af" xsi:nil="true"/>
@@ -4225,7 +4202,30 @@
 </p:properties>
 </file>
 
+<file path=customXml/item4.xml><?xml version="1.0" encoding="utf-8"?>
+<b:Sources xmlns:b="http://schemas.openxmlformats.org/officeDocument/2006/bibliography" xmlns="http://schemas.openxmlformats.org/officeDocument/2006/bibliography" SelectedStyle="\APASixthEditionOfficeOnline.xsl" StyleName="APA" Version="6"/>
+</file>
+
 <file path=customXml/itemProps1.xml><?xml version="1.0" encoding="utf-8"?>
+<ds:datastoreItem xmlns:ds="http://schemas.openxmlformats.org/officeDocument/2006/customXml" ds:itemID="{3C43B833-449A-40D8-A000-D4E0D3EDD857}">
+  <ds:schemaRefs>
+    <ds:schemaRef ds:uri="http://schemas.microsoft.com/office/2006/metadata/contentType"/>
+    <ds:schemaRef ds:uri="http://schemas.microsoft.com/office/2006/metadata/properties/metaAttributes"/>
+    <ds:schemaRef ds:uri="http://www.w3.org/2001/XMLSchema"/>
+    <ds:schemaRef ds:uri="http://schemas.microsoft.com/office/2006/metadata/properties"/>
+    <ds:schemaRef ds:uri="4bed5885-f73b-43ad-98ae-7ac639b33ab5"/>
+    <ds:schemaRef ds:uri="51360c15-ec32-4112-876a-e286587752af"/>
+    <ds:schemaRef ds:uri="http://schemas.microsoft.com/office/2006/documentManagement/types"/>
+    <ds:schemaRef ds:uri="http://schemas.microsoft.com/office/infopath/2007/PartnerControls"/>
+    <ds:schemaRef ds:uri="http://schemas.openxmlformats.org/package/2006/metadata/core-properties"/>
+    <ds:schemaRef ds:uri="http://purl.org/dc/elements/1.1/"/>
+    <ds:schemaRef ds:uri="http://purl.org/dc/terms/"/>
+    <ds:schemaRef ds:uri="http://schemas.microsoft.com/internal/obd"/>
+  </ds:schemaRefs>
+</ds:datastoreItem>
+</file>
+
+<file path=customXml/itemProps2.xml><?xml version="1.0" encoding="utf-8"?>
 <ds:datastoreItem xmlns:ds="http://schemas.openxmlformats.org/officeDocument/2006/customXml" ds:itemID="{7D4951FF-F48F-4CDE-974D-A87141EA5DBD}">
   <ds:schemaRefs>
     <ds:schemaRef ds:uri="http://schemas.microsoft.com/sharepoint/v3/contenttype/forms"/>
@@ -4233,31 +4233,21 @@
 </ds:datastoreItem>
 </file>
 
-<file path=customXml/itemProps2.xml><?xml version="1.0" encoding="utf-8"?>
-<ds:datastoreItem xmlns:ds="http://schemas.openxmlformats.org/officeDocument/2006/customXml" ds:itemID="{3C43B833-449A-40D8-A000-D4E0D3EDD857}"/>
+<file path=customXml/itemProps3.xml><?xml version="1.0" encoding="utf-8"?>
+<ds:datastoreItem xmlns:ds="http://schemas.openxmlformats.org/officeDocument/2006/customXml" ds:itemID="{310F50FD-D225-4B54-A63F-49BC91B23BDB}">
+  <ds:schemaRefs>
+    <ds:schemaRef ds:uri="http://schemas.microsoft.com/office/2006/metadata/properties"/>
+    <ds:schemaRef ds:uri="http://schemas.microsoft.com/office/infopath/2007/PartnerControls"/>
+    <ds:schemaRef ds:uri="51360c15-ec32-4112-876a-e286587752af"/>
+    <ds:schemaRef ds:uri="4bed5885-f73b-43ad-98ae-7ac639b33ab5"/>
+  </ds:schemaRefs>
+</ds:datastoreItem>
 </file>
 
-<file path=customXml/itemProps3.xml><?xml version="1.0" encoding="utf-8"?>
+<file path=customXml/itemProps4.xml><?xml version="1.0" encoding="utf-8"?>
 <ds:datastoreItem xmlns:ds="http://schemas.openxmlformats.org/officeDocument/2006/customXml" ds:itemID="{902C13B4-2F90-4602-AE63-90BAD959B958}">
   <ds:schemaRefs>
     <ds:schemaRef ds:uri="http://schemas.openxmlformats.org/officeDocument/2006/bibliography"/>
   </ds:schemaRefs>
 </ds:datastoreItem>
-</file>
-
-<file path=customXml/itemProps4.xml><?xml version="1.0" encoding="utf-8"?>
-<ds:datastoreItem xmlns:ds="http://schemas.openxmlformats.org/officeDocument/2006/customXml" ds:itemID="{310F50FD-D225-4B54-A63F-49BC91B23BDB}">
-  <ds:schemaRefs>
-    <ds:schemaRef ds:uri="http://purl.org/dc/dcmitype/"/>
-    <ds:schemaRef ds:uri="http://purl.org/dc/elements/1.1/"/>
-    <ds:schemaRef ds:uri="http://schemas.microsoft.com/office/2006/metadata/properties"/>
-    <ds:schemaRef ds:uri="http://purl.org/dc/terms/"/>
-    <ds:schemaRef ds:uri="http://www.w3.org/XML/1998/namespace"/>
-    <ds:schemaRef ds:uri="http://schemas.microsoft.com/office/2006/documentManagement/types"/>
-    <ds:schemaRef ds:uri="http://schemas.openxmlformats.org/package/2006/metadata/core-properties"/>
-    <ds:schemaRef ds:uri="http://schemas.microsoft.com/office/infopath/2007/PartnerControls"/>
-    <ds:schemaRef ds:uri="51360c15-ec32-4112-876a-e286587752af"/>
-    <ds:schemaRef ds:uri="4bed5885-f73b-43ad-98ae-7ac639b33ab5"/>
-  </ds:schemaRefs>
-</ds:datastoreItem>
 </file>